--- a/fixtures/common-paper/dpa-module.docx
+++ b/fixtures/common-paper/dpa-module.docx
@@ -16,7 +16,7 @@
           <w:sz w:val="44"/>
           <w:szCs w:val="44"/>
         </w:rPr>
-        <w:t xml:space="preserve">Data Processing Agreement</w:t>
+        <w:t>Data Processing Agreement</w:t>
       </w:r>
     </w:p>
     <w:p>
@@ -30,7 +30,7 @@
     </w:p>
     <w:tbl>
       <w:tblPr>
-        <w:tblStyle w:val="a3"/>
+        <w:tblStyle w:val="8"/>
         <w:tblW w:w="10070" w:type="dxa"/>
         <w:tblBorders>
           <w:top w:val="single" w:sz="4" w:space="0" w:color="000000"/>
@@ -78,7 +78,7 @@
                 <w:sz w:val="16"/>
                 <w:szCs w:val="16"/>
               </w:rPr>
-              <w:t xml:space="preserve">USING THIS DPA</w:t>
+              <w:t>USING THIS DPA</w:t>
             </w:r>
           </w:p>
           <w:p>
@@ -111,7 +111,7 @@
                   <w:szCs w:val="16"/>
                   <w:u w:val="single"/>
                 </w:rPr>
-                <w:t xml:space="preserve">http://commonpaper.com/standards/data-processing-agreement/1.1/</w:t>
+                <w:t>http://commonpaper.com/standards/data-processing-agreement/1.1/</w:t>
               </w:r>
             </w:hyperlink>
             <w:r>
@@ -131,7 +131,7 @@
                 <w:sz w:val="16"/>
                 <w:szCs w:val="16"/>
               </w:rPr>
-              <w:t xml:space="preserve">DPA</w:t>
+              <w:t>DPA</w:t>
             </w:r>
             <w:r>
               <w:rPr>
@@ -150,7 +150,7 @@
                 <w:sz w:val="16"/>
                 <w:szCs w:val="16"/>
               </w:rPr>
-              <w:t xml:space="preserve">Standard Terms</w:t>
+              <w:t>Standard Terms</w:t>
             </w:r>
             <w:r>
               <w:rPr>
@@ -169,7 +169,7 @@
                 <w:sz w:val="16"/>
                 <w:szCs w:val="16"/>
               </w:rPr>
-              <w:t xml:space="preserve">highlighted</w:t>
+              <w:t>highlighted</w:t>
             </w:r>
             <w:r>
               <w:rPr>
@@ -188,7 +188,7 @@
                 <w:sz w:val="16"/>
                 <w:szCs w:val="16"/>
               </w:rPr>
-              <w:t xml:space="preserve">Agreement</w:t>
+              <w:t>Agreement</w:t>
             </w:r>
             <w:r>
               <w:rPr>
@@ -197,7 +197,7 @@
                 <w:sz w:val="16"/>
                 <w:szCs w:val="16"/>
               </w:rPr>
-              <w:t xml:space="preserve">. A copy of the DPA Standard Terms is attached for convenience only.</w:t>
+              <w:t>. A copy of the DPA Standard Terms is attached for convenience only.</w:t>
             </w:r>
           </w:p>
         </w:tc>
@@ -225,7 +225,7 @@
     </w:p>
     <w:tbl>
       <w:tblPr>
-        <w:tblStyle w:val="a4"/>
+        <w:tblStyle w:val="7"/>
         <w:tblW w:w="10260" w:type="dxa"/>
         <w:tblBorders>
           <w:top w:val="single" w:sz="4" w:space="0" w:color="000000"/>
@@ -246,6 +246,7 @@
       <w:tr>
         <w:trPr>
           <w:gridAfter w:val="1"/>
+          <w:wAfter w:w="180" w:type="dxa"/>
           <w:trHeight w:val="440"/>
         </w:trPr>
         <w:tc>
@@ -283,7 +284,7 @@
                 <w:b/>
                 <w:color w:val="117086"/>
               </w:rPr>
-              <w:t xml:space="preserve">Key Terms</w:t>
+              <w:t>Key Terms</w:t>
             </w:r>
           </w:p>
           <w:p>
@@ -305,7 +306,7 @@
                 <w:sz w:val="16"/>
                 <w:szCs w:val="16"/>
               </w:rPr>
-              <w:t xml:space="preserve">The key legal terms of the DPA are as follows:</w:t>
+              <w:t>The key legal terms of the DPA are as follows:</w:t>
             </w:r>
           </w:p>
         </w:tc>
@@ -313,6 +314,7 @@
       <w:tr>
         <w:trPr>
           <w:gridAfter w:val="1"/>
+          <w:wAfter w:w="180" w:type="dxa"/>
           <w:trHeight w:val="16"/>
         </w:trPr>
         <w:tc>
@@ -348,7 +350,7 @@
                 <w:sz w:val="18"/>
                 <w:szCs w:val="18"/>
               </w:rPr>
-              <w:t xml:space="preserve">Agreement</w:t>
+              <w:t>Agreement</w:t>
             </w:r>
           </w:p>
         </w:tc>
@@ -387,7 +389,7 @@
                 <w:szCs w:val="16"/>
                 <w:highlight w:val="yellow"/>
               </w:rPr>
-              <w:t xml:space="preserve">_______</w:t>
+              <w:t>_______</w:t>
             </w:r>
             <w:r>
               <w:rPr>
@@ -395,7 +397,7 @@
                 <w:sz w:val="16"/>
                 <w:szCs w:val="16"/>
               </w:rPr>
-              <w:t xml:space="preserve">.</w:t>
+              <w:t>.</w:t>
             </w:r>
           </w:p>
         </w:tc>
@@ -403,6 +405,7 @@
       <w:tr>
         <w:trPr>
           <w:gridAfter w:val="1"/>
+          <w:wAfter w:w="180" w:type="dxa"/>
           <w:trHeight w:val="1025"/>
         </w:trPr>
         <w:tc>
@@ -438,7 +441,7 @@
                 <w:sz w:val="18"/>
                 <w:szCs w:val="18"/>
               </w:rPr>
-              <w:t xml:space="preserve">Approved Subprocessors</w:t>
+              <w:t>Approved Subprocessors</w:t>
             </w:r>
           </w:p>
         </w:tc>
@@ -471,8 +474,18 @@
                 <w:sz w:val="16"/>
                 <w:szCs w:val="16"/>
               </w:rPr>
-              <w:t xml:space="preserve">[ x ]</w:t>
+              <w:t xml:space="preserve">[ </w:t>
             </w:r>
+            <w:proofErr w:type="gramStart"/>
+            <w:r>
+              <w:rPr>
+                <w:rFonts w:ascii="Arial" w:eastAsia="Arial" w:hAnsi="Arial" w:cs="Arial"/>
+                <w:sz w:val="16"/>
+                <w:szCs w:val="16"/>
+              </w:rPr>
+              <w:t>x ]</w:t>
+            </w:r>
+            <w:proofErr w:type="gramEnd"/>
             <w:r>
               <w:rPr>
                 <w:rFonts w:ascii="Arial" w:eastAsia="Arial" w:hAnsi="Arial" w:cs="Arial"/>
@@ -488,7 +501,17 @@
                 <w:sz w:val="16"/>
                 <w:szCs w:val="16"/>
               </w:rPr>
-              <w:t xml:space="preserve">List of Subprocessors available at </w:t>
+              <w:t xml:space="preserve">List of Subprocessors available </w:t>
+            </w:r>
+            <w:proofErr w:type="gramStart"/>
+            <w:r>
+              <w:rPr>
+                <w:rFonts w:ascii="Arial" w:eastAsia="Arial" w:hAnsi="Arial" w:cs="Arial"/>
+                <w:color w:val="000000"/>
+                <w:sz w:val="16"/>
+                <w:szCs w:val="16"/>
+              </w:rPr>
+              <w:t xml:space="preserve">at </w:t>
             </w:r>
             <w:r>
               <w:rPr>
@@ -498,7 +521,18 @@
                 <w:szCs w:val="16"/>
                 <w:highlight w:val="yellow"/>
               </w:rPr>
-              <w:t xml:space="preserve">_______</w:t>
+              <w:t>__</w:t>
+            </w:r>
+            <w:proofErr w:type="gramEnd"/>
+            <w:r>
+              <w:rPr>
+                <w:rFonts w:ascii="Arial" w:eastAsia="Arial" w:hAnsi="Arial" w:cs="Arial"/>
+                <w:color w:val="000000"/>
+                <w:sz w:val="16"/>
+                <w:szCs w:val="16"/>
+                <w:highlight w:val="yellow"/>
+              </w:rPr>
+              <w:t>_____</w:t>
             </w:r>
           </w:p>
         </w:tc>
@@ -506,6 +540,7 @@
       <w:tr>
         <w:trPr>
           <w:gridAfter w:val="1"/>
+          <w:wAfter w:w="180" w:type="dxa"/>
           <w:trHeight w:val="16"/>
         </w:trPr>
         <w:tc>
@@ -541,7 +576,7 @@
                 <w:sz w:val="18"/>
                 <w:szCs w:val="18"/>
               </w:rPr>
-              <w:t xml:space="preserve">Provider Security Contact</w:t>
+              <w:t>Provider Security Contact</w:t>
             </w:r>
           </w:p>
         </w:tc>
@@ -578,7 +613,7 @@
                 <w:szCs w:val="16"/>
                 <w:highlight w:val="yellow"/>
               </w:rPr>
-              <w:t xml:space="preserve">_______</w:t>
+              <w:t>_______</w:t>
             </w:r>
           </w:p>
         </w:tc>
@@ -586,6 +621,7 @@
       <w:tr>
         <w:trPr>
           <w:gridAfter w:val="1"/>
+          <w:wAfter w:w="180" w:type="dxa"/>
           <w:trHeight w:val="16"/>
         </w:trPr>
         <w:tc>
@@ -621,7 +657,7 @@
                 <w:sz w:val="18"/>
                 <w:szCs w:val="18"/>
               </w:rPr>
-              <w:t xml:space="preserve">Security Policy</w:t>
+              <w:t>Security Policy</w:t>
             </w:r>
           </w:p>
         </w:tc>
@@ -654,16 +690,27 @@
                 <w:sz w:val="16"/>
                 <w:szCs w:val="16"/>
               </w:rPr>
-              <w:t xml:space="preserve">[ x ]</w:t>
+              <w:t xml:space="preserve">[ </w:t>
             </w:r>
+            <w:proofErr w:type="gramStart"/>
             <w:r>
               <w:rPr>
                 <w:rFonts w:ascii="Arial" w:eastAsia="Arial" w:hAnsi="Arial" w:cs="Arial"/>
                 <w:sz w:val="16"/>
                 <w:szCs w:val="16"/>
               </w:rPr>
+              <w:t>x ]</w:t>
+            </w:r>
+            <w:proofErr w:type="gramEnd"/>
+            <w:r>
+              <w:rPr>
+                <w:rFonts w:ascii="Arial" w:eastAsia="Arial" w:hAnsi="Arial" w:cs="Arial"/>
+                <w:sz w:val="16"/>
+                <w:szCs w:val="16"/>
+              </w:rPr>
               <w:tab/>
             </w:r>
+            <w:proofErr w:type="gramStart"/>
             <w:r>
               <w:rPr>
                 <w:rFonts w:ascii="Arial" w:eastAsia="Arial" w:hAnsi="Arial" w:cs="Arial"/>
@@ -671,35 +718,26 @@
                 <w:sz w:val="16"/>
                 <w:szCs w:val="16"/>
               </w:rPr>
-              <w:t xml:space="preserve">As defined in the Agreement.</w:t>
+              <w:t>As</w:t>
+            </w:r>
+            <w:proofErr w:type="gramEnd"/>
+            <w:r>
+              <w:rPr>
+                <w:rFonts w:ascii="Arial" w:eastAsia="Arial" w:hAnsi="Arial" w:cs="Arial"/>
+                <w:color w:val="000000"/>
+                <w:sz w:val="16"/>
+                <w:szCs w:val="16"/>
+              </w:rPr>
+              <w:t xml:space="preserve"> defined in the Agreement.</w:t>
             </w:r>
           </w:p>
-          <w:tbl>
-            <w:tblPr>
-              <w:tblStyle w:val="a5"/>
-              <w:tblW w:w="5891" w:type="dxa"/>
-              <w:tblInd w:w="519" w:type="dxa"/>
-              <w:tblBorders>
-                <w:top w:val="nil"/>
-                <w:left w:val="nil"/>
-                <w:bottom w:val="nil"/>
-                <w:right w:val="nil"/>
-                <w:insideH w:val="nil"/>
-                <w:insideV w:val="nil"/>
-              </w:tblBorders>
-              <w:tblLayout w:type="fixed"/>
-              <w:tblLook w:val="0400" w:firstRow="0" w:lastRow="0" w:firstColumn="0" w:lastColumn="0" w:noHBand="0" w:noVBand="1"/>
-            </w:tblPr>
-            <w:tblGrid>
-              <w:gridCol w:w="2925"/>
-              <w:gridCol w:w="2966"/>
-            </w:tblGrid>
-          </w:tbl>
+          <w:p/>
         </w:tc>
       </w:tr>
       <w:tr>
         <w:trPr>
           <w:gridAfter w:val="1"/>
+          <w:wAfter w:w="180" w:type="dxa"/>
           <w:trHeight w:val="16"/>
         </w:trPr>
         <w:tc>
@@ -742,7 +780,7 @@
                 <w:sz w:val="18"/>
                 <w:szCs w:val="18"/>
               </w:rPr>
-              <w:t xml:space="preserve">Changes to the Agreement</w:t>
+              <w:t>Changes to the Agreement</w:t>
             </w:r>
           </w:p>
         </w:tc>
@@ -750,6 +788,7 @@
       <w:tr>
         <w:trPr>
           <w:gridAfter w:val="1"/>
+          <w:wAfter w:w="180" w:type="dxa"/>
           <w:trHeight w:val="236"/>
         </w:trPr>
         <w:tc>
@@ -785,7 +824,7 @@
                 <w:sz w:val="18"/>
                 <w:szCs w:val="18"/>
               </w:rPr>
-              <w:t xml:space="preserve">DPA Covered Claim</w:t>
+              <w:t>DPA Covered Claim</w:t>
             </w:r>
           </w:p>
         </w:tc>
@@ -817,6 +856,7 @@
       <w:tr>
         <w:trPr>
           <w:gridAfter w:val="1"/>
+          <w:wAfter w:w="180" w:type="dxa"/>
           <w:trHeight w:val="236"/>
         </w:trPr>
         <w:tc>
@@ -852,8 +892,7 @@
                 <w:sz w:val="18"/>
                 <w:szCs w:val="18"/>
               </w:rPr>
-              <w:lastRenderedPageBreak/>
-              <w:t xml:space="preserve">DPA Liability Cap</w:t>
+              <w:t>DPA Liability Cap</w:t>
             </w:r>
           </w:p>
         </w:tc>
@@ -885,6 +924,7 @@
       <w:tr>
         <w:trPr>
           <w:gridAfter w:val="1"/>
+          <w:wAfter w:w="180" w:type="dxa"/>
           <w:trHeight w:val="236"/>
         </w:trPr>
         <w:tc>
@@ -920,7 +960,7 @@
                 <w:sz w:val="18"/>
                 <w:szCs w:val="18"/>
               </w:rPr>
-              <w:t xml:space="preserve">Governing Law and Chosen Courts</w:t>
+              <w:t>Governing Law and Chosen Courts</w:t>
             </w:r>
           </w:p>
         </w:tc>
@@ -949,6 +989,7 @@
       <w:tr>
         <w:trPr>
           <w:gridAfter w:val="1"/>
+          <w:wAfter w:w="180" w:type="dxa"/>
           <w:trHeight w:val="236"/>
         </w:trPr>
         <w:tc>
@@ -984,7 +1025,7 @@
                 <w:sz w:val="18"/>
                 <w:szCs w:val="18"/>
               </w:rPr>
-              <w:t xml:space="preserve">Service Provider Relationship</w:t>
+              <w:t>Service Provider Relationship</w:t>
             </w:r>
           </w:p>
         </w:tc>
@@ -1017,6 +1058,7 @@
       <w:tr>
         <w:trPr>
           <w:gridAfter w:val="1"/>
+          <w:wAfter w:w="180" w:type="dxa"/>
           <w:trHeight w:val="236"/>
         </w:trPr>
         <w:tc>
@@ -1059,7 +1101,7 @@
                 <w:sz w:val="18"/>
                 <w:szCs w:val="18"/>
               </w:rPr>
-              <w:t xml:space="preserve">Restricted Transfers</w:t>
+              <w:t>Restricted Transfers</w:t>
             </w:r>
           </w:p>
         </w:tc>
@@ -1067,6 +1109,7 @@
       <w:tr>
         <w:trPr>
           <w:gridAfter w:val="1"/>
+          <w:wAfter w:w="180" w:type="dxa"/>
           <w:trHeight w:val="236"/>
         </w:trPr>
         <w:tc>
@@ -1103,7 +1146,7 @@
                 <w:sz w:val="18"/>
                 <w:szCs w:val="18"/>
               </w:rPr>
-              <w:t xml:space="preserve">Governing Member State</w:t>
+              <w:t>Governing Member State</w:t>
             </w:r>
           </w:p>
         </w:tc>
@@ -1136,6 +1179,7 @@
       <w:tr>
         <w:trPr>
           <w:gridAfter w:val="1"/>
+          <w:wAfter w:w="180" w:type="dxa"/>
           <w:trHeight w:val="16"/>
         </w:trPr>
         <w:tc>
@@ -1177,7 +1221,7 @@
                 <w:sz w:val="18"/>
                 <w:szCs w:val="18"/>
               </w:rPr>
-              <w:t xml:space="preserve">Annex I(A) List of Parties</w:t>
+              <w:t>Annex I(A) List of Parties</w:t>
             </w:r>
           </w:p>
         </w:tc>
@@ -1185,6 +1229,7 @@
       <w:tr>
         <w:trPr>
           <w:gridAfter w:val="1"/>
+          <w:wAfter w:w="180" w:type="dxa"/>
           <w:trHeight w:val="16"/>
         </w:trPr>
         <w:tc>
@@ -1220,8 +1265,7 @@
                 <w:sz w:val="18"/>
                 <w:szCs w:val="18"/>
               </w:rPr>
-              <w:lastRenderedPageBreak/>
-              <w:t xml:space="preserve">Data Exporter</w:t>
+              <w:t>Data Exporter</w:t>
             </w:r>
           </w:p>
         </w:tc>
@@ -1261,7 +1305,7 @@
                 <w:sz w:val="16"/>
                 <w:szCs w:val="16"/>
               </w:rPr>
-              <w:t xml:space="preserve">Name: Customer</w:t>
+              <w:t>Name: Customer</w:t>
             </w:r>
           </w:p>
           <w:p>
@@ -1276,6 +1320,7 @@
                 <w:szCs w:val="16"/>
               </w:rPr>
             </w:pPr>
+            <w:proofErr w:type="gramStart"/>
             <w:r>
               <w:rPr>
                 <w:rFonts w:ascii="Arial" w:eastAsia="Arial" w:hAnsi="Arial" w:cs="Arial"/>
@@ -1293,7 +1338,18 @@
                 <w:szCs w:val="16"/>
                 <w:highlight w:val="yellow"/>
               </w:rPr>
-              <w:t xml:space="preserve">_______</w:t>
+              <w:t>_</w:t>
+            </w:r>
+            <w:proofErr w:type="gramEnd"/>
+            <w:r>
+              <w:rPr>
+                <w:rFonts w:ascii="Arial" w:eastAsia="Arial" w:hAnsi="Arial" w:cs="Arial"/>
+                <w:color w:val="000000"/>
+                <w:sz w:val="16"/>
+                <w:szCs w:val="16"/>
+                <w:highlight w:val="yellow"/>
+              </w:rPr>
+              <w:t>______</w:t>
             </w:r>
           </w:p>
           <w:p>
@@ -1315,7 +1371,7 @@
                 <w:sz w:val="16"/>
                 <w:szCs w:val="16"/>
               </w:rPr>
-              <w:t xml:space="preserve">Contact Person:</w:t>
+              <w:t>Contact Person:</w:t>
             </w:r>
           </w:p>
           <w:p>
@@ -1348,7 +1404,7 @@
                 <w:szCs w:val="16"/>
                 <w:highlight w:val="yellow"/>
               </w:rPr>
-              <w:t xml:space="preserve">_______</w:t>
+              <w:t>_______</w:t>
             </w:r>
           </w:p>
           <w:p>
@@ -1381,7 +1437,7 @@
                 <w:szCs w:val="16"/>
                 <w:highlight w:val="yellow"/>
               </w:rPr>
-              <w:t xml:space="preserve">_______</w:t>
+              <w:t>_______</w:t>
             </w:r>
           </w:p>
           <w:p>
@@ -1405,6 +1461,15 @@
                 <w:szCs w:val="16"/>
               </w:rPr>
               <w:tab/>
+            </w:r>
+            <w:proofErr w:type="gramStart"/>
+            <w:r>
+              <w:rPr>
+                <w:rFonts w:ascii="Arial" w:eastAsia="Arial" w:hAnsi="Arial" w:cs="Arial"/>
+                <w:color w:val="000000"/>
+                <w:sz w:val="16"/>
+                <w:szCs w:val="16"/>
+              </w:rPr>
               <w:t xml:space="preserve">Address: </w:t>
             </w:r>
             <w:r>
@@ -1415,7 +1480,18 @@
                 <w:szCs w:val="16"/>
                 <w:highlight w:val="yellow"/>
               </w:rPr>
-              <w:t xml:space="preserve">_______</w:t>
+              <w:t>_</w:t>
+            </w:r>
+            <w:proofErr w:type="gramEnd"/>
+            <w:r>
+              <w:rPr>
+                <w:rFonts w:ascii="Arial" w:eastAsia="Arial" w:hAnsi="Arial" w:cs="Arial"/>
+                <w:color w:val="000000"/>
+                <w:sz w:val="16"/>
+                <w:szCs w:val="16"/>
+                <w:highlight w:val="yellow"/>
+              </w:rPr>
+              <w:t>______</w:t>
             </w:r>
           </w:p>
           <w:p>
@@ -1437,7 +1513,7 @@
                 <w:sz w:val="16"/>
                 <w:szCs w:val="16"/>
               </w:rPr>
-              <w:t xml:space="preserve">Activities relevant to transfer: See Annex 1(B)</w:t>
+              <w:t>Activities relevant to transfer: See Annex 1(B)</w:t>
             </w:r>
           </w:p>
           <w:p>
@@ -1470,7 +1546,7 @@
                 <w:szCs w:val="16"/>
                 <w:highlight w:val="yellow"/>
               </w:rPr>
-              <w:t xml:space="preserve">_______</w:t>
+              <w:t>_______</w:t>
             </w:r>
           </w:p>
         </w:tc>
@@ -1478,6 +1554,7 @@
       <w:tr>
         <w:trPr>
           <w:gridAfter w:val="1"/>
+          <w:wAfter w:w="180" w:type="dxa"/>
           <w:trHeight w:val="134"/>
         </w:trPr>
         <w:tc>
@@ -1513,7 +1590,7 @@
                 <w:sz w:val="18"/>
                 <w:szCs w:val="18"/>
               </w:rPr>
-              <w:t xml:space="preserve">Data Importer</w:t>
+              <w:t>Data Importer</w:t>
             </w:r>
           </w:p>
         </w:tc>
@@ -1553,7 +1630,7 @@
                 <w:sz w:val="16"/>
                 <w:szCs w:val="16"/>
               </w:rPr>
-              <w:t xml:space="preserve">Name: Provider</w:t>
+              <w:t>Name: Provider</w:t>
             </w:r>
           </w:p>
           <w:p>
@@ -1568,6 +1645,7 @@
                 <w:szCs w:val="16"/>
               </w:rPr>
             </w:pPr>
+            <w:proofErr w:type="gramStart"/>
             <w:r>
               <w:rPr>
                 <w:rFonts w:ascii="Arial" w:eastAsia="Arial" w:hAnsi="Arial" w:cs="Arial"/>
@@ -1585,7 +1663,18 @@
                 <w:szCs w:val="16"/>
                 <w:highlight w:val="yellow"/>
               </w:rPr>
-              <w:t xml:space="preserve">_______</w:t>
+              <w:t>_</w:t>
+            </w:r>
+            <w:proofErr w:type="gramEnd"/>
+            <w:r>
+              <w:rPr>
+                <w:rFonts w:ascii="Arial" w:eastAsia="Arial" w:hAnsi="Arial" w:cs="Arial"/>
+                <w:color w:val="000000"/>
+                <w:sz w:val="16"/>
+                <w:szCs w:val="16"/>
+                <w:highlight w:val="yellow"/>
+              </w:rPr>
+              <w:t>______</w:t>
             </w:r>
           </w:p>
           <w:p>
@@ -1640,7 +1729,7 @@
                 <w:szCs w:val="16"/>
                 <w:highlight w:val="yellow"/>
               </w:rPr>
-              <w:t xml:space="preserve">_______</w:t>
+              <w:t>_______</w:t>
             </w:r>
           </w:p>
           <w:p>
@@ -1662,6 +1751,7 @@
                 <w:sz w:val="16"/>
                 <w:szCs w:val="16"/>
               </w:rPr>
+              <w:lastRenderedPageBreak/>
               <w:tab/>
               <w:t xml:space="preserve">Position: </w:t>
             </w:r>
@@ -1673,7 +1763,7 @@
                 <w:szCs w:val="16"/>
                 <w:highlight w:val="yellow"/>
               </w:rPr>
-              <w:t xml:space="preserve">_______</w:t>
+              <w:t>_______</w:t>
             </w:r>
           </w:p>
           <w:p>
@@ -1696,6 +1786,15 @@
                 <w:szCs w:val="16"/>
               </w:rPr>
               <w:tab/>
+            </w:r>
+            <w:proofErr w:type="gramStart"/>
+            <w:r>
+              <w:rPr>
+                <w:rFonts w:ascii="Arial" w:eastAsia="Arial" w:hAnsi="Arial" w:cs="Arial"/>
+                <w:color w:val="000000"/>
+                <w:sz w:val="16"/>
+                <w:szCs w:val="16"/>
+              </w:rPr>
               <w:t xml:space="preserve">Address: </w:t>
             </w:r>
             <w:r>
@@ -1706,7 +1805,18 @@
                 <w:szCs w:val="16"/>
                 <w:highlight w:val="yellow"/>
               </w:rPr>
-              <w:t xml:space="preserve">_______</w:t>
+              <w:t>_</w:t>
+            </w:r>
+            <w:proofErr w:type="gramEnd"/>
+            <w:r>
+              <w:rPr>
+                <w:rFonts w:ascii="Arial" w:eastAsia="Arial" w:hAnsi="Arial" w:cs="Arial"/>
+                <w:color w:val="000000"/>
+                <w:sz w:val="16"/>
+                <w:szCs w:val="16"/>
+                <w:highlight w:val="yellow"/>
+              </w:rPr>
+              <w:t>______</w:t>
             </w:r>
           </w:p>
           <w:p>
@@ -1728,7 +1838,7 @@
                 <w:sz w:val="16"/>
                 <w:szCs w:val="16"/>
               </w:rPr>
-              <w:t xml:space="preserve">Activities relevant to transfer: See Annex 1(B)</w:t>
+              <w:t>Activities relevant to transfer: See Annex 1(B)</w:t>
             </w:r>
           </w:p>
           <w:p>
@@ -1752,7 +1862,7 @@
                 <w:sz w:val="16"/>
                 <w:szCs w:val="16"/>
               </w:rPr>
-              <w:t xml:space="preserve">Role: Processor</w:t>
+              <w:t>Role: Processor</w:t>
             </w:r>
           </w:p>
         </w:tc>
@@ -1760,6 +1870,7 @@
       <w:tr>
         <w:trPr>
           <w:gridAfter w:val="1"/>
+          <w:wAfter w:w="180" w:type="dxa"/>
           <w:trHeight w:val="16"/>
         </w:trPr>
         <w:tc>
@@ -1801,7 +1912,8 @@
                 <w:sz w:val="18"/>
                 <w:szCs w:val="18"/>
               </w:rPr>
-              <w:t xml:space="preserve">Annex I(B) Description of Transfer and Processing Activities</w:t>
+              <w:lastRenderedPageBreak/>
+              <w:t>Annex I(B) Description of Transfer and Processing Activities</w:t>
             </w:r>
           </w:p>
         </w:tc>
@@ -1809,6 +1921,7 @@
       <w:tr>
         <w:trPr>
           <w:gridAfter w:val="1"/>
+          <w:wAfter w:w="180" w:type="dxa"/>
           <w:trHeight w:val="16"/>
         </w:trPr>
         <w:tc>
@@ -1844,7 +1957,7 @@
                 <w:sz w:val="18"/>
                 <w:szCs w:val="18"/>
               </w:rPr>
-              <w:t xml:space="preserve">Service</w:t>
+              <w:t>Service</w:t>
             </w:r>
           </w:p>
         </w:tc>
@@ -1884,7 +1997,7 @@
                 <w:szCs w:val="16"/>
                 <w:highlight w:val="yellow"/>
               </w:rPr>
-              <w:t xml:space="preserve">_______</w:t>
+              <w:t>_______</w:t>
             </w:r>
           </w:p>
         </w:tc>
@@ -1892,6 +2005,7 @@
       <w:tr>
         <w:trPr>
           <w:gridAfter w:val="1"/>
+          <w:wAfter w:w="180" w:type="dxa"/>
           <w:trHeight w:val="53"/>
         </w:trPr>
         <w:tc>
@@ -1927,7 +2041,7 @@
                 <w:sz w:val="18"/>
                 <w:szCs w:val="18"/>
               </w:rPr>
-              <w:t xml:space="preserve">Categories of Data Subjects</w:t>
+              <w:t>Categories of Data Subjects</w:t>
             </w:r>
           </w:p>
         </w:tc>
@@ -1965,6 +2079,7 @@
       <w:tr>
         <w:trPr>
           <w:gridAfter w:val="1"/>
+          <w:wAfter w:w="180" w:type="dxa"/>
           <w:trHeight w:val="16"/>
         </w:trPr>
         <w:tc>
@@ -2000,7 +2115,7 @@
                 <w:sz w:val="18"/>
                 <w:szCs w:val="18"/>
               </w:rPr>
-              <w:t xml:space="preserve">Categories of Personal Data</w:t>
+              <w:t>Categories of Personal Data</w:t>
             </w:r>
           </w:p>
         </w:tc>
@@ -2038,6 +2153,7 @@
       <w:tr>
         <w:trPr>
           <w:gridAfter w:val="1"/>
+          <w:wAfter w:w="180" w:type="dxa"/>
           <w:trHeight w:val="429"/>
         </w:trPr>
         <w:tc>
@@ -2073,7 +2189,7 @@
                 <w:sz w:val="18"/>
                 <w:szCs w:val="18"/>
               </w:rPr>
-              <w:t xml:space="preserve">Special Category Data</w:t>
+              <w:t>Special Category Data</w:t>
             </w:r>
           </w:p>
           <w:p>
@@ -2093,7 +2209,7 @@
                 <w:sz w:val="14"/>
                 <w:szCs w:val="14"/>
               </w:rPr>
-              <w:t xml:space="preserve">Is special category data Processed?</w:t>
+              <w:t>Is special category data Processed?</w:t>
             </w:r>
           </w:p>
         </w:tc>
@@ -2126,6 +2242,7 @@
                 <w:szCs w:val="16"/>
               </w:rPr>
             </w:pPr>
+            <w:proofErr w:type="gramStart"/>
             <w:r>
               <w:rPr>
                 <w:rFonts w:ascii="Arial" w:eastAsia="Arial" w:hAnsi="Arial" w:cs="Arial"/>
@@ -2133,8 +2250,9 @@
                 <w:sz w:val="16"/>
                 <w:szCs w:val="16"/>
               </w:rPr>
-              <w:t xml:space="preserve">(</w:t>
+              <w:t>( )</w:t>
             </w:r>
+            <w:proofErr w:type="gramEnd"/>
             <w:r>
               <w:rPr>
                 <w:rFonts w:ascii="Arial" w:eastAsia="Arial" w:hAnsi="Arial" w:cs="Arial"/>
@@ -2142,7 +2260,7 @@
                 <w:sz w:val="16"/>
                 <w:szCs w:val="16"/>
               </w:rPr>
-              <w:t xml:space="preserve"> </w:t>
+              <w:t xml:space="preserve"> Yes</w:t>
             </w:r>
             <w:r>
               <w:rPr>
@@ -2151,8 +2269,9 @@
                 <w:sz w:val="16"/>
                 <w:szCs w:val="16"/>
               </w:rPr>
-              <w:t xml:space="preserve">) Yes</w:t>
+              <w:tab/>
             </w:r>
+            <w:proofErr w:type="gramStart"/>
             <w:r>
               <w:rPr>
                 <w:rFonts w:ascii="Arial" w:eastAsia="Arial" w:hAnsi="Arial" w:cs="Arial"/>
@@ -2161,7 +2280,9 @@
                 <w:szCs w:val="16"/>
               </w:rPr>
               <w:tab/>
+              <w:t>( )</w:t>
             </w:r>
+            <w:proofErr w:type="gramEnd"/>
             <w:r>
               <w:rPr>
                 <w:rFonts w:ascii="Arial" w:eastAsia="Arial" w:hAnsi="Arial" w:cs="Arial"/>
@@ -2169,26 +2290,7 @@
                 <w:sz w:val="16"/>
                 <w:szCs w:val="16"/>
               </w:rPr>
-              <w:tab/>
-              <w:t xml:space="preserve">(</w:t>
-            </w:r>
-            <w:r>
-              <w:rPr>
-                <w:rFonts w:ascii="Arial" w:eastAsia="Arial" w:hAnsi="Arial" w:cs="Arial"/>
-                <w:color w:val="000000"/>
-                <w:sz w:val="16"/>
-                <w:szCs w:val="16"/>
-              </w:rPr>
-              <w:t xml:space="preserve"> </w:t>
-            </w:r>
-            <w:r>
-              <w:rPr>
-                <w:rFonts w:ascii="Arial" w:eastAsia="Arial" w:hAnsi="Arial" w:cs="Arial"/>
-                <w:color w:val="000000"/>
-                <w:sz w:val="16"/>
-                <w:szCs w:val="16"/>
-              </w:rPr>
-              <w:t xml:space="preserve">) No</w:t>
+              <w:t xml:space="preserve"> No</w:t>
             </w:r>
           </w:p>
         </w:tc>
@@ -2196,6 +2298,7 @@
       <w:tr>
         <w:trPr>
           <w:gridAfter w:val="1"/>
+          <w:wAfter w:w="180" w:type="dxa"/>
           <w:trHeight w:val="16"/>
         </w:trPr>
         <w:tc>
@@ -2231,7 +2334,7 @@
                 <w:sz w:val="18"/>
                 <w:szCs w:val="18"/>
               </w:rPr>
-              <w:t xml:space="preserve">Special Category Data Restrictions or Safeguards</w:t>
+              <w:t>Special Category Data Restrictions or Safeguards</w:t>
             </w:r>
           </w:p>
         </w:tc>
@@ -2270,6 +2373,7 @@
       <w:tr>
         <w:trPr>
           <w:gridAfter w:val="1"/>
+          <w:wAfter w:w="180" w:type="dxa"/>
           <w:trHeight w:val="418"/>
         </w:trPr>
         <w:tc>
@@ -2305,7 +2409,7 @@
                 <w:sz w:val="18"/>
                 <w:szCs w:val="18"/>
               </w:rPr>
-              <w:t xml:space="preserve">Frequency of Transfer</w:t>
+              <w:t>Frequency of Transfer</w:t>
             </w:r>
           </w:p>
         </w:tc>
@@ -2343,6 +2447,7 @@
       <w:tr>
         <w:trPr>
           <w:gridAfter w:val="1"/>
+          <w:wAfter w:w="180" w:type="dxa"/>
           <w:trHeight w:val="418"/>
         </w:trPr>
         <w:tc>
@@ -2378,7 +2483,7 @@
                 <w:sz w:val="18"/>
                 <w:szCs w:val="18"/>
               </w:rPr>
-              <w:t xml:space="preserve">Nature and Purpose of Processing</w:t>
+              <w:t>Nature and Purpose of Processing</w:t>
             </w:r>
           </w:p>
         </w:tc>
@@ -2417,7 +2522,7 @@
                 <w:sz w:val="16"/>
                 <w:szCs w:val="16"/>
               </w:rPr>
-              <w:t xml:space="preserve">Provider will Process Customer Personal Data as instructed in Section 3.2 of the DPA Standard Terms. The nature of processing includes</w:t>
+              <w:t>Provider will Process Customer Personal Data as instructed in Section 3.2 of the DPA Standard Terms. The nature of processing includes</w:t>
             </w:r>
             <w:r>
               <w:rPr>
@@ -2426,7 +2531,7 @@
                 <w:sz w:val="16"/>
                 <w:szCs w:val="16"/>
               </w:rPr>
-              <w:t xml:space="preserve">:</w:t>
+              <w:t>:</w:t>
             </w:r>
           </w:p>
         </w:tc>
@@ -2434,6 +2539,7 @@
       <w:tr>
         <w:trPr>
           <w:gridAfter w:val="1"/>
+          <w:wAfter w:w="180" w:type="dxa"/>
           <w:trHeight w:val="236"/>
         </w:trPr>
         <w:tc>
@@ -2469,8 +2575,7 @@
                 <w:sz w:val="18"/>
                 <w:szCs w:val="18"/>
               </w:rPr>
-              <w:lastRenderedPageBreak/>
-              <w:t xml:space="preserve">Duration of Processing</w:t>
+              <w:t>Duration of Processing</w:t>
             </w:r>
           </w:p>
         </w:tc>
@@ -2509,7 +2614,25 @@
                 <w:sz w:val="16"/>
                 <w:szCs w:val="16"/>
               </w:rPr>
-              <w:t xml:space="preserve">Provider will process Customer Personal Data as long as required (i) to conduct the Processing activities instructed in Section 2.2(a)-(d) of the Standard Terms; or (ii) by Applicable Laws.</w:t>
+              <w:t xml:space="preserve">Provider will process Customer Personal Data </w:t>
+            </w:r>
+            <w:proofErr w:type="gramStart"/>
+            <w:r>
+              <w:rPr>
+                <w:rFonts w:ascii="Arial" w:eastAsia="Arial" w:hAnsi="Arial" w:cs="Arial"/>
+                <w:sz w:val="16"/>
+                <w:szCs w:val="16"/>
+              </w:rPr>
+              <w:t>as long as</w:t>
+            </w:r>
+            <w:proofErr w:type="gramEnd"/>
+            <w:r>
+              <w:rPr>
+                <w:rFonts w:ascii="Arial" w:eastAsia="Arial" w:hAnsi="Arial" w:cs="Arial"/>
+                <w:sz w:val="16"/>
+                <w:szCs w:val="16"/>
+              </w:rPr>
+              <w:t xml:space="preserve"> required (i) to conduct the Processing activities instructed in Section 2.2(a)-(d) of the Standard Terms; or (ii) by Applicable Laws.</w:t>
             </w:r>
           </w:p>
         </w:tc>
@@ -2517,6 +2640,7 @@
       <w:tr>
         <w:trPr>
           <w:gridAfter w:val="1"/>
+          <w:wAfter w:w="180" w:type="dxa"/>
           <w:trHeight w:val="236"/>
         </w:trPr>
         <w:tc>
@@ -2558,7 +2682,7 @@
                 <w:sz w:val="18"/>
                 <w:szCs w:val="18"/>
               </w:rPr>
-              <w:t xml:space="preserve">Annex I(C)</w:t>
+              <w:t>Annex I(C)</w:t>
             </w:r>
           </w:p>
         </w:tc>
@@ -2566,6 +2690,7 @@
       <w:tr>
         <w:trPr>
           <w:gridAfter w:val="1"/>
+          <w:wAfter w:w="180" w:type="dxa"/>
           <w:trHeight w:val="236"/>
         </w:trPr>
         <w:tc>
@@ -2601,7 +2726,7 @@
                 <w:sz w:val="18"/>
                 <w:szCs w:val="18"/>
               </w:rPr>
-              <w:t xml:space="preserve">Competent Supervisory Authority</w:t>
+              <w:t>Competent Supervisory Authority</w:t>
             </w:r>
           </w:p>
         </w:tc>
@@ -2640,7 +2765,7 @@
                 <w:sz w:val="16"/>
                 <w:szCs w:val="16"/>
               </w:rPr>
-              <w:t xml:space="preserve">The supervisory authority will be the supervisory authority of the data exporter, as determined in accordance with Clause 13 of the EEA SCCs or the relevant provision of the UK Addendum.</w:t>
+              <w:t>The supervisory authority will be the supervisory authority of the data exporter, as determined in accordance with Clause 13 of the EEA SCCs or the relevant provision of the UK Addendum.</w:t>
             </w:r>
           </w:p>
         </w:tc>
@@ -2648,6 +2773,7 @@
       <w:tr>
         <w:trPr>
           <w:gridAfter w:val="1"/>
+          <w:wAfter w:w="180" w:type="dxa"/>
           <w:trHeight w:val="236"/>
         </w:trPr>
         <w:tc>
@@ -2689,7 +2815,7 @@
                 <w:sz w:val="18"/>
                 <w:szCs w:val="18"/>
               </w:rPr>
-              <w:t xml:space="preserve">Annex II</w:t>
+              <w:t>Annex II</w:t>
             </w:r>
           </w:p>
         </w:tc>
@@ -2735,7 +2861,7 @@
                 <w:sz w:val="18"/>
                 <w:szCs w:val="18"/>
               </w:rPr>
-              <w:t xml:space="preserve">Technical and Organizational Security Measures</w:t>
+              <w:t>Technical and Organizational Security Measures</w:t>
             </w:r>
           </w:p>
         </w:tc>
@@ -2768,16 +2894,26 @@
                 <w:sz w:val="16"/>
                 <w:szCs w:val="16"/>
               </w:rPr>
-              <w:t xml:space="preserve">[ x ]</w:t>
+              <w:t xml:space="preserve">[ </w:t>
             </w:r>
+            <w:proofErr w:type="gramStart"/>
             <w:r>
               <w:rPr>
                 <w:rFonts w:ascii="Arial" w:eastAsia="Arial" w:hAnsi="Arial" w:cs="Arial"/>
                 <w:sz w:val="16"/>
                 <w:szCs w:val="16"/>
               </w:rPr>
+              <w:t>x ]</w:t>
+            </w:r>
+            <w:proofErr w:type="gramEnd"/>
+            <w:r>
+              <w:rPr>
+                <w:rFonts w:ascii="Arial" w:eastAsia="Arial" w:hAnsi="Arial" w:cs="Arial"/>
+                <w:sz w:val="16"/>
+                <w:szCs w:val="16"/>
+              </w:rPr>
               <w:tab/>
-              <w:t xml:space="preserve">See Security Policy</w:t>
+              <w:t>See Security Policy</w:t>
             </w:r>
           </w:p>
         </w:tc>
@@ -2808,12 +2944,30 @@
           <w:sz w:val="18"/>
           <w:szCs w:val="18"/>
         </w:rPr>
-        <w:t xml:space="preserve">Provider and Customer have not changed the DPA Standard Terms except for the details on the Cover Page above. By signing this Cover Page, each party agrees to enter into this DPA as of the last date of signature below.</w:t>
+        <w:t xml:space="preserve">Provider and Customer have not changed the DPA Standard Terms except for the details on the Cover Page above. By signing this Cover Page, each party agrees to </w:t>
+      </w:r>
+      <w:proofErr w:type="gramStart"/>
+      <w:r>
+        <w:rPr>
+          <w:rFonts w:ascii="Arial" w:eastAsia="Arial" w:hAnsi="Arial" w:cs="Arial"/>
+          <w:sz w:val="18"/>
+          <w:szCs w:val="18"/>
+        </w:rPr>
+        <w:t>enter into</w:t>
+      </w:r>
+      <w:proofErr w:type="gramEnd"/>
+      <w:r>
+        <w:rPr>
+          <w:rFonts w:ascii="Arial" w:eastAsia="Arial" w:hAnsi="Arial" w:cs="Arial"/>
+          <w:sz w:val="18"/>
+          <w:szCs w:val="18"/>
+        </w:rPr>
+        <w:t xml:space="preserve"> this DPA as of the last date of signature below.</w:t>
       </w:r>
     </w:p>
     <w:tbl>
       <w:tblPr>
-        <w:tblStyle w:val="a6"/>
+        <w:tblStyle w:val="5"/>
         <w:tblW w:w="10075" w:type="dxa"/>
         <w:tblBorders>
           <w:top w:val="nil"/>
@@ -2903,7 +3057,7 @@
                 <w:szCs w:val="16"/>
                 <w:highlight w:val="yellow"/>
               </w:rPr>
-              <w:t xml:space="preserve">_______</w:t>
+              <w:t>_______</w:t>
             </w:r>
           </w:p>
         </w:tc>
@@ -2979,7 +3133,7 @@
                 <w:szCs w:val="16"/>
                 <w:highlight w:val="yellow"/>
               </w:rPr>
-              <w:t xml:space="preserve">_______</w:t>
+              <w:t>_______</w:t>
             </w:r>
           </w:p>
         </w:tc>
@@ -3014,7 +3168,7 @@
                 <w:sz w:val="18"/>
                 <w:szCs w:val="18"/>
               </w:rPr>
-              <w:t xml:space="preserve">Signature</w:t>
+              <w:t>Signature</w:t>
             </w:r>
           </w:p>
         </w:tc>
@@ -3126,7 +3280,7 @@
                 <w:sz w:val="18"/>
                 <w:szCs w:val="18"/>
               </w:rPr>
-              <w:t xml:space="preserve">Print Name</w:t>
+              <w:t>Print Name</w:t>
             </w:r>
           </w:p>
         </w:tc>
@@ -3155,9 +3309,6 @@
                 <w:szCs w:val="18"/>
               </w:rPr>
             </w:pPr>
-            <w:r>
-              <w:t xml:space="preserve"/>
-            </w:r>
           </w:p>
         </w:tc>
         <w:tc>
@@ -3208,9 +3359,6 @@
                 <w:szCs w:val="18"/>
               </w:rPr>
             </w:pPr>
-            <w:r>
-              <w:t xml:space="preserve"/>
-            </w:r>
           </w:p>
         </w:tc>
       </w:tr>
@@ -3244,7 +3392,7 @@
                 <w:sz w:val="18"/>
                 <w:szCs w:val="18"/>
               </w:rPr>
-              <w:t xml:space="preserve">Title</w:t>
+              <w:t>Title</w:t>
             </w:r>
           </w:p>
         </w:tc>
@@ -3273,9 +3421,6 @@
                 <w:szCs w:val="18"/>
               </w:rPr>
             </w:pPr>
-            <w:r>
-              <w:t xml:space="preserve"/>
-            </w:r>
           </w:p>
         </w:tc>
         <w:tc>
@@ -3326,9 +3471,6 @@
                 <w:szCs w:val="18"/>
               </w:rPr>
             </w:pPr>
-            <w:r>
-              <w:t xml:space="preserve"/>
-            </w:r>
           </w:p>
         </w:tc>
       </w:tr>
@@ -3362,7 +3504,7 @@
                 <w:sz w:val="18"/>
                 <w:szCs w:val="18"/>
               </w:rPr>
-              <w:t xml:space="preserve">Date</w:t>
+              <w:t>Date</w:t>
             </w:r>
           </w:p>
         </w:tc>
@@ -3497,7 +3639,7 @@
           <w:szCs w:val="16"/>
         </w:rPr>
         <w:lastRenderedPageBreak/>
-        <w:t xml:space="preserve">Processor and Subprocessor Relationships</w:t>
+        <w:t>Processor and Subprocessor Relationships</w:t>
       </w:r>
     </w:p>
     <w:p>
@@ -3529,21 +3671,31 @@
           <w:szCs w:val="16"/>
           <w:u w:val="single"/>
         </w:rPr>
-        <w:t xml:space="preserve">Provider as Processor</w:t>
-      </w:r>
-      <w:r>
-        <w:rPr>
-          <w:rFonts w:ascii="Arial" w:eastAsia="Arial" w:hAnsi="Arial" w:cs="Arial"/>
-          <w:color w:val="000000"/>
-          <w:sz w:val="16"/>
-          <w:szCs w:val="16"/>
-        </w:rPr>
-        <w:t xml:space="preserve">.</w:t>
-      </w:r>
-      <w:r>
-        <w:rPr>
-          <w:rFonts w:ascii="Arial" w:eastAsia="Arial" w:hAnsi="Arial" w:cs="Arial"/>
-          <w:color w:val="000000"/>
+        <w:t>Provider as Processor</w:t>
+      </w:r>
+      <w:r>
+        <w:rPr>
+          <w:rFonts w:ascii="Arial" w:eastAsia="Arial" w:hAnsi="Arial" w:cs="Arial"/>
+          <w:color w:val="000000"/>
+          <w:sz w:val="16"/>
+          <w:szCs w:val="16"/>
+        </w:rPr>
+        <w:t xml:space="preserve">. In situations where </w:t>
+      </w:r>
+      <w:r>
+        <w:rPr>
+          <w:rFonts w:ascii="Arial" w:eastAsia="Arial" w:hAnsi="Arial" w:cs="Arial"/>
+          <w:b/>
+          <w:color w:val="107087"/>
+          <w:sz w:val="16"/>
+          <w:szCs w:val="16"/>
+        </w:rPr>
+        <w:t>Customer</w:t>
+      </w:r>
+      <w:r>
+        <w:rPr>
+          <w:rFonts w:ascii="Arial" w:eastAsia="Arial" w:hAnsi="Arial" w:cs="Arial"/>
+          <w:color w:val="107087"/>
           <w:sz w:val="16"/>
           <w:szCs w:val="16"/>
         </w:rPr>
@@ -3556,34 +3708,6 @@
           <w:sz w:val="16"/>
           <w:szCs w:val="16"/>
         </w:rPr>
-        <w:t xml:space="preserve">In situations where </w:t>
-      </w:r>
-      <w:r>
-        <w:rPr>
-          <w:rFonts w:ascii="Arial" w:eastAsia="Arial" w:hAnsi="Arial" w:cs="Arial"/>
-          <w:b/>
-          <w:color w:val="107087"/>
-          <w:sz w:val="16"/>
-          <w:szCs w:val="16"/>
-        </w:rPr>
-        <w:t xml:space="preserve">Customer</w:t>
-      </w:r>
-      <w:r>
-        <w:rPr>
-          <w:rFonts w:ascii="Arial" w:eastAsia="Arial" w:hAnsi="Arial" w:cs="Arial"/>
-          <w:color w:val="107087"/>
-          <w:sz w:val="16"/>
-          <w:szCs w:val="16"/>
-        </w:rPr>
-        <w:t xml:space="preserve"> </w:t>
-      </w:r>
-      <w:r>
-        <w:rPr>
-          <w:rFonts w:ascii="Arial" w:eastAsia="Arial" w:hAnsi="Arial" w:cs="Arial"/>
-          <w:color w:val="000000"/>
-          <w:sz w:val="16"/>
-          <w:szCs w:val="16"/>
-        </w:rPr>
         <w:t xml:space="preserve">is a Controller of the Customer Personal Data, </w:t>
       </w:r>
       <w:r>
@@ -3594,7 +3718,7 @@
           <w:sz w:val="16"/>
           <w:szCs w:val="16"/>
         </w:rPr>
-        <w:t xml:space="preserve">Provider</w:t>
+        <w:t>Provider</w:t>
       </w:r>
       <w:r>
         <w:rPr>
@@ -3613,7 +3737,7 @@
           <w:sz w:val="16"/>
           <w:szCs w:val="16"/>
         </w:rPr>
-        <w:t xml:space="preserve">Customer</w:t>
+        <w:t>Customer</w:t>
       </w:r>
       <w:r>
         <w:rPr>
@@ -3654,44 +3778,26 @@
           <w:szCs w:val="16"/>
           <w:u w:val="single"/>
         </w:rPr>
-        <w:t xml:space="preserve">Provider as Subprocessor</w:t>
-      </w:r>
-      <w:r>
-        <w:rPr>
-          <w:rFonts w:ascii="Arial" w:eastAsia="Arial" w:hAnsi="Arial" w:cs="Arial"/>
-          <w:color w:val="000000"/>
-          <w:sz w:val="16"/>
-          <w:szCs w:val="16"/>
-        </w:rPr>
-        <w:t xml:space="preserve">.</w:t>
-      </w:r>
-      <w:r>
-        <w:rPr>
-          <w:rFonts w:ascii="Arial" w:eastAsia="Arial" w:hAnsi="Arial" w:cs="Arial"/>
-          <w:color w:val="000000"/>
-          <w:sz w:val="16"/>
-          <w:szCs w:val="16"/>
-        </w:rPr>
-        <w:t xml:space="preserve"> </w:t>
-      </w:r>
-      <w:r>
-        <w:rPr>
-          <w:rFonts w:ascii="Arial" w:eastAsia="Arial" w:hAnsi="Arial" w:cs="Arial"/>
-          <w:color w:val="000000"/>
-          <w:sz w:val="16"/>
-          <w:szCs w:val="16"/>
-        </w:rPr>
-        <w:t xml:space="preserve">In situations where </w:t>
-      </w:r>
-      <w:r>
-        <w:rPr>
-          <w:rFonts w:ascii="Arial" w:eastAsia="Arial" w:hAnsi="Arial" w:cs="Arial"/>
-          <w:b/>
-          <w:color w:val="107087"/>
-          <w:sz w:val="16"/>
-          <w:szCs w:val="16"/>
-        </w:rPr>
-        <w:t xml:space="preserve">Customer</w:t>
+        <w:t>Provider as Subprocessor</w:t>
+      </w:r>
+      <w:r>
+        <w:rPr>
+          <w:rFonts w:ascii="Arial" w:eastAsia="Arial" w:hAnsi="Arial" w:cs="Arial"/>
+          <w:color w:val="000000"/>
+          <w:sz w:val="16"/>
+          <w:szCs w:val="16"/>
+        </w:rPr>
+        <w:t xml:space="preserve">. In situations where </w:t>
+      </w:r>
+      <w:r>
+        <w:rPr>
+          <w:rFonts w:ascii="Arial" w:eastAsia="Arial" w:hAnsi="Arial" w:cs="Arial"/>
+          <w:b/>
+          <w:color w:val="107087"/>
+          <w:sz w:val="16"/>
+          <w:szCs w:val="16"/>
+        </w:rPr>
+        <w:t>Customer</w:t>
       </w:r>
       <w:r>
         <w:rPr>
@@ -3710,7 +3816,7 @@
           <w:sz w:val="16"/>
           <w:szCs w:val="16"/>
         </w:rPr>
-        <w:t xml:space="preserve">Provider</w:t>
+        <w:t>Provider</w:t>
       </w:r>
       <w:r>
         <w:rPr>
@@ -3753,7 +3859,7 @@
           <w:sz w:val="16"/>
           <w:szCs w:val="16"/>
         </w:rPr>
-        <w:t xml:space="preserve">Processing</w:t>
+        <w:t>Processing</w:t>
       </w:r>
     </w:p>
     <w:p>
@@ -3785,7 +3891,7 @@
           <w:szCs w:val="16"/>
           <w:u w:val="single"/>
         </w:rPr>
-        <w:t xml:space="preserve">Processing Details</w:t>
+        <w:t>Processing Details</w:t>
       </w:r>
       <w:r>
         <w:rPr>
@@ -3804,7 +3910,7 @@
           <w:sz w:val="16"/>
           <w:szCs w:val="16"/>
         </w:rPr>
-        <w:t xml:space="preserve">Categories</w:t>
+        <w:t>Categories</w:t>
       </w:r>
       <w:r>
         <w:rPr>
@@ -3824,7 +3930,7 @@
           <w:sz w:val="16"/>
           <w:szCs w:val="16"/>
         </w:rPr>
-        <w:t xml:space="preserve">of</w:t>
+        <w:t>of</w:t>
       </w:r>
       <w:r>
         <w:rPr>
@@ -3844,7 +3950,7 @@
           <w:sz w:val="16"/>
           <w:szCs w:val="16"/>
         </w:rPr>
-        <w:t xml:space="preserve">Personal</w:t>
+        <w:t>Personal</w:t>
       </w:r>
       <w:r>
         <w:rPr>
@@ -3864,7 +3970,7 @@
           <w:sz w:val="16"/>
           <w:szCs w:val="16"/>
         </w:rPr>
-        <w:t xml:space="preserve">Data</w:t>
+        <w:t>Data</w:t>
       </w:r>
       <w:r>
         <w:rPr>
@@ -3883,25 +3989,16 @@
           <w:sz w:val="16"/>
           <w:szCs w:val="16"/>
         </w:rPr>
-        <w:t xml:space="preserve">Categories of Data Subjects</w:t>
-      </w:r>
-      <w:r>
-        <w:rPr>
-          <w:rFonts w:ascii="Arial" w:eastAsia="Arial" w:hAnsi="Arial" w:cs="Arial"/>
-          <w:color w:val="000000"/>
-          <w:sz w:val="16"/>
-          <w:szCs w:val="16"/>
-        </w:rPr>
-        <w:t xml:space="preserve">.</w:t>
-      </w:r>
-      <w:r>
-        <w:rPr>
-          <w:rFonts w:ascii="Arial" w:eastAsia="Arial" w:hAnsi="Arial" w:cs="Arial"/>
-          <w:color w:val="000000"/>
-          <w:sz w:val="16"/>
-          <w:szCs w:val="16"/>
-        </w:rPr>
-        <w:t xml:space="preserve"> </w:t>
+        <w:t>Categories of Data Subjects</w:t>
+      </w:r>
+      <w:r>
+        <w:rPr>
+          <w:rFonts w:ascii="Arial" w:eastAsia="Arial" w:hAnsi="Arial" w:cs="Arial"/>
+          <w:color w:val="000000"/>
+          <w:sz w:val="16"/>
+          <w:szCs w:val="16"/>
+        </w:rPr>
+        <w:t xml:space="preserve">. </w:t>
       </w:r>
     </w:p>
     <w:p>
@@ -3933,7 +4030,7 @@
           <w:szCs w:val="16"/>
           <w:u w:val="single"/>
         </w:rPr>
-        <w:t xml:space="preserve">Processing Instructions</w:t>
+        <w:t>Processing Instructions</w:t>
       </w:r>
       <w:r>
         <w:rPr>
@@ -3952,7 +4049,7 @@
           <w:sz w:val="16"/>
           <w:szCs w:val="16"/>
         </w:rPr>
-        <w:t xml:space="preserve">Customer</w:t>
+        <w:t>Customer</w:t>
       </w:r>
       <w:r>
         <w:rPr>
@@ -3971,7 +4068,7 @@
           <w:sz w:val="16"/>
           <w:szCs w:val="16"/>
         </w:rPr>
-        <w:t xml:space="preserve">Provider</w:t>
+        <w:t>Provider</w:t>
       </w:r>
       <w:r>
         <w:rPr>
@@ -3990,7 +4087,7 @@
           <w:sz w:val="16"/>
           <w:szCs w:val="16"/>
         </w:rPr>
-        <w:t xml:space="preserve">Customer’s</w:t>
+        <w:t>Customer’s</w:t>
       </w:r>
       <w:r>
         <w:rPr>
@@ -4009,7 +4106,7 @@
           <w:sz w:val="16"/>
           <w:szCs w:val="16"/>
         </w:rPr>
-        <w:t xml:space="preserve">Agreement</w:t>
+        <w:t>Agreement</w:t>
       </w:r>
       <w:r>
         <w:rPr>
@@ -4028,7 +4125,7 @@
           <w:sz w:val="16"/>
           <w:szCs w:val="16"/>
         </w:rPr>
-        <w:t xml:space="preserve">Customer</w:t>
+        <w:t>Customer</w:t>
       </w:r>
       <w:r>
         <w:rPr>
@@ -4047,7 +4144,7 @@
           <w:sz w:val="16"/>
           <w:szCs w:val="16"/>
         </w:rPr>
-        <w:t xml:space="preserve">Provider</w:t>
+        <w:t>Provider</w:t>
       </w:r>
       <w:r>
         <w:rPr>
@@ -4066,7 +4163,7 @@
           <w:sz w:val="16"/>
           <w:szCs w:val="16"/>
         </w:rPr>
-        <w:t xml:space="preserve">Provider</w:t>
+        <w:t>Provider</w:t>
       </w:r>
       <w:r>
         <w:rPr>
@@ -4085,7 +4182,7 @@
           <w:sz w:val="16"/>
           <w:szCs w:val="16"/>
         </w:rPr>
-        <w:t xml:space="preserve">Provider</w:t>
+        <w:t>Provider</w:t>
       </w:r>
       <w:r>
         <w:rPr>
@@ -4104,7 +4201,7 @@
           <w:sz w:val="16"/>
           <w:szCs w:val="16"/>
         </w:rPr>
-        <w:t xml:space="preserve">Customer</w:t>
+        <w:t>Customer</w:t>
       </w:r>
       <w:r>
         <w:rPr>
@@ -4123,7 +4220,7 @@
           <w:sz w:val="16"/>
           <w:szCs w:val="16"/>
         </w:rPr>
-        <w:t xml:space="preserve">Customer</w:t>
+        <w:t>Customer</w:t>
       </w:r>
       <w:r>
         <w:rPr>
@@ -4164,54 +4261,65 @@
           <w:szCs w:val="16"/>
           <w:u w:val="single"/>
         </w:rPr>
-        <w:t xml:space="preserve">Processing by Provider</w:t>
-      </w:r>
-      <w:r>
-        <w:rPr>
-          <w:rFonts w:ascii="Arial" w:eastAsia="Arial" w:hAnsi="Arial" w:cs="Arial"/>
-          <w:color w:val="000000"/>
-          <w:sz w:val="16"/>
-          <w:szCs w:val="16"/>
-        </w:rPr>
-        <w:t xml:space="preserve">.</w:t>
-      </w:r>
-      <w:r>
-        <w:rPr>
-          <w:rFonts w:ascii="Arial" w:eastAsia="Arial" w:hAnsi="Arial" w:cs="Arial"/>
-          <w:color w:val="000000"/>
-          <w:sz w:val="16"/>
-          <w:szCs w:val="16"/>
-        </w:rPr>
-        <w:t xml:space="preserve"> </w:t>
-      </w:r>
-      <w:r>
-        <w:rPr>
-          <w:rFonts w:ascii="Arial" w:eastAsia="Arial" w:hAnsi="Arial" w:cs="Arial"/>
-          <w:b/>
-          <w:color w:val="107087"/>
-          <w:sz w:val="16"/>
-          <w:szCs w:val="16"/>
-        </w:rPr>
-        <w:t xml:space="preserve">Provider</w:t>
-      </w:r>
-      <w:r>
-        <w:rPr>
-          <w:rFonts w:ascii="Arial" w:eastAsia="Arial" w:hAnsi="Arial" w:cs="Arial"/>
-          <w:color w:val="000000"/>
-          <w:sz w:val="16"/>
-          <w:szCs w:val="16"/>
-        </w:rPr>
-        <w:t xml:space="preserve"> will only Process Customer Personal Data in accordance with this DPA, including the details in the Cover Page. If </w:t>
-      </w:r>
-      <w:r>
-        <w:rPr>
-          <w:rFonts w:ascii="Arial" w:eastAsia="Arial" w:hAnsi="Arial" w:cs="Arial"/>
-          <w:b/>
-          <w:color w:val="107087"/>
-          <w:sz w:val="16"/>
-          <w:szCs w:val="16"/>
-        </w:rPr>
-        <w:t xml:space="preserve">Provider</w:t>
+        <w:t>Processing by Provider</w:t>
+      </w:r>
+      <w:r>
+        <w:rPr>
+          <w:rFonts w:ascii="Arial" w:eastAsia="Arial" w:hAnsi="Arial" w:cs="Arial"/>
+          <w:color w:val="000000"/>
+          <w:sz w:val="16"/>
+          <w:szCs w:val="16"/>
+        </w:rPr>
+        <w:t xml:space="preserve">. </w:t>
+      </w:r>
+      <w:r>
+        <w:rPr>
+          <w:rFonts w:ascii="Arial" w:eastAsia="Arial" w:hAnsi="Arial" w:cs="Arial"/>
+          <w:b/>
+          <w:color w:val="107087"/>
+          <w:sz w:val="16"/>
+          <w:szCs w:val="16"/>
+        </w:rPr>
+        <w:t>Provider</w:t>
+      </w:r>
+      <w:r>
+        <w:rPr>
+          <w:rFonts w:ascii="Arial" w:eastAsia="Arial" w:hAnsi="Arial" w:cs="Arial"/>
+          <w:color w:val="000000"/>
+          <w:sz w:val="16"/>
+          <w:szCs w:val="16"/>
+        </w:rPr>
+        <w:t xml:space="preserve"> will </w:t>
+      </w:r>
+      <w:proofErr w:type="gramStart"/>
+      <w:r>
+        <w:rPr>
+          <w:rFonts w:ascii="Arial" w:eastAsia="Arial" w:hAnsi="Arial" w:cs="Arial"/>
+          <w:color w:val="000000"/>
+          <w:sz w:val="16"/>
+          <w:szCs w:val="16"/>
+        </w:rPr>
+        <w:t>only</w:t>
+      </w:r>
+      <w:proofErr w:type="gramEnd"/>
+      <w:r>
+        <w:rPr>
+          <w:rFonts w:ascii="Arial" w:eastAsia="Arial" w:hAnsi="Arial" w:cs="Arial"/>
+          <w:color w:val="000000"/>
+          <w:sz w:val="16"/>
+          <w:szCs w:val="16"/>
+        </w:rPr>
+        <w:t xml:space="preserve"> Process Customer Personal Data in accordance with this DPA, including the details in the Cover Page. If </w:t>
+      </w:r>
+      <w:r>
+        <w:rPr>
+          <w:rFonts w:ascii="Arial" w:eastAsia="Arial" w:hAnsi="Arial" w:cs="Arial"/>
+          <w:b/>
+          <w:color w:val="107087"/>
+          <w:sz w:val="16"/>
+          <w:szCs w:val="16"/>
+        </w:rPr>
+        <w:t>Provider</w:t>
       </w:r>
       <w:r>
         <w:rPr>
@@ -4230,7 +4338,7 @@
           <w:sz w:val="16"/>
           <w:szCs w:val="16"/>
         </w:rPr>
-        <w:t xml:space="preserve">Provider</w:t>
+        <w:t>Provider</w:t>
       </w:r>
       <w:r>
         <w:rPr>
@@ -4249,7 +4357,7 @@
           <w:sz w:val="16"/>
           <w:szCs w:val="16"/>
         </w:rPr>
-        <w:t xml:space="preserve">Categories of Data Subjects</w:t>
+        <w:t>Categories of Data Subjects</w:t>
       </w:r>
       <w:r>
         <w:rPr>
@@ -4268,7 +4376,7 @@
           <w:sz w:val="16"/>
           <w:szCs w:val="16"/>
         </w:rPr>
-        <w:t xml:space="preserve">Categories of Personal Data</w:t>
+        <w:t>Categories of Personal Data</w:t>
       </w:r>
       <w:r>
         <w:rPr>
@@ -4287,7 +4395,7 @@
           <w:sz w:val="16"/>
           <w:szCs w:val="16"/>
         </w:rPr>
-        <w:t xml:space="preserve">Special Category Data</w:t>
+        <w:t>Special Category Data</w:t>
       </w:r>
       <w:r>
         <w:rPr>
@@ -4306,7 +4414,7 @@
           <w:sz w:val="16"/>
           <w:szCs w:val="16"/>
         </w:rPr>
-        <w:t xml:space="preserve">Special Category Data Restrictions or Safeguards</w:t>
+        <w:t>Special Category Data Restrictions or Safeguards</w:t>
       </w:r>
       <w:r>
         <w:rPr>
@@ -4325,7 +4433,7 @@
           <w:sz w:val="16"/>
           <w:szCs w:val="16"/>
         </w:rPr>
-        <w:t xml:space="preserve">Frequency of Transfer</w:t>
+        <w:t>Frequency of Transfer</w:t>
       </w:r>
       <w:r>
         <w:rPr>
@@ -4344,7 +4452,7 @@
           <w:sz w:val="16"/>
           <w:szCs w:val="16"/>
         </w:rPr>
-        <w:t xml:space="preserve">Nature and Purpose of Processing</w:t>
+        <w:t>Nature and Purpose of Processing</w:t>
       </w:r>
       <w:r>
         <w:rPr>
@@ -4363,7 +4471,7 @@
           <w:sz w:val="16"/>
           <w:szCs w:val="16"/>
         </w:rPr>
-        <w:t xml:space="preserve">Duration of Processing</w:t>
+        <w:t>Duration of Processing</w:t>
       </w:r>
       <w:r>
         <w:rPr>
@@ -4382,7 +4490,7 @@
           <w:sz w:val="16"/>
           <w:szCs w:val="16"/>
         </w:rPr>
-        <w:t xml:space="preserve">Customer</w:t>
+        <w:t>Customer</w:t>
       </w:r>
       <w:r>
         <w:rPr>
@@ -4423,44 +4531,26 @@
           <w:szCs w:val="16"/>
           <w:u w:val="single"/>
         </w:rPr>
-        <w:t xml:space="preserve">Customer Processing</w:t>
-      </w:r>
-      <w:r>
-        <w:rPr>
-          <w:rFonts w:ascii="Arial" w:eastAsia="Arial" w:hAnsi="Arial" w:cs="Arial"/>
-          <w:color w:val="000000"/>
-          <w:sz w:val="16"/>
-          <w:szCs w:val="16"/>
-        </w:rPr>
-        <w:t xml:space="preserve">.</w:t>
-      </w:r>
-      <w:r>
-        <w:rPr>
-          <w:rFonts w:ascii="Arial" w:eastAsia="Arial" w:hAnsi="Arial" w:cs="Arial"/>
-          <w:color w:val="000000"/>
-          <w:sz w:val="16"/>
-          <w:szCs w:val="16"/>
-        </w:rPr>
-        <w:t xml:space="preserve"> </w:t>
-      </w:r>
-      <w:r>
-        <w:rPr>
-          <w:rFonts w:ascii="Arial" w:eastAsia="Arial" w:hAnsi="Arial" w:cs="Arial"/>
-          <w:color w:val="000000"/>
-          <w:sz w:val="16"/>
-          <w:szCs w:val="16"/>
-        </w:rPr>
-        <w:t xml:space="preserve">Where </w:t>
-      </w:r>
-      <w:r>
-        <w:rPr>
-          <w:rFonts w:ascii="Arial" w:eastAsia="Arial" w:hAnsi="Arial" w:cs="Arial"/>
-          <w:b/>
-          <w:color w:val="107087"/>
-          <w:sz w:val="16"/>
-          <w:szCs w:val="16"/>
-        </w:rPr>
-        <w:t xml:space="preserve">Customer</w:t>
+        <w:t>Customer Processing</w:t>
+      </w:r>
+      <w:r>
+        <w:rPr>
+          <w:rFonts w:ascii="Arial" w:eastAsia="Arial" w:hAnsi="Arial" w:cs="Arial"/>
+          <w:color w:val="000000"/>
+          <w:sz w:val="16"/>
+          <w:szCs w:val="16"/>
+        </w:rPr>
+        <w:t xml:space="preserve">. Where </w:t>
+      </w:r>
+      <w:r>
+        <w:rPr>
+          <w:rFonts w:ascii="Arial" w:eastAsia="Arial" w:hAnsi="Arial" w:cs="Arial"/>
+          <w:b/>
+          <w:color w:val="107087"/>
+          <w:sz w:val="16"/>
+          <w:szCs w:val="16"/>
+        </w:rPr>
+        <w:t>Customer</w:t>
       </w:r>
       <w:r>
         <w:rPr>
@@ -4479,7 +4569,7 @@
           <w:sz w:val="16"/>
           <w:szCs w:val="16"/>
         </w:rPr>
-        <w:t xml:space="preserve">Provider</w:t>
+        <w:t>Provider</w:t>
       </w:r>
       <w:r>
         <w:rPr>
@@ -4498,7 +4588,7 @@
           <w:sz w:val="16"/>
           <w:szCs w:val="16"/>
         </w:rPr>
-        <w:t xml:space="preserve">Customer</w:t>
+        <w:t>Customer</w:t>
       </w:r>
       <w:r>
         <w:rPr>
@@ -4517,7 +4607,7 @@
           <w:sz w:val="16"/>
           <w:szCs w:val="16"/>
         </w:rPr>
-        <w:t xml:space="preserve">Customer’s</w:t>
+        <w:t>Customer’s</w:t>
       </w:r>
       <w:r>
         <w:rPr>
@@ -4536,7 +4626,7 @@
           <w:sz w:val="16"/>
           <w:szCs w:val="16"/>
         </w:rPr>
-        <w:t xml:space="preserve">Customer’s</w:t>
+        <w:t>Customer’s</w:t>
       </w:r>
       <w:r>
         <w:rPr>
@@ -4555,7 +4645,7 @@
           <w:sz w:val="16"/>
           <w:szCs w:val="16"/>
         </w:rPr>
-        <w:t xml:space="preserve">Customer</w:t>
+        <w:t>Customer</w:t>
       </w:r>
       <w:r>
         <w:rPr>
@@ -4574,7 +4664,7 @@
           <w:sz w:val="16"/>
           <w:szCs w:val="16"/>
         </w:rPr>
-        <w:t xml:space="preserve">Customer</w:t>
+        <w:t>Customer</w:t>
       </w:r>
       <w:r>
         <w:rPr>
@@ -4593,7 +4683,7 @@
           <w:sz w:val="16"/>
           <w:szCs w:val="16"/>
         </w:rPr>
-        <w:t xml:space="preserve">Customer</w:t>
+        <w:t>Customer</w:t>
       </w:r>
       <w:r>
         <w:rPr>
@@ -4612,7 +4702,7 @@
           <w:sz w:val="16"/>
           <w:szCs w:val="16"/>
         </w:rPr>
-        <w:t xml:space="preserve">Customer’s</w:t>
+        <w:t>Customer’s</w:t>
       </w:r>
       <w:r>
         <w:rPr>
@@ -4653,35 +4743,26 @@
           <w:szCs w:val="16"/>
           <w:u w:val="single"/>
         </w:rPr>
-        <w:t xml:space="preserve">Consent to Processing</w:t>
-      </w:r>
-      <w:r>
-        <w:rPr>
-          <w:rFonts w:ascii="Arial" w:eastAsia="Arial" w:hAnsi="Arial" w:cs="Arial"/>
-          <w:color w:val="000000"/>
-          <w:sz w:val="16"/>
-          <w:szCs w:val="16"/>
-        </w:rPr>
-        <w:t xml:space="preserve">.</w:t>
-      </w:r>
-      <w:r>
-        <w:rPr>
-          <w:rFonts w:ascii="Arial" w:eastAsia="Arial" w:hAnsi="Arial" w:cs="Arial"/>
-          <w:color w:val="000000"/>
-          <w:sz w:val="16"/>
-          <w:szCs w:val="16"/>
-        </w:rPr>
-        <w:t xml:space="preserve"> </w:t>
-      </w:r>
-      <w:r>
-        <w:rPr>
-          <w:rFonts w:ascii="Arial" w:eastAsia="Arial" w:hAnsi="Arial" w:cs="Arial"/>
-          <w:b/>
-          <w:color w:val="107087"/>
-          <w:sz w:val="16"/>
-          <w:szCs w:val="16"/>
-        </w:rPr>
-        <w:t xml:space="preserve">Customer</w:t>
+        <w:t>Consent to Processing</w:t>
+      </w:r>
+      <w:r>
+        <w:rPr>
+          <w:rFonts w:ascii="Arial" w:eastAsia="Arial" w:hAnsi="Arial" w:cs="Arial"/>
+          <w:color w:val="000000"/>
+          <w:sz w:val="16"/>
+          <w:szCs w:val="16"/>
+        </w:rPr>
+        <w:t xml:space="preserve">. </w:t>
+      </w:r>
+      <w:r>
+        <w:rPr>
+          <w:rFonts w:ascii="Arial" w:eastAsia="Arial" w:hAnsi="Arial" w:cs="Arial"/>
+          <w:b/>
+          <w:color w:val="107087"/>
+          <w:sz w:val="16"/>
+          <w:szCs w:val="16"/>
+        </w:rPr>
+        <w:t>Customer</w:t>
       </w:r>
       <w:r>
         <w:rPr>
@@ -4700,7 +4781,7 @@
           <w:sz w:val="16"/>
           <w:szCs w:val="16"/>
         </w:rPr>
-        <w:t xml:space="preserve">Provider</w:t>
+        <w:t>Provider</w:t>
       </w:r>
       <w:r>
         <w:rPr>
@@ -4741,16 +4822,16 @@
           <w:szCs w:val="16"/>
           <w:u w:val="single"/>
         </w:rPr>
-        <w:t xml:space="preserve">Subprocessors</w:t>
-      </w:r>
-      <w:r>
-        <w:rPr>
-          <w:rFonts w:ascii="Arial" w:eastAsia="Arial" w:hAnsi="Arial" w:cs="Arial"/>
-          <w:color w:val="000000"/>
-          <w:sz w:val="16"/>
-          <w:szCs w:val="16"/>
-        </w:rPr>
-        <w:t xml:space="preserve">.</w:t>
+        <w:t>Subprocessors</w:t>
+      </w:r>
+      <w:r>
+        <w:rPr>
+          <w:rFonts w:ascii="Arial" w:eastAsia="Arial" w:hAnsi="Arial" w:cs="Arial"/>
+          <w:color w:val="000000"/>
+          <w:sz w:val="16"/>
+          <w:szCs w:val="16"/>
+        </w:rPr>
+        <w:t>.</w:t>
       </w:r>
     </w:p>
     <w:p>
@@ -4786,7 +4867,7 @@
           <w:sz w:val="16"/>
           <w:szCs w:val="16"/>
         </w:rPr>
-        <w:t xml:space="preserve">Provider</w:t>
+        <w:t>Provider</w:t>
       </w:r>
       <w:r>
         <w:rPr>
@@ -4805,7 +4886,7 @@
           <w:sz w:val="16"/>
           <w:szCs w:val="16"/>
         </w:rPr>
-        <w:t xml:space="preserve">Customer</w:t>
+        <w:t>Customer</w:t>
       </w:r>
       <w:r>
         <w:rPr>
@@ -4824,7 +4905,7 @@
           <w:sz w:val="16"/>
           <w:szCs w:val="16"/>
         </w:rPr>
-        <w:t xml:space="preserve">Approved Subprocessors</w:t>
+        <w:t>Approved Subprocessors</w:t>
       </w:r>
       <w:r>
         <w:rPr>
@@ -4843,7 +4924,7 @@
           <w:sz w:val="16"/>
           <w:szCs w:val="16"/>
         </w:rPr>
-        <w:t xml:space="preserve">Provider</w:t>
+        <w:t>Provider</w:t>
       </w:r>
       <w:r>
         <w:rPr>
@@ -4862,7 +4943,7 @@
           <w:sz w:val="16"/>
           <w:szCs w:val="16"/>
         </w:rPr>
-        <w:t xml:space="preserve">Customer</w:t>
+        <w:t>Customer</w:t>
       </w:r>
       <w:r>
         <w:rPr>
@@ -4881,7 +4962,7 @@
           <w:sz w:val="16"/>
           <w:szCs w:val="16"/>
         </w:rPr>
-        <w:t xml:space="preserve">Approved</w:t>
+        <w:t>Approved</w:t>
       </w:r>
       <w:r>
         <w:rPr>
@@ -4901,7 +4982,7 @@
           <w:sz w:val="16"/>
           <w:szCs w:val="16"/>
         </w:rPr>
-        <w:t xml:space="preserve">Subprocessors</w:t>
+        <w:t>Subprocessors</w:t>
       </w:r>
       <w:r>
         <w:rPr>
@@ -4920,7 +5001,7 @@
           <w:sz w:val="16"/>
           <w:szCs w:val="16"/>
         </w:rPr>
-        <w:t xml:space="preserve">Customer</w:t>
+        <w:t>Customer</w:t>
       </w:r>
       <w:r>
         <w:rPr>
@@ -4939,7 +5020,7 @@
           <w:sz w:val="16"/>
           <w:szCs w:val="16"/>
         </w:rPr>
-        <w:t xml:space="preserve">Provider</w:t>
+        <w:t>Provider</w:t>
       </w:r>
       <w:r>
         <w:rPr>
@@ -4958,7 +5039,7 @@
           <w:sz w:val="16"/>
           <w:szCs w:val="16"/>
         </w:rPr>
-        <w:t xml:space="preserve">Provider</w:t>
+        <w:t>Provider</w:t>
       </w:r>
       <w:r>
         <w:rPr>
@@ -4977,7 +5058,7 @@
           <w:sz w:val="16"/>
           <w:szCs w:val="16"/>
         </w:rPr>
-        <w:t xml:space="preserve">Customer</w:t>
+        <w:t>Customer</w:t>
       </w:r>
       <w:r>
         <w:rPr>
@@ -4996,7 +5077,7 @@
           <w:sz w:val="16"/>
           <w:szCs w:val="16"/>
         </w:rPr>
-        <w:t xml:space="preserve">Customer</w:t>
+        <w:t>Customer</w:t>
       </w:r>
       <w:r>
         <w:rPr>
@@ -5015,7 +5096,7 @@
           <w:sz w:val="16"/>
           <w:szCs w:val="16"/>
         </w:rPr>
-        <w:t xml:space="preserve">Approved</w:t>
+        <w:t>Approved</w:t>
       </w:r>
       <w:r>
         <w:rPr>
@@ -5035,7 +5116,7 @@
           <w:sz w:val="16"/>
           <w:szCs w:val="16"/>
         </w:rPr>
-        <w:t xml:space="preserve">Subprocessors</w:t>
+        <w:t>Subprocessors</w:t>
       </w:r>
       <w:r>
         <w:rPr>
@@ -5054,7 +5135,7 @@
           <w:sz w:val="16"/>
           <w:szCs w:val="16"/>
         </w:rPr>
-        <w:t xml:space="preserve">Customer</w:t>
+        <w:t>Customer</w:t>
       </w:r>
       <w:r>
         <w:rPr>
@@ -5073,7 +5154,7 @@
           <w:sz w:val="16"/>
           <w:szCs w:val="16"/>
         </w:rPr>
-        <w:t xml:space="preserve">Approved</w:t>
+        <w:t>Approved</w:t>
       </w:r>
       <w:r>
         <w:rPr>
@@ -5093,7 +5174,7 @@
           <w:sz w:val="16"/>
           <w:szCs w:val="16"/>
         </w:rPr>
-        <w:t xml:space="preserve">Subprocessors</w:t>
+        <w:t>Subprocessors</w:t>
       </w:r>
       <w:r>
         <w:rPr>
@@ -5122,7 +5203,7 @@
           <w:sz w:val="16"/>
           <w:szCs w:val="16"/>
         </w:rPr>
-        <w:t xml:space="preserve">Customer</w:t>
+        <w:t>Customer</w:t>
       </w:r>
       <w:r>
         <w:rPr>
@@ -5141,7 +5222,7 @@
           <w:sz w:val="16"/>
           <w:szCs w:val="16"/>
         </w:rPr>
-        <w:t xml:space="preserve">will</w:t>
+        <w:t>will</w:t>
       </w:r>
       <w:r>
         <w:rPr>
@@ -5170,7 +5251,7 @@
           <w:sz w:val="16"/>
           <w:szCs w:val="16"/>
         </w:rPr>
-        <w:t xml:space="preserve">Customer</w:t>
+        <w:t>Customer</w:t>
       </w:r>
       <w:r>
         <w:rPr>
@@ -5189,7 +5270,7 @@
           <w:sz w:val="16"/>
           <w:szCs w:val="16"/>
         </w:rPr>
-        <w:t xml:space="preserve">Customer</w:t>
+        <w:t>Customer</w:t>
       </w:r>
       <w:r>
         <w:rPr>
@@ -5208,7 +5289,7 @@
           <w:sz w:val="16"/>
           <w:szCs w:val="16"/>
         </w:rPr>
-        <w:t xml:space="preserve">Provider</w:t>
+        <w:t>Provider</w:t>
       </w:r>
       <w:r>
         <w:rPr>
@@ -5227,7 +5308,7 @@
           <w:sz w:val="16"/>
           <w:szCs w:val="16"/>
         </w:rPr>
-        <w:t xml:space="preserve">Customer’s</w:t>
+        <w:t>Customer’s</w:t>
       </w:r>
       <w:r>
         <w:rPr>
@@ -5281,7 +5362,7 @@
           <w:sz w:val="16"/>
           <w:szCs w:val="16"/>
         </w:rPr>
-        <w:t xml:space="preserve">Provider</w:t>
+        <w:t>Provider</w:t>
       </w:r>
       <w:r>
         <w:rPr>
@@ -5300,7 +5381,7 @@
           <w:sz w:val="16"/>
           <w:szCs w:val="16"/>
         </w:rPr>
-        <w:t xml:space="preserve">Agreement</w:t>
+        <w:t>Agreement</w:t>
       </w:r>
       <w:r>
         <w:rPr>
@@ -5356,7 +5437,7 @@
           <w:sz w:val="16"/>
           <w:szCs w:val="16"/>
         </w:rPr>
-        <w:t xml:space="preserve">Provider’s</w:t>
+        <w:t>Provider’s</w:t>
       </w:r>
       <w:r>
         <w:rPr>
@@ -5375,7 +5456,7 @@
           <w:sz w:val="16"/>
           <w:szCs w:val="16"/>
         </w:rPr>
-        <w:t xml:space="preserve">Provider</w:t>
+        <w:t>Provider</w:t>
       </w:r>
       <w:r>
         <w:rPr>
@@ -5394,7 +5475,7 @@
           <w:sz w:val="16"/>
           <w:szCs w:val="16"/>
         </w:rPr>
-        <w:t xml:space="preserve">Provider</w:t>
+        <w:t>Provider</w:t>
       </w:r>
       <w:r>
         <w:rPr>
@@ -5413,7 +5494,7 @@
           <w:sz w:val="16"/>
           <w:szCs w:val="16"/>
         </w:rPr>
-        <w:t xml:space="preserve">Customer’s</w:t>
+        <w:t>Customer’s</w:t>
       </w:r>
       <w:r>
         <w:rPr>
@@ -5432,7 +5513,7 @@
           <w:sz w:val="16"/>
           <w:szCs w:val="16"/>
         </w:rPr>
-        <w:t xml:space="preserve">Provider</w:t>
+        <w:t>Provider</w:t>
       </w:r>
       <w:r>
         <w:rPr>
@@ -5477,7 +5558,7 @@
           <w:sz w:val="16"/>
           <w:szCs w:val="16"/>
         </w:rPr>
-        <w:t xml:space="preserve">Provider</w:t>
+        <w:t>Provider</w:t>
       </w:r>
       <w:r>
         <w:rPr>
@@ -5496,7 +5577,7 @@
           <w:sz w:val="16"/>
           <w:szCs w:val="16"/>
         </w:rPr>
-        <w:t xml:space="preserve">Provider</w:t>
+        <w:t>Provider</w:t>
       </w:r>
       <w:r>
         <w:rPr>
@@ -5515,7 +5596,7 @@
           <w:sz w:val="16"/>
           <w:szCs w:val="16"/>
         </w:rPr>
-        <w:t xml:space="preserve">Customer</w:t>
+        <w:t>Customer</w:t>
       </w:r>
       <w:r>
         <w:rPr>
@@ -5534,7 +5615,7 @@
           <w:sz w:val="16"/>
           <w:szCs w:val="16"/>
         </w:rPr>
-        <w:t xml:space="preserve">Provider</w:t>
+        <w:t>Provider</w:t>
       </w:r>
       <w:r>
         <w:rPr>
@@ -5577,7 +5658,7 @@
           <w:sz w:val="16"/>
           <w:szCs w:val="16"/>
         </w:rPr>
-        <w:t xml:space="preserve">Restricted Transfers</w:t>
+        <w:t>Restricted Transfers</w:t>
       </w:r>
     </w:p>
     <w:p>
@@ -5609,35 +5690,26 @@
           <w:szCs w:val="16"/>
           <w:u w:val="single"/>
         </w:rPr>
-        <w:t xml:space="preserve">Authorization</w:t>
-      </w:r>
-      <w:r>
-        <w:rPr>
-          <w:rFonts w:ascii="Arial" w:eastAsia="Arial" w:hAnsi="Arial" w:cs="Arial"/>
-          <w:color w:val="000000"/>
-          <w:sz w:val="16"/>
-          <w:szCs w:val="16"/>
-        </w:rPr>
-        <w:t xml:space="preserve">.</w:t>
-      </w:r>
-      <w:r>
-        <w:rPr>
-          <w:rFonts w:ascii="Arial" w:eastAsia="Arial" w:hAnsi="Arial" w:cs="Arial"/>
-          <w:color w:val="000000"/>
-          <w:sz w:val="16"/>
-          <w:szCs w:val="16"/>
-        </w:rPr>
-        <w:t xml:space="preserve"> </w:t>
-      </w:r>
-      <w:r>
-        <w:rPr>
-          <w:rFonts w:ascii="Arial" w:eastAsia="Arial" w:hAnsi="Arial" w:cs="Arial"/>
-          <w:b/>
-          <w:color w:val="107087"/>
-          <w:sz w:val="16"/>
-          <w:szCs w:val="16"/>
-        </w:rPr>
-        <w:t xml:space="preserve">Customer</w:t>
+        <w:t>Authorization</w:t>
+      </w:r>
+      <w:r>
+        <w:rPr>
+          <w:rFonts w:ascii="Arial" w:eastAsia="Arial" w:hAnsi="Arial" w:cs="Arial"/>
+          <w:color w:val="000000"/>
+          <w:sz w:val="16"/>
+          <w:szCs w:val="16"/>
+        </w:rPr>
+        <w:t xml:space="preserve">. </w:t>
+      </w:r>
+      <w:r>
+        <w:rPr>
+          <w:rFonts w:ascii="Arial" w:eastAsia="Arial" w:hAnsi="Arial" w:cs="Arial"/>
+          <w:b/>
+          <w:color w:val="107087"/>
+          <w:sz w:val="16"/>
+          <w:szCs w:val="16"/>
+        </w:rPr>
+        <w:t>Customer</w:t>
       </w:r>
       <w:r>
         <w:rPr>
@@ -5656,7 +5728,7 @@
           <w:sz w:val="16"/>
           <w:szCs w:val="16"/>
         </w:rPr>
-        <w:t xml:space="preserve">Provider</w:t>
+        <w:t>Provider</w:t>
       </w:r>
       <w:r>
         <w:rPr>
@@ -5675,7 +5747,7 @@
           <w:sz w:val="16"/>
           <w:szCs w:val="16"/>
         </w:rPr>
-        <w:t xml:space="preserve">Provider</w:t>
+        <w:t>Provider</w:t>
       </w:r>
       <w:r>
         <w:rPr>
@@ -5694,7 +5766,7 @@
           <w:sz w:val="16"/>
           <w:szCs w:val="16"/>
         </w:rPr>
-        <w:t xml:space="preserve">Provider</w:t>
+        <w:t>Provider</w:t>
       </w:r>
       <w:r>
         <w:rPr>
@@ -5735,35 +5807,26 @@
           <w:szCs w:val="16"/>
           <w:u w:val="single"/>
         </w:rPr>
-        <w:t xml:space="preserve">Ex-EEA Transfers</w:t>
-      </w:r>
-      <w:r>
-        <w:rPr>
-          <w:rFonts w:ascii="Arial" w:eastAsia="Arial" w:hAnsi="Arial" w:cs="Arial"/>
-          <w:color w:val="000000"/>
-          <w:sz w:val="16"/>
-          <w:szCs w:val="16"/>
-        </w:rPr>
-        <w:t xml:space="preserve">.</w:t>
-      </w:r>
-      <w:r>
-        <w:rPr>
-          <w:rFonts w:ascii="Arial" w:eastAsia="Arial" w:hAnsi="Arial" w:cs="Arial"/>
-          <w:color w:val="000000"/>
-          <w:sz w:val="16"/>
-          <w:szCs w:val="16"/>
-        </w:rPr>
-        <w:t xml:space="preserve"> </w:t>
-      </w:r>
-      <w:r>
-        <w:rPr>
-          <w:rFonts w:ascii="Arial" w:eastAsia="Arial" w:hAnsi="Arial" w:cs="Arial"/>
-          <w:b/>
-          <w:color w:val="107087"/>
-          <w:sz w:val="16"/>
-          <w:szCs w:val="16"/>
-        </w:rPr>
-        <w:t xml:space="preserve">Customer</w:t>
+        <w:t>Ex-EEA Transfers</w:t>
+      </w:r>
+      <w:r>
+        <w:rPr>
+          <w:rFonts w:ascii="Arial" w:eastAsia="Arial" w:hAnsi="Arial" w:cs="Arial"/>
+          <w:color w:val="000000"/>
+          <w:sz w:val="16"/>
+          <w:szCs w:val="16"/>
+        </w:rPr>
+        <w:t xml:space="preserve">. </w:t>
+      </w:r>
+      <w:r>
+        <w:rPr>
+          <w:rFonts w:ascii="Arial" w:eastAsia="Arial" w:hAnsi="Arial" w:cs="Arial"/>
+          <w:b/>
+          <w:color w:val="107087"/>
+          <w:sz w:val="16"/>
+          <w:szCs w:val="16"/>
+        </w:rPr>
+        <w:t>Customer</w:t>
       </w:r>
       <w:r>
         <w:rPr>
@@ -5782,7 +5845,7 @@
           <w:sz w:val="16"/>
           <w:szCs w:val="16"/>
         </w:rPr>
-        <w:t xml:space="preserve">Provider</w:t>
+        <w:t>Provider</w:t>
       </w:r>
       <w:r>
         <w:rPr>
@@ -5801,7 +5864,7 @@
           <w:sz w:val="16"/>
           <w:szCs w:val="16"/>
         </w:rPr>
-        <w:t xml:space="preserve">Customer</w:t>
+        <w:t>Customer</w:t>
       </w:r>
       <w:r>
         <w:rPr>
@@ -5820,7 +5883,7 @@
           <w:sz w:val="16"/>
           <w:szCs w:val="16"/>
         </w:rPr>
-        <w:t xml:space="preserve">Provider</w:t>
+        <w:t>Provider</w:t>
       </w:r>
       <w:r>
         <w:rPr>
@@ -5839,7 +5902,7 @@
           <w:sz w:val="16"/>
           <w:szCs w:val="16"/>
         </w:rPr>
-        <w:t xml:space="preserve">Customer</w:t>
+        <w:t>Customer</w:t>
       </w:r>
       <w:r>
         <w:rPr>
@@ -5858,7 +5921,7 @@
           <w:sz w:val="16"/>
           <w:szCs w:val="16"/>
         </w:rPr>
-        <w:t xml:space="preserve">Provider</w:t>
+        <w:t>Provider</w:t>
       </w:r>
       <w:r>
         <w:rPr>
@@ -5912,7 +5975,7 @@
           <w:sz w:val="16"/>
           <w:szCs w:val="16"/>
         </w:rPr>
-        <w:t xml:space="preserve">Customer</w:t>
+        <w:t>Customer</w:t>
       </w:r>
       <w:r>
         <w:rPr>
@@ -5931,7 +5994,7 @@
           <w:sz w:val="16"/>
           <w:szCs w:val="16"/>
         </w:rPr>
-        <w:t xml:space="preserve">Provider</w:t>
+        <w:t>Provider</w:t>
       </w:r>
       <w:r>
         <w:rPr>
@@ -5950,7 +6013,7 @@
           <w:sz w:val="16"/>
           <w:szCs w:val="16"/>
         </w:rPr>
-        <w:t xml:space="preserve">Customer</w:t>
+        <w:t>Customer</w:t>
       </w:r>
       <w:r>
         <w:rPr>
@@ -6004,7 +6067,7 @@
           <w:sz w:val="16"/>
           <w:szCs w:val="16"/>
         </w:rPr>
-        <w:t xml:space="preserve">Customer</w:t>
+        <w:t>Customer</w:t>
       </w:r>
       <w:r>
         <w:rPr>
@@ -6023,7 +6086,7 @@
           <w:sz w:val="16"/>
           <w:szCs w:val="16"/>
         </w:rPr>
-        <w:t xml:space="preserve">Provider</w:t>
+        <w:t>Provider</w:t>
       </w:r>
       <w:r>
         <w:rPr>
@@ -6042,7 +6105,7 @@
           <w:sz w:val="16"/>
           <w:szCs w:val="16"/>
         </w:rPr>
-        <w:t xml:space="preserve">Customer</w:t>
+        <w:t>Customer</w:t>
       </w:r>
       <w:r>
         <w:rPr>
@@ -6086,7 +6149,7 @@
           <w:sz w:val="16"/>
           <w:szCs w:val="16"/>
         </w:rPr>
-        <w:t xml:space="preserve">For each module, the following applies (when applicable):</w:t>
+        <w:t>For each module, the following applies (when applicable):</w:t>
       </w:r>
     </w:p>
     <w:p>
@@ -6118,7 +6181,7 @@
           <w:szCs w:val="16"/>
         </w:rPr>
         <w:lastRenderedPageBreak/>
-        <w:t xml:space="preserve">The optional docking clause in Clause 7 does not apply;</w:t>
+        <w:t>The optional docking clause in Clause 7 does not apply;</w:t>
       </w:r>
     </w:p>
     <w:p>
@@ -6152,7 +6215,27 @@
           <w:sz w:val="16"/>
           <w:szCs w:val="16"/>
         </w:rPr>
-        <w:t xml:space="preserve">In Clause 9, Option 2 (general written authorization) applies, and the minimum time period for prior notice of Subprocessor changes is 10 business days;</w:t>
+        <w:t xml:space="preserve">In Clause 9, Option 2 (general written authorization) applies, and the minimum </w:t>
+      </w:r>
+      <w:proofErr w:type="gramStart"/>
+      <w:r>
+        <w:rPr>
+          <w:rFonts w:ascii="Arial" w:eastAsia="Arial" w:hAnsi="Arial" w:cs="Arial"/>
+          <w:color w:val="000000"/>
+          <w:sz w:val="16"/>
+          <w:szCs w:val="16"/>
+        </w:rPr>
+        <w:t>time period</w:t>
+      </w:r>
+      <w:proofErr w:type="gramEnd"/>
+      <w:r>
+        <w:rPr>
+          <w:rFonts w:ascii="Arial" w:eastAsia="Arial" w:hAnsi="Arial" w:cs="Arial"/>
+          <w:color w:val="000000"/>
+          <w:sz w:val="16"/>
+          <w:szCs w:val="16"/>
+        </w:rPr>
+        <w:t xml:space="preserve"> for prior notice of Subprocessor changes is 10 business days;</w:t>
       </w:r>
     </w:p>
     <w:p>
@@ -6186,7 +6269,7 @@
           <w:sz w:val="16"/>
           <w:szCs w:val="16"/>
         </w:rPr>
-        <w:t xml:space="preserve">In Clause 11, the optional language does not apply;</w:t>
+        <w:t>In Clause 11, the optional language does not apply;</w:t>
       </w:r>
     </w:p>
     <w:p>
@@ -6217,7 +6300,7 @@
           <w:sz w:val="16"/>
           <w:szCs w:val="16"/>
         </w:rPr>
-        <w:t xml:space="preserve">All square brackets in Clause 13 are removed;</w:t>
+        <w:t>All square brackets in Clause 13 are removed;</w:t>
       </w:r>
     </w:p>
     <w:p>
@@ -6258,16 +6341,16 @@
           <w:sz w:val="16"/>
           <w:szCs w:val="16"/>
         </w:rPr>
-        <w:t xml:space="preserve">Governing Member State</w:t>
-      </w:r>
-      <w:r>
-        <w:rPr>
-          <w:rFonts w:ascii="Arial" w:eastAsia="Arial" w:hAnsi="Arial" w:cs="Arial"/>
-          <w:color w:val="000000"/>
-          <w:sz w:val="16"/>
-          <w:szCs w:val="16"/>
-        </w:rPr>
-        <w:t xml:space="preserve">;</w:t>
+        <w:t>Governing Member State</w:t>
+      </w:r>
+      <w:r>
+        <w:rPr>
+          <w:rFonts w:ascii="Arial" w:eastAsia="Arial" w:hAnsi="Arial" w:cs="Arial"/>
+          <w:color w:val="000000"/>
+          <w:sz w:val="16"/>
+          <w:szCs w:val="16"/>
+        </w:rPr>
+        <w:t>;</w:t>
       </w:r>
     </w:p>
     <w:p>
@@ -6308,16 +6391,16 @@
           <w:sz w:val="16"/>
           <w:szCs w:val="16"/>
         </w:rPr>
-        <w:t xml:space="preserve">Governing Member State</w:t>
-      </w:r>
-      <w:r>
-        <w:rPr>
-          <w:rFonts w:ascii="Arial" w:eastAsia="Arial" w:hAnsi="Arial" w:cs="Arial"/>
-          <w:color w:val="000000"/>
-          <w:sz w:val="16"/>
-          <w:szCs w:val="16"/>
-        </w:rPr>
-        <w:t xml:space="preserve">; and</w:t>
+        <w:t>Governing Member State</w:t>
+      </w:r>
+      <w:r>
+        <w:rPr>
+          <w:rFonts w:ascii="Arial" w:eastAsia="Arial" w:hAnsi="Arial" w:cs="Arial"/>
+          <w:color w:val="000000"/>
+          <w:sz w:val="16"/>
+          <w:szCs w:val="16"/>
+        </w:rPr>
+        <w:t>; and</w:t>
       </w:r>
     </w:p>
     <w:p>
@@ -6348,7 +6431,7 @@
           <w:sz w:val="16"/>
           <w:szCs w:val="16"/>
         </w:rPr>
-        <w:t xml:space="preserve">The Cover Page to this DPA contains the information required in Annex I, Annex II, and Annex III of the EEA SCCs.</w:t>
+        <w:t>The Cover Page to this DPA contains the information required in Annex I, Annex II, and Annex III of the EEA SCCs.</w:t>
       </w:r>
     </w:p>
     <w:p>
@@ -6380,7 +6463,7 @@
           <w:szCs w:val="16"/>
           <w:u w:val="single"/>
         </w:rPr>
-        <w:t xml:space="preserve">Ex-UK Transfers</w:t>
+        <w:t>Ex-UK Transfers</w:t>
       </w:r>
       <w:r>
         <w:rPr>
@@ -6399,7 +6482,7 @@
           <w:sz w:val="16"/>
           <w:szCs w:val="16"/>
         </w:rPr>
-        <w:t xml:space="preserve">Customer</w:t>
+        <w:t>Customer</w:t>
       </w:r>
       <w:r>
         <w:rPr>
@@ -6418,7 +6501,7 @@
           <w:sz w:val="16"/>
           <w:szCs w:val="16"/>
         </w:rPr>
-        <w:t xml:space="preserve">Provider</w:t>
+        <w:t>Provider</w:t>
       </w:r>
       <w:r>
         <w:rPr>
@@ -6437,7 +6520,7 @@
           <w:sz w:val="16"/>
           <w:szCs w:val="16"/>
         </w:rPr>
-        <w:t xml:space="preserve">Customer</w:t>
+        <w:t>Customer</w:t>
       </w:r>
       <w:r>
         <w:rPr>
@@ -6456,7 +6539,7 @@
           <w:sz w:val="16"/>
           <w:szCs w:val="16"/>
         </w:rPr>
-        <w:t xml:space="preserve">Provider</w:t>
+        <w:t>Provider</w:t>
       </w:r>
       <w:r>
         <w:rPr>
@@ -6475,7 +6558,7 @@
           <w:sz w:val="16"/>
           <w:szCs w:val="16"/>
         </w:rPr>
-        <w:t xml:space="preserve">Customer</w:t>
+        <w:t>Customer</w:t>
       </w:r>
       <w:r>
         <w:rPr>
@@ -6494,7 +6577,7 @@
           <w:sz w:val="16"/>
           <w:szCs w:val="16"/>
         </w:rPr>
-        <w:t xml:space="preserve">Provider</w:t>
+        <w:t>Provider</w:t>
       </w:r>
       <w:r>
         <w:rPr>
@@ -6573,7 +6656,7 @@
           <w:sz w:val="16"/>
           <w:szCs w:val="16"/>
         </w:rPr>
-        <w:t xml:space="preserve">Table 4 of the UK Addendum is modified as follows: Neither party may end the UK Addendum as set out in Section 19 of the UK Addendum; to the extent ICO issues a revised Approved Addendum under Section ‎18 of the UK Addendum, the parties will work in good faith to revise this DPA accordingly.</w:t>
+        <w:t>Table 4 of the UK Addendum is modified as follows: Neither party may end the UK Addendum as set out in Section 19 of the UK Addendum; to the extent ICO issues a revised Approved Addendum under Section ‎18 of the UK Addendum, the parties will work in good faith to revise this DPA accordingly.</w:t>
       </w:r>
     </w:p>
     <w:p>
@@ -6608,7 +6691,7 @@
           <w:sz w:val="16"/>
           <w:szCs w:val="16"/>
         </w:rPr>
-        <w:t xml:space="preserve">The Cover Page contains the information required by Annex 1A, Annex 1B, Annex II, and Annex III of the UK Addendum.</w:t>
+        <w:t>The Cover Page contains the information required by Annex 1A, Annex 1B, Annex II, and Annex III of the UK Addendum.</w:t>
       </w:r>
     </w:p>
     <w:p>
@@ -6640,34 +6723,16 @@
           <w:szCs w:val="16"/>
           <w:u w:val="single"/>
         </w:rPr>
-        <w:t xml:space="preserve">Other International Transfers</w:t>
-      </w:r>
-      <w:r>
-        <w:rPr>
-          <w:rFonts w:ascii="Arial" w:eastAsia="Arial" w:hAnsi="Arial" w:cs="Arial"/>
-          <w:color w:val="000000"/>
-          <w:sz w:val="16"/>
-          <w:szCs w:val="16"/>
-        </w:rPr>
-        <w:t xml:space="preserve">.</w:t>
-      </w:r>
-      <w:r>
-        <w:rPr>
-          <w:rFonts w:ascii="Arial" w:eastAsia="Arial" w:hAnsi="Arial" w:cs="Arial"/>
-          <w:color w:val="000000"/>
-          <w:sz w:val="16"/>
-          <w:szCs w:val="16"/>
-        </w:rPr>
-        <w:t xml:space="preserve"> </w:t>
-      </w:r>
-      <w:r>
-        <w:rPr>
-          <w:rFonts w:ascii="Arial" w:eastAsia="Arial" w:hAnsi="Arial" w:cs="Arial"/>
-          <w:color w:val="000000"/>
-          <w:sz w:val="16"/>
-          <w:szCs w:val="16"/>
-        </w:rPr>
-        <w:t xml:space="preserve">For Personal Data transfers where Swiss law (and not the law in any EEA member state or the United Kingdom) applies to the international nature of the transfer, references to the GDPR in Clause 4 of the EEA SCCs are, to the extent legally required, amended to refer to the Swiss Federal Data Protection Act or its successor instead, and the concept of supervisory authority will include the Swiss Federal Data Protection and Information Commissioner.</w:t>
+        <w:t>Other International Transfers</w:t>
+      </w:r>
+      <w:r>
+        <w:rPr>
+          <w:rFonts w:ascii="Arial" w:eastAsia="Arial" w:hAnsi="Arial" w:cs="Arial"/>
+          <w:color w:val="000000"/>
+          <w:sz w:val="16"/>
+          <w:szCs w:val="16"/>
+        </w:rPr>
+        <w:t>. For Personal Data transfers where Swiss law (and not the law in any EEA member state or the United Kingdom) applies to the international nature of the transfer, references to the GDPR in Clause 4 of the EEA SCCs are, to the extent legally required, amended to refer to the Swiss Federal Data Protection Act or its successor instead, and the concept of supervisory authority will include the Swiss Federal Data Protection and Information Commissioner.</w:t>
       </w:r>
     </w:p>
     <w:p>
@@ -6701,7 +6766,7 @@
           <w:sz w:val="16"/>
           <w:szCs w:val="16"/>
         </w:rPr>
-        <w:t xml:space="preserve">Security Incident Response</w:t>
+        <w:t>Security Incident Response</w:t>
       </w:r>
     </w:p>
     <w:p>
@@ -6729,7 +6794,7 @@
           <w:sz w:val="16"/>
           <w:szCs w:val="16"/>
         </w:rPr>
-        <w:t xml:space="preserve">Provider</w:t>
+        <w:t>Provider</w:t>
       </w:r>
       <w:r>
         <w:rPr>
@@ -6747,7 +6812,7 @@
           <w:sz w:val="16"/>
           <w:szCs w:val="16"/>
         </w:rPr>
-        <w:t xml:space="preserve">Customer</w:t>
+        <w:t>Customer</w:t>
       </w:r>
       <w:r>
         <w:rPr>
@@ -6765,7 +6830,7 @@
           <w:sz w:val="16"/>
           <w:szCs w:val="16"/>
         </w:rPr>
-        <w:t xml:space="preserve">Customer</w:t>
+        <w:t>Customer</w:t>
       </w:r>
       <w:r>
         <w:rPr>
@@ -6783,7 +6848,7 @@
           <w:sz w:val="16"/>
           <w:szCs w:val="16"/>
         </w:rPr>
-        <w:t xml:space="preserve">Provider’s</w:t>
+        <w:t>Provider’s</w:t>
       </w:r>
       <w:r>
         <w:rPr>
@@ -6801,7 +6866,7 @@
           <w:sz w:val="16"/>
           <w:szCs w:val="16"/>
         </w:rPr>
-        <w:t xml:space="preserve">Provider</w:t>
+        <w:t>Provider</w:t>
       </w:r>
       <w:r>
         <w:rPr>
@@ -6843,7 +6908,7 @@
           <w:sz w:val="16"/>
           <w:szCs w:val="16"/>
         </w:rPr>
-        <w:t xml:space="preserve">Audit &amp; Reports</w:t>
+        <w:t>Audit &amp; Reports</w:t>
       </w:r>
     </w:p>
     <w:p>
@@ -6875,35 +6940,26 @@
           <w:szCs w:val="16"/>
           <w:u w:val="single"/>
         </w:rPr>
-        <w:t xml:space="preserve">Audit Rights</w:t>
-      </w:r>
-      <w:r>
-        <w:rPr>
-          <w:rFonts w:ascii="Arial" w:eastAsia="Arial" w:hAnsi="Arial" w:cs="Arial"/>
-          <w:color w:val="000000"/>
-          <w:sz w:val="16"/>
-          <w:szCs w:val="16"/>
-        </w:rPr>
-        <w:t xml:space="preserve">.</w:t>
-      </w:r>
-      <w:r>
-        <w:rPr>
-          <w:rFonts w:ascii="Arial" w:eastAsia="Arial" w:hAnsi="Arial" w:cs="Arial"/>
-          <w:color w:val="000000"/>
-          <w:sz w:val="16"/>
-          <w:szCs w:val="16"/>
-        </w:rPr>
-        <w:t xml:space="preserve"> </w:t>
-      </w:r>
-      <w:r>
-        <w:rPr>
-          <w:rFonts w:ascii="Arial" w:eastAsia="Arial" w:hAnsi="Arial" w:cs="Arial"/>
-          <w:b/>
-          <w:color w:val="107087"/>
-          <w:sz w:val="16"/>
-          <w:szCs w:val="16"/>
-        </w:rPr>
-        <w:t xml:space="preserve">Provider</w:t>
+        <w:t>Audit Rights</w:t>
+      </w:r>
+      <w:r>
+        <w:rPr>
+          <w:rFonts w:ascii="Arial" w:eastAsia="Arial" w:hAnsi="Arial" w:cs="Arial"/>
+          <w:color w:val="000000"/>
+          <w:sz w:val="16"/>
+          <w:szCs w:val="16"/>
+        </w:rPr>
+        <w:t xml:space="preserve">. </w:t>
+      </w:r>
+      <w:r>
+        <w:rPr>
+          <w:rFonts w:ascii="Arial" w:eastAsia="Arial" w:hAnsi="Arial" w:cs="Arial"/>
+          <w:b/>
+          <w:color w:val="107087"/>
+          <w:sz w:val="16"/>
+          <w:szCs w:val="16"/>
+        </w:rPr>
+        <w:t>Provider</w:t>
       </w:r>
       <w:r>
         <w:rPr>
@@ -6922,7 +6978,7 @@
           <w:sz w:val="16"/>
           <w:szCs w:val="16"/>
         </w:rPr>
-        <w:t xml:space="preserve">Customer</w:t>
+        <w:t>Customer</w:t>
       </w:r>
       <w:r>
         <w:rPr>
@@ -6941,7 +6997,7 @@
           <w:sz w:val="16"/>
           <w:szCs w:val="16"/>
         </w:rPr>
-        <w:t xml:space="preserve">Provider</w:t>
+        <w:t>Provider</w:t>
       </w:r>
       <w:r>
         <w:rPr>
@@ -6960,7 +7016,7 @@
           <w:sz w:val="16"/>
           <w:szCs w:val="16"/>
         </w:rPr>
-        <w:t xml:space="preserve">Customer</w:t>
+        <w:t>Customer</w:t>
       </w:r>
       <w:r>
         <w:rPr>
@@ -6979,7 +7035,7 @@
           <w:sz w:val="16"/>
           <w:szCs w:val="16"/>
         </w:rPr>
-        <w:t xml:space="preserve">Provider’s</w:t>
+        <w:t>Provider’s</w:t>
       </w:r>
       <w:r>
         <w:rPr>
@@ -6998,7 +7054,7 @@
           <w:sz w:val="16"/>
           <w:szCs w:val="16"/>
         </w:rPr>
-        <w:t xml:space="preserve">Provider</w:t>
+        <w:t>Provider</w:t>
       </w:r>
       <w:r>
         <w:rPr>
@@ -7017,7 +7073,7 @@
           <w:sz w:val="16"/>
           <w:szCs w:val="16"/>
         </w:rPr>
-        <w:t xml:space="preserve">Customer’s</w:t>
+        <w:t>Customer’s</w:t>
       </w:r>
       <w:r>
         <w:rPr>
@@ -7036,7 +7092,7 @@
           <w:sz w:val="16"/>
           <w:szCs w:val="16"/>
         </w:rPr>
-        <w:t xml:space="preserve">Provider’s</w:t>
+        <w:t>Provider’s</w:t>
       </w:r>
       <w:r>
         <w:rPr>
@@ -7055,26 +7111,46 @@
           <w:sz w:val="16"/>
           <w:szCs w:val="16"/>
         </w:rPr>
-        <w:t xml:space="preserve">Customer</w:t>
-      </w:r>
-      <w:r>
-        <w:rPr>
-          <w:rFonts w:ascii="Arial" w:eastAsia="Arial" w:hAnsi="Arial" w:cs="Arial"/>
-          <w:color w:val="000000"/>
-          <w:sz w:val="16"/>
-          <w:szCs w:val="16"/>
-        </w:rPr>
-        <w:t xml:space="preserve"> acknowledges and agrees that it will only exercise its audit rights under this DPA and any audit rights granted by Applicable Data Protection Laws by instructing </w:t>
-      </w:r>
-      <w:r>
-        <w:rPr>
-          <w:rFonts w:ascii="Arial" w:eastAsia="Arial" w:hAnsi="Arial" w:cs="Arial"/>
-          <w:b/>
-          <w:color w:val="107087"/>
-          <w:sz w:val="16"/>
-          <w:szCs w:val="16"/>
-        </w:rPr>
-        <w:t xml:space="preserve">Provider</w:t>
+        <w:t>Customer</w:t>
+      </w:r>
+      <w:r>
+        <w:rPr>
+          <w:rFonts w:ascii="Arial" w:eastAsia="Arial" w:hAnsi="Arial" w:cs="Arial"/>
+          <w:color w:val="000000"/>
+          <w:sz w:val="16"/>
+          <w:szCs w:val="16"/>
+        </w:rPr>
+        <w:t xml:space="preserve"> acknowledges and agrees that it will only exercise its audit rights under this </w:t>
+      </w:r>
+      <w:proofErr w:type="gramStart"/>
+      <w:r>
+        <w:rPr>
+          <w:rFonts w:ascii="Arial" w:eastAsia="Arial" w:hAnsi="Arial" w:cs="Arial"/>
+          <w:color w:val="000000"/>
+          <w:sz w:val="16"/>
+          <w:szCs w:val="16"/>
+        </w:rPr>
+        <w:t>DPA</w:t>
+      </w:r>
+      <w:proofErr w:type="gramEnd"/>
+      <w:r>
+        <w:rPr>
+          <w:rFonts w:ascii="Arial" w:eastAsia="Arial" w:hAnsi="Arial" w:cs="Arial"/>
+          <w:color w:val="000000"/>
+          <w:sz w:val="16"/>
+          <w:szCs w:val="16"/>
+        </w:rPr>
+        <w:t xml:space="preserve"> and any audit rights granted by Applicable Data Protection Laws by instructing </w:t>
+      </w:r>
+      <w:r>
+        <w:rPr>
+          <w:rFonts w:ascii="Arial" w:eastAsia="Arial" w:hAnsi="Arial" w:cs="Arial"/>
+          <w:b/>
+          <w:color w:val="107087"/>
+          <w:sz w:val="16"/>
+          <w:szCs w:val="16"/>
+        </w:rPr>
+        <w:t>Provider</w:t>
       </w:r>
       <w:r>
         <w:rPr>
@@ -7093,7 +7169,7 @@
           <w:sz w:val="16"/>
           <w:szCs w:val="16"/>
         </w:rPr>
-        <w:t xml:space="preserve">Provider</w:t>
+        <w:t>Provider</w:t>
       </w:r>
       <w:r>
         <w:rPr>
@@ -7134,20 +7210,69 @@
           <w:szCs w:val="16"/>
           <w:u w:val="single"/>
         </w:rPr>
-        <w:t xml:space="preserve">Security Reports</w:t>
-      </w:r>
-      <w:r>
-        <w:rPr>
-          <w:rFonts w:ascii="Arial" w:eastAsia="Arial" w:hAnsi="Arial" w:cs="Arial"/>
-          <w:color w:val="000000"/>
-          <w:sz w:val="16"/>
-          <w:szCs w:val="16"/>
-        </w:rPr>
-        <w:t xml:space="preserve">.</w:t>
-      </w:r>
-      <w:r>
-        <w:rPr>
-          <w:rFonts w:ascii="Arial" w:eastAsia="Arial" w:hAnsi="Arial" w:cs="Arial"/>
+        <w:t>Security Reports</w:t>
+      </w:r>
+      <w:r>
+        <w:rPr>
+          <w:rFonts w:ascii="Arial" w:eastAsia="Arial" w:hAnsi="Arial" w:cs="Arial"/>
+          <w:color w:val="000000"/>
+          <w:sz w:val="16"/>
+          <w:szCs w:val="16"/>
+        </w:rPr>
+        <w:t xml:space="preserve">. </w:t>
+      </w:r>
+      <w:r>
+        <w:rPr>
+          <w:rFonts w:ascii="Arial" w:eastAsia="Arial" w:hAnsi="Arial" w:cs="Arial"/>
+          <w:b/>
+          <w:color w:val="107087"/>
+          <w:sz w:val="16"/>
+          <w:szCs w:val="16"/>
+        </w:rPr>
+        <w:t>Customer</w:t>
+      </w:r>
+      <w:r>
+        <w:rPr>
+          <w:rFonts w:ascii="Arial" w:eastAsia="Arial" w:hAnsi="Arial" w:cs="Arial"/>
+          <w:color w:val="000000"/>
+          <w:sz w:val="16"/>
+          <w:szCs w:val="16"/>
+        </w:rPr>
+        <w:t xml:space="preserve"> acknowledges that </w:t>
+      </w:r>
+      <w:r>
+        <w:rPr>
+          <w:rFonts w:ascii="Arial" w:eastAsia="Arial" w:hAnsi="Arial" w:cs="Arial"/>
+          <w:b/>
+          <w:color w:val="107087"/>
+          <w:sz w:val="16"/>
+          <w:szCs w:val="16"/>
+        </w:rPr>
+        <w:t>Provider</w:t>
+      </w:r>
+      <w:r>
+        <w:rPr>
+          <w:rFonts w:ascii="Arial" w:eastAsia="Arial" w:hAnsi="Arial" w:cs="Arial"/>
+          <w:color w:val="000000"/>
+          <w:sz w:val="16"/>
+          <w:szCs w:val="16"/>
+        </w:rPr>
+        <w:t xml:space="preserve"> is regularly audited against the standards defined in the </w:t>
+      </w:r>
+      <w:r>
+        <w:rPr>
+          <w:rFonts w:ascii="Arial" w:eastAsia="Arial" w:hAnsi="Arial" w:cs="Arial"/>
+          <w:b/>
+          <w:color w:val="107087"/>
+          <w:sz w:val="16"/>
+          <w:szCs w:val="16"/>
+        </w:rPr>
+        <w:t>Security</w:t>
+      </w:r>
+      <w:r>
+        <w:rPr>
+          <w:rFonts w:ascii="Arial" w:eastAsia="Arial" w:hAnsi="Arial" w:cs="Arial"/>
+          <w:b/>
           <w:color w:val="000000"/>
           <w:sz w:val="16"/>
           <w:szCs w:val="16"/>
@@ -7162,45 +7287,102 @@
           <w:sz w:val="16"/>
           <w:szCs w:val="16"/>
         </w:rPr>
-        <w:t xml:space="preserve">Customer</w:t>
-      </w:r>
-      <w:r>
-        <w:rPr>
-          <w:rFonts w:ascii="Arial" w:eastAsia="Arial" w:hAnsi="Arial" w:cs="Arial"/>
-          <w:color w:val="000000"/>
-          <w:sz w:val="16"/>
-          <w:szCs w:val="16"/>
-        </w:rPr>
-        <w:t xml:space="preserve"> acknowledges that </w:t>
-      </w:r>
-      <w:r>
-        <w:rPr>
-          <w:rFonts w:ascii="Arial" w:eastAsia="Arial" w:hAnsi="Arial" w:cs="Arial"/>
-          <w:b/>
-          <w:color w:val="107087"/>
-          <w:sz w:val="16"/>
-          <w:szCs w:val="16"/>
-        </w:rPr>
-        <w:t xml:space="preserve">Provider</w:t>
-      </w:r>
-      <w:r>
-        <w:rPr>
-          <w:rFonts w:ascii="Arial" w:eastAsia="Arial" w:hAnsi="Arial" w:cs="Arial"/>
-          <w:color w:val="000000"/>
-          <w:sz w:val="16"/>
-          <w:szCs w:val="16"/>
-        </w:rPr>
-        <w:t xml:space="preserve"> is regularly audited against the standards defined in the </w:t>
-      </w:r>
-      <w:r>
-        <w:rPr>
-          <w:rFonts w:ascii="Arial" w:eastAsia="Arial" w:hAnsi="Arial" w:cs="Arial"/>
-          <w:b/>
-          <w:color w:val="107087"/>
-          <w:sz w:val="16"/>
-          <w:szCs w:val="16"/>
-        </w:rPr>
-        <w:t xml:space="preserve">Security</w:t>
+        <w:t>Policy</w:t>
+      </w:r>
+      <w:r>
+        <w:rPr>
+          <w:rFonts w:ascii="Arial" w:eastAsia="Arial" w:hAnsi="Arial" w:cs="Arial"/>
+          <w:color w:val="000000"/>
+          <w:sz w:val="16"/>
+          <w:szCs w:val="16"/>
+        </w:rPr>
+        <w:t xml:space="preserve"> by independent third-party auditors. Upon written request, </w:t>
+      </w:r>
+      <w:r>
+        <w:rPr>
+          <w:rFonts w:ascii="Arial" w:eastAsia="Arial" w:hAnsi="Arial" w:cs="Arial"/>
+          <w:b/>
+          <w:color w:val="107087"/>
+          <w:sz w:val="16"/>
+          <w:szCs w:val="16"/>
+        </w:rPr>
+        <w:t>Provider</w:t>
+      </w:r>
+      <w:r>
+        <w:rPr>
+          <w:rFonts w:ascii="Arial" w:eastAsia="Arial" w:hAnsi="Arial" w:cs="Arial"/>
+          <w:color w:val="000000"/>
+          <w:sz w:val="16"/>
+          <w:szCs w:val="16"/>
+        </w:rPr>
+        <w:t xml:space="preserve"> will give </w:t>
+      </w:r>
+      <w:r>
+        <w:rPr>
+          <w:rFonts w:ascii="Arial" w:eastAsia="Arial" w:hAnsi="Arial" w:cs="Arial"/>
+          <w:b/>
+          <w:color w:val="107087"/>
+          <w:sz w:val="16"/>
+          <w:szCs w:val="16"/>
+        </w:rPr>
+        <w:t>Customer</w:t>
+      </w:r>
+      <w:r>
+        <w:rPr>
+          <w:rFonts w:ascii="Arial" w:eastAsia="Arial" w:hAnsi="Arial" w:cs="Arial"/>
+          <w:color w:val="000000"/>
+          <w:sz w:val="16"/>
+          <w:szCs w:val="16"/>
+        </w:rPr>
+        <w:t xml:space="preserve">, on a confidential basis, a summary copy of its then-current Report so that </w:t>
+      </w:r>
+      <w:r>
+        <w:rPr>
+          <w:rFonts w:ascii="Arial" w:eastAsia="Arial" w:hAnsi="Arial" w:cs="Arial"/>
+          <w:b/>
+          <w:color w:val="107087"/>
+          <w:sz w:val="16"/>
+          <w:szCs w:val="16"/>
+        </w:rPr>
+        <w:t>Customer</w:t>
+      </w:r>
+      <w:r>
+        <w:rPr>
+          <w:rFonts w:ascii="Arial" w:eastAsia="Arial" w:hAnsi="Arial" w:cs="Arial"/>
+          <w:color w:val="000000"/>
+          <w:sz w:val="16"/>
+          <w:szCs w:val="16"/>
+        </w:rPr>
+        <w:t xml:space="preserve"> can verify </w:t>
+      </w:r>
+      <w:r>
+        <w:rPr>
+          <w:rFonts w:ascii="Arial" w:eastAsia="Arial" w:hAnsi="Arial" w:cs="Arial"/>
+          <w:b/>
+          <w:color w:val="107087"/>
+          <w:sz w:val="16"/>
+          <w:szCs w:val="16"/>
+        </w:rPr>
+        <w:t>Provider’s</w:t>
+      </w:r>
+      <w:r>
+        <w:rPr>
+          <w:rFonts w:ascii="Arial" w:eastAsia="Arial" w:hAnsi="Arial" w:cs="Arial"/>
+          <w:color w:val="000000"/>
+          <w:sz w:val="16"/>
+          <w:szCs w:val="16"/>
+        </w:rPr>
+        <w:t xml:space="preserve"> compliance with the standards defined in the </w:t>
+      </w:r>
+      <w:r>
+        <w:rPr>
+          <w:rFonts w:ascii="Arial" w:eastAsia="Arial" w:hAnsi="Arial" w:cs="Arial"/>
+          <w:b/>
+          <w:color w:val="107087"/>
+          <w:sz w:val="16"/>
+          <w:szCs w:val="16"/>
+        </w:rPr>
+        <w:t>Security</w:t>
       </w:r>
       <w:r>
         <w:rPr>
@@ -7220,131 +7402,16 @@
           <w:sz w:val="16"/>
           <w:szCs w:val="16"/>
         </w:rPr>
-        <w:t xml:space="preserve">Policy</w:t>
-      </w:r>
-      <w:r>
-        <w:rPr>
-          <w:rFonts w:ascii="Arial" w:eastAsia="Arial" w:hAnsi="Arial" w:cs="Arial"/>
-          <w:color w:val="000000"/>
-          <w:sz w:val="16"/>
-          <w:szCs w:val="16"/>
-        </w:rPr>
-        <w:t xml:space="preserve"> by independent third-party auditors. Upon written request, </w:t>
-      </w:r>
-      <w:r>
-        <w:rPr>
-          <w:rFonts w:ascii="Arial" w:eastAsia="Arial" w:hAnsi="Arial" w:cs="Arial"/>
-          <w:b/>
-          <w:color w:val="107087"/>
-          <w:sz w:val="16"/>
-          <w:szCs w:val="16"/>
-        </w:rPr>
-        <w:t xml:space="preserve">Provider</w:t>
-      </w:r>
-      <w:r>
-        <w:rPr>
-          <w:rFonts w:ascii="Arial" w:eastAsia="Arial" w:hAnsi="Arial" w:cs="Arial"/>
-          <w:color w:val="000000"/>
-          <w:sz w:val="16"/>
-          <w:szCs w:val="16"/>
-        </w:rPr>
-        <w:t xml:space="preserve"> will give </w:t>
-      </w:r>
-      <w:r>
-        <w:rPr>
-          <w:rFonts w:ascii="Arial" w:eastAsia="Arial" w:hAnsi="Arial" w:cs="Arial"/>
-          <w:b/>
-          <w:color w:val="107087"/>
-          <w:sz w:val="16"/>
-          <w:szCs w:val="16"/>
-        </w:rPr>
-        <w:t xml:space="preserve">Customer</w:t>
-      </w:r>
-      <w:r>
-        <w:rPr>
-          <w:rFonts w:ascii="Arial" w:eastAsia="Arial" w:hAnsi="Arial" w:cs="Arial"/>
-          <w:color w:val="000000"/>
-          <w:sz w:val="16"/>
-          <w:szCs w:val="16"/>
-        </w:rPr>
-        <w:t xml:space="preserve">, on a confidential basis, a summary copy of its then-current Report so that </w:t>
-      </w:r>
-      <w:r>
-        <w:rPr>
-          <w:rFonts w:ascii="Arial" w:eastAsia="Arial" w:hAnsi="Arial" w:cs="Arial"/>
-          <w:b/>
-          <w:color w:val="107087"/>
-          <w:sz w:val="16"/>
-          <w:szCs w:val="16"/>
-        </w:rPr>
-        <w:t xml:space="preserve">Customer</w:t>
-      </w:r>
-      <w:r>
-        <w:rPr>
-          <w:rFonts w:ascii="Arial" w:eastAsia="Arial" w:hAnsi="Arial" w:cs="Arial"/>
-          <w:color w:val="000000"/>
-          <w:sz w:val="16"/>
-          <w:szCs w:val="16"/>
-        </w:rPr>
-        <w:t xml:space="preserve"> can verify </w:t>
-      </w:r>
-      <w:r>
-        <w:rPr>
-          <w:rFonts w:ascii="Arial" w:eastAsia="Arial" w:hAnsi="Arial" w:cs="Arial"/>
-          <w:b/>
-          <w:color w:val="107087"/>
-          <w:sz w:val="16"/>
-          <w:szCs w:val="16"/>
-        </w:rPr>
-        <w:t xml:space="preserve">Provider’s</w:t>
-      </w:r>
-      <w:r>
-        <w:rPr>
-          <w:rFonts w:ascii="Arial" w:eastAsia="Arial" w:hAnsi="Arial" w:cs="Arial"/>
-          <w:color w:val="000000"/>
-          <w:sz w:val="16"/>
-          <w:szCs w:val="16"/>
-        </w:rPr>
-        <w:t xml:space="preserve"> compliance with the standards defined in the </w:t>
-      </w:r>
-      <w:r>
-        <w:rPr>
-          <w:rFonts w:ascii="Arial" w:eastAsia="Arial" w:hAnsi="Arial" w:cs="Arial"/>
-          <w:b/>
-          <w:color w:val="107087"/>
-          <w:sz w:val="16"/>
-          <w:szCs w:val="16"/>
-        </w:rPr>
-        <w:t xml:space="preserve">Security</w:t>
-      </w:r>
-      <w:r>
-        <w:rPr>
-          <w:rFonts w:ascii="Arial" w:eastAsia="Arial" w:hAnsi="Arial" w:cs="Arial"/>
-          <w:b/>
-          <w:color w:val="000000"/>
-          <w:sz w:val="16"/>
-          <w:szCs w:val="16"/>
-        </w:rPr>
-        <w:t xml:space="preserve"> </w:t>
-      </w:r>
-      <w:r>
-        <w:rPr>
-          <w:rFonts w:ascii="Arial" w:eastAsia="Arial" w:hAnsi="Arial" w:cs="Arial"/>
-          <w:b/>
-          <w:color w:val="107087"/>
-          <w:sz w:val="16"/>
-          <w:szCs w:val="16"/>
-        </w:rPr>
-        <w:t xml:space="preserve">Policy</w:t>
-      </w:r>
-      <w:r>
-        <w:rPr>
-          <w:rFonts w:ascii="Arial" w:eastAsia="Arial" w:hAnsi="Arial" w:cs="Arial"/>
-          <w:color w:val="000000"/>
-          <w:sz w:val="16"/>
-          <w:szCs w:val="16"/>
-        </w:rPr>
-        <w:t xml:space="preserve">.</w:t>
+        <w:t>Policy</w:t>
+      </w:r>
+      <w:r>
+        <w:rPr>
+          <w:rFonts w:ascii="Arial" w:eastAsia="Arial" w:hAnsi="Arial" w:cs="Arial"/>
+          <w:color w:val="000000"/>
+          <w:sz w:val="16"/>
+          <w:szCs w:val="16"/>
+        </w:rPr>
+        <w:t>.</w:t>
       </w:r>
     </w:p>
     <w:p>
@@ -7376,20 +7443,88 @@
           <w:szCs w:val="16"/>
           <w:u w:val="single"/>
         </w:rPr>
-        <w:t xml:space="preserve">Security Due Diligence</w:t>
-      </w:r>
-      <w:r>
-        <w:rPr>
-          <w:rFonts w:ascii="Arial" w:eastAsia="Arial" w:hAnsi="Arial" w:cs="Arial"/>
-          <w:color w:val="000000"/>
-          <w:sz w:val="16"/>
-          <w:szCs w:val="16"/>
-        </w:rPr>
-        <w:t xml:space="preserve">.</w:t>
-      </w:r>
-      <w:r>
-        <w:rPr>
-          <w:rFonts w:ascii="Arial" w:eastAsia="Arial" w:hAnsi="Arial" w:cs="Arial"/>
+        <w:t>Security Due Diligence</w:t>
+      </w:r>
+      <w:r>
+        <w:rPr>
+          <w:rFonts w:ascii="Arial" w:eastAsia="Arial" w:hAnsi="Arial" w:cs="Arial"/>
+          <w:color w:val="000000"/>
+          <w:sz w:val="16"/>
+          <w:szCs w:val="16"/>
+        </w:rPr>
+        <w:t xml:space="preserve">. In addition to the Report, </w:t>
+      </w:r>
+      <w:r>
+        <w:rPr>
+          <w:rFonts w:ascii="Arial" w:eastAsia="Arial" w:hAnsi="Arial" w:cs="Arial"/>
+          <w:b/>
+          <w:color w:val="107087"/>
+          <w:sz w:val="16"/>
+          <w:szCs w:val="16"/>
+        </w:rPr>
+        <w:t>Provider</w:t>
+      </w:r>
+      <w:r>
+        <w:rPr>
+          <w:rFonts w:ascii="Arial" w:eastAsia="Arial" w:hAnsi="Arial" w:cs="Arial"/>
+          <w:color w:val="000000"/>
+          <w:sz w:val="16"/>
+          <w:szCs w:val="16"/>
+        </w:rPr>
+        <w:t xml:space="preserve"> will respond to reasonable requests for information made by </w:t>
+      </w:r>
+      <w:r>
+        <w:rPr>
+          <w:rFonts w:ascii="Arial" w:eastAsia="Arial" w:hAnsi="Arial" w:cs="Arial"/>
+          <w:b/>
+          <w:color w:val="107087"/>
+          <w:sz w:val="16"/>
+          <w:szCs w:val="16"/>
+        </w:rPr>
+        <w:t>Customer</w:t>
+      </w:r>
+      <w:r>
+        <w:rPr>
+          <w:rFonts w:ascii="Arial" w:eastAsia="Arial" w:hAnsi="Arial" w:cs="Arial"/>
+          <w:color w:val="000000"/>
+          <w:sz w:val="16"/>
+          <w:szCs w:val="16"/>
+        </w:rPr>
+        <w:t xml:space="preserve"> to confirm </w:t>
+      </w:r>
+      <w:r>
+        <w:rPr>
+          <w:rFonts w:ascii="Arial" w:eastAsia="Arial" w:hAnsi="Arial" w:cs="Arial"/>
+          <w:b/>
+          <w:color w:val="107087"/>
+          <w:sz w:val="16"/>
+          <w:szCs w:val="16"/>
+        </w:rPr>
+        <w:t>Provider’s</w:t>
+      </w:r>
+      <w:r>
+        <w:rPr>
+          <w:rFonts w:ascii="Arial" w:eastAsia="Arial" w:hAnsi="Arial" w:cs="Arial"/>
+          <w:color w:val="000000"/>
+          <w:sz w:val="16"/>
+          <w:szCs w:val="16"/>
+        </w:rPr>
+        <w:t xml:space="preserve"> compliance with this DPA, including responses to information security, due diligence, and audit questionnaires, or by giving additional information about its information security program. All such requests must be in writing and made to the </w:t>
+      </w:r>
+      <w:r>
+        <w:rPr>
+          <w:rFonts w:ascii="Arial" w:eastAsia="Arial" w:hAnsi="Arial" w:cs="Arial"/>
+          <w:b/>
+          <w:color w:val="107087"/>
+          <w:sz w:val="16"/>
+          <w:szCs w:val="16"/>
+        </w:rPr>
+        <w:t>Provider</w:t>
+      </w:r>
+      <w:r>
+        <w:rPr>
+          <w:rFonts w:ascii="Arial" w:eastAsia="Arial" w:hAnsi="Arial" w:cs="Arial"/>
+          <w:b/>
           <w:color w:val="000000"/>
           <w:sz w:val="16"/>
           <w:szCs w:val="16"/>
@@ -7399,78 +7534,12 @@
       <w:r>
         <w:rPr>
           <w:rFonts w:ascii="Arial" w:eastAsia="Arial" w:hAnsi="Arial" w:cs="Arial"/>
-          <w:color w:val="000000"/>
-          <w:sz w:val="16"/>
-          <w:szCs w:val="16"/>
-        </w:rPr>
-        <w:t xml:space="preserve">In addition to the Report, </w:t>
-      </w:r>
-      <w:r>
-        <w:rPr>
-          <w:rFonts w:ascii="Arial" w:eastAsia="Arial" w:hAnsi="Arial" w:cs="Arial"/>
-          <w:b/>
-          <w:color w:val="107087"/>
-          <w:sz w:val="16"/>
-          <w:szCs w:val="16"/>
-        </w:rPr>
-        <w:t xml:space="preserve">Provider</w:t>
-      </w:r>
-      <w:r>
-        <w:rPr>
-          <w:rFonts w:ascii="Arial" w:eastAsia="Arial" w:hAnsi="Arial" w:cs="Arial"/>
-          <w:color w:val="000000"/>
-          <w:sz w:val="16"/>
-          <w:szCs w:val="16"/>
-        </w:rPr>
-        <w:t xml:space="preserve"> will respond to reasonable requests for information made by </w:t>
-      </w:r>
-      <w:r>
-        <w:rPr>
-          <w:rFonts w:ascii="Arial" w:eastAsia="Arial" w:hAnsi="Arial" w:cs="Arial"/>
-          <w:b/>
-          <w:color w:val="107087"/>
-          <w:sz w:val="16"/>
-          <w:szCs w:val="16"/>
-        </w:rPr>
-        <w:t xml:space="preserve">Customer</w:t>
-      </w:r>
-      <w:r>
-        <w:rPr>
-          <w:rFonts w:ascii="Arial" w:eastAsia="Arial" w:hAnsi="Arial" w:cs="Arial"/>
-          <w:color w:val="000000"/>
-          <w:sz w:val="16"/>
-          <w:szCs w:val="16"/>
-        </w:rPr>
-        <w:t xml:space="preserve"> to confirm </w:t>
-      </w:r>
-      <w:r>
-        <w:rPr>
-          <w:rFonts w:ascii="Arial" w:eastAsia="Arial" w:hAnsi="Arial" w:cs="Arial"/>
-          <w:b/>
-          <w:color w:val="107087"/>
-          <w:sz w:val="16"/>
-          <w:szCs w:val="16"/>
-        </w:rPr>
-        <w:t xml:space="preserve">Provider’s</w:t>
-      </w:r>
-      <w:r>
-        <w:rPr>
-          <w:rFonts w:ascii="Arial" w:eastAsia="Arial" w:hAnsi="Arial" w:cs="Arial"/>
-          <w:color w:val="000000"/>
-          <w:sz w:val="16"/>
-          <w:szCs w:val="16"/>
-        </w:rPr>
-        <w:t xml:space="preserve"> compliance with this DPA, including responses to information security, due diligence, and audit questionnaires, or by giving additional information about its information security program. All such requests must be in writing and made to the </w:t>
-      </w:r>
-      <w:r>
-        <w:rPr>
-          <w:rFonts w:ascii="Arial" w:eastAsia="Arial" w:hAnsi="Arial" w:cs="Arial"/>
-          <w:b/>
-          <w:color w:val="107087"/>
-          <w:sz w:val="16"/>
-          <w:szCs w:val="16"/>
-        </w:rPr>
-        <w:t xml:space="preserve">Provider</w:t>
+          <w:b/>
+          <w:color w:val="107087"/>
+          <w:sz w:val="16"/>
+          <w:szCs w:val="16"/>
+        </w:rPr>
+        <w:t>Security</w:t>
       </w:r>
       <w:r>
         <w:rPr>
@@ -7490,7 +7559,7 @@
           <w:sz w:val="16"/>
           <w:szCs w:val="16"/>
         </w:rPr>
-        <w:t xml:space="preserve">Security</w:t>
+        <w:t>Contact</w:t>
       </w:r>
       <w:r>
         <w:rPr>
@@ -7505,31 +7574,11 @@
       <w:r>
         <w:rPr>
           <w:rFonts w:ascii="Arial" w:eastAsia="Arial" w:hAnsi="Arial" w:cs="Arial"/>
-          <w:b/>
-          <w:color w:val="107087"/>
-          <w:sz w:val="16"/>
-          <w:szCs w:val="16"/>
-        </w:rPr>
-        <w:t xml:space="preserve">Contact</w:t>
-      </w:r>
-      <w:r>
-        <w:rPr>
-          <w:rFonts w:ascii="Arial" w:eastAsia="Arial" w:hAnsi="Arial" w:cs="Arial"/>
-          <w:b/>
-          <w:color w:val="000000"/>
-          <w:sz w:val="16"/>
-          <w:szCs w:val="16"/>
-        </w:rPr>
-        <w:t xml:space="preserve"> </w:t>
-      </w:r>
-      <w:r>
-        <w:rPr>
-          <w:rFonts w:ascii="Arial" w:eastAsia="Arial" w:hAnsi="Arial" w:cs="Arial"/>
-          <w:color w:val="000000"/>
-          <w:sz w:val="16"/>
-          <w:szCs w:val="16"/>
-        </w:rPr>
-        <w:t xml:space="preserve">and may only be made once a year.</w:t>
+          <w:color w:val="000000"/>
+          <w:sz w:val="16"/>
+          <w:szCs w:val="16"/>
+        </w:rPr>
+        <w:t>and may only be made once a year.</w:t>
       </w:r>
     </w:p>
     <w:p>
@@ -7563,7 +7612,7 @@
           <w:sz w:val="16"/>
           <w:szCs w:val="16"/>
         </w:rPr>
-        <w:t xml:space="preserve">Coordination &amp; Cooperation</w:t>
+        <w:t>Coordination &amp; Cooperation</w:t>
       </w:r>
     </w:p>
     <w:p>
@@ -7595,44 +7644,26 @@
           <w:szCs w:val="16"/>
           <w:u w:val="single"/>
         </w:rPr>
-        <w:t xml:space="preserve">Response to Inquiries</w:t>
-      </w:r>
-      <w:r>
-        <w:rPr>
-          <w:rFonts w:ascii="Arial" w:eastAsia="Arial" w:hAnsi="Arial" w:cs="Arial"/>
-          <w:color w:val="000000"/>
-          <w:sz w:val="16"/>
-          <w:szCs w:val="16"/>
-        </w:rPr>
-        <w:t xml:space="preserve">.</w:t>
-      </w:r>
-      <w:r>
-        <w:rPr>
-          <w:rFonts w:ascii="Arial" w:eastAsia="Arial" w:hAnsi="Arial" w:cs="Arial"/>
-          <w:color w:val="000000"/>
-          <w:sz w:val="16"/>
-          <w:szCs w:val="16"/>
-        </w:rPr>
-        <w:t xml:space="preserve"> </w:t>
-      </w:r>
-      <w:r>
-        <w:rPr>
-          <w:rFonts w:ascii="Arial" w:eastAsia="Arial" w:hAnsi="Arial" w:cs="Arial"/>
-          <w:color w:val="000000"/>
-          <w:sz w:val="16"/>
-          <w:szCs w:val="16"/>
-        </w:rPr>
-        <w:t xml:space="preserve">If </w:t>
-      </w:r>
-      <w:r>
-        <w:rPr>
-          <w:rFonts w:ascii="Arial" w:eastAsia="Arial" w:hAnsi="Arial" w:cs="Arial"/>
-          <w:b/>
-          <w:color w:val="107087"/>
-          <w:sz w:val="16"/>
-          <w:szCs w:val="16"/>
-        </w:rPr>
-        <w:t xml:space="preserve">Provider</w:t>
+        <w:t>Response to Inquiries</w:t>
+      </w:r>
+      <w:r>
+        <w:rPr>
+          <w:rFonts w:ascii="Arial" w:eastAsia="Arial" w:hAnsi="Arial" w:cs="Arial"/>
+          <w:color w:val="000000"/>
+          <w:sz w:val="16"/>
+          <w:szCs w:val="16"/>
+        </w:rPr>
+        <w:t xml:space="preserve">. If </w:t>
+      </w:r>
+      <w:r>
+        <w:rPr>
+          <w:rFonts w:ascii="Arial" w:eastAsia="Arial" w:hAnsi="Arial" w:cs="Arial"/>
+          <w:b/>
+          <w:color w:val="107087"/>
+          <w:sz w:val="16"/>
+          <w:szCs w:val="16"/>
+        </w:rPr>
+        <w:t>Provider</w:t>
       </w:r>
       <w:r>
         <w:rPr>
@@ -7651,7 +7682,7 @@
           <w:sz w:val="16"/>
           <w:szCs w:val="16"/>
         </w:rPr>
-        <w:t xml:space="preserve">Provider</w:t>
+        <w:t>Provider</w:t>
       </w:r>
       <w:r>
         <w:rPr>
@@ -7670,7 +7701,7 @@
           <w:sz w:val="16"/>
           <w:szCs w:val="16"/>
         </w:rPr>
-        <w:t xml:space="preserve">Customer</w:t>
+        <w:t>Customer</w:t>
       </w:r>
       <w:r>
         <w:rPr>
@@ -7689,7 +7720,7 @@
           <w:sz w:val="16"/>
           <w:szCs w:val="16"/>
         </w:rPr>
-        <w:t xml:space="preserve">Provider</w:t>
+        <w:t>Provider</w:t>
       </w:r>
       <w:r>
         <w:rPr>
@@ -7708,7 +7739,7 @@
           <w:sz w:val="16"/>
           <w:szCs w:val="16"/>
         </w:rPr>
-        <w:t xml:space="preserve">Customer’s</w:t>
+        <w:t>Customer’s</w:t>
       </w:r>
       <w:r>
         <w:rPr>
@@ -7727,7 +7758,7 @@
           <w:sz w:val="16"/>
           <w:szCs w:val="16"/>
         </w:rPr>
-        <w:t xml:space="preserve">Customer</w:t>
+        <w:t>Customer</w:t>
       </w:r>
       <w:r>
         <w:rPr>
@@ -7746,7 +7777,7 @@
           <w:sz w:val="16"/>
           <w:szCs w:val="16"/>
         </w:rPr>
-        <w:t xml:space="preserve">Provider</w:t>
+        <w:t>Provider</w:t>
       </w:r>
       <w:r>
         <w:rPr>
@@ -7765,7 +7796,7 @@
           <w:sz w:val="16"/>
           <w:szCs w:val="16"/>
         </w:rPr>
-        <w:t xml:space="preserve">Customer’s</w:t>
+        <w:t>Customer’s</w:t>
       </w:r>
       <w:r>
         <w:rPr>
@@ -7784,7 +7815,7 @@
           <w:sz w:val="16"/>
           <w:szCs w:val="16"/>
         </w:rPr>
-        <w:t xml:space="preserve">Customer</w:t>
+        <w:t>Customer</w:t>
       </w:r>
       <w:r>
         <w:rPr>
@@ -7803,7 +7834,7 @@
           <w:sz w:val="16"/>
           <w:szCs w:val="16"/>
         </w:rPr>
-        <w:t xml:space="preserve">Customer’s</w:t>
+        <w:t>Customer’s</w:t>
       </w:r>
       <w:r>
         <w:rPr>
@@ -7822,7 +7853,7 @@
           <w:sz w:val="16"/>
           <w:szCs w:val="16"/>
         </w:rPr>
-        <w:t xml:space="preserve">Provider</w:t>
+        <w:t>Provider</w:t>
       </w:r>
       <w:r>
         <w:rPr>
@@ -7841,7 +7872,7 @@
           <w:sz w:val="16"/>
           <w:szCs w:val="16"/>
         </w:rPr>
-        <w:t xml:space="preserve">Provider</w:t>
+        <w:t>Provider</w:t>
       </w:r>
       <w:r>
         <w:rPr>
@@ -7860,7 +7891,7 @@
           <w:sz w:val="16"/>
           <w:szCs w:val="16"/>
         </w:rPr>
-        <w:t xml:space="preserve">Customer</w:t>
+        <w:t>Customer</w:t>
       </w:r>
       <w:r>
         <w:rPr>
@@ -7879,7 +7910,7 @@
           <w:sz w:val="16"/>
           <w:szCs w:val="16"/>
         </w:rPr>
-        <w:t xml:space="preserve">Provider</w:t>
+        <w:t>Provider</w:t>
       </w:r>
       <w:r>
         <w:rPr>
@@ -7898,7 +7929,7 @@
           <w:sz w:val="16"/>
           <w:szCs w:val="16"/>
         </w:rPr>
-        <w:t xml:space="preserve">Customer</w:t>
+        <w:t>Customer</w:t>
       </w:r>
       <w:r>
         <w:rPr>
@@ -7917,7 +7948,7 @@
           <w:sz w:val="16"/>
           <w:szCs w:val="16"/>
         </w:rPr>
-        <w:t xml:space="preserve">Customer’s</w:t>
+        <w:t>Customer’s</w:t>
       </w:r>
       <w:r>
         <w:rPr>
@@ -7936,7 +7967,7 @@
           <w:sz w:val="16"/>
           <w:szCs w:val="16"/>
         </w:rPr>
-        <w:t xml:space="preserve">Customer</w:t>
+        <w:t>Customer</w:t>
       </w:r>
       <w:r>
         <w:rPr>
@@ -7955,7 +7986,7 @@
           <w:sz w:val="16"/>
           <w:szCs w:val="16"/>
         </w:rPr>
-        <w:t xml:space="preserve">Provider’s</w:t>
+        <w:t>Provider’s</w:t>
       </w:r>
       <w:r>
         <w:rPr>
@@ -7996,44 +8027,26 @@
           <w:szCs w:val="16"/>
           <w:u w:val="single"/>
         </w:rPr>
-        <w:t xml:space="preserve">DPIAs and DTIAs</w:t>
-      </w:r>
-      <w:r>
-        <w:rPr>
-          <w:rFonts w:ascii="Arial" w:eastAsia="Arial" w:hAnsi="Arial" w:cs="Arial"/>
-          <w:color w:val="000000"/>
-          <w:sz w:val="16"/>
-          <w:szCs w:val="16"/>
-        </w:rPr>
-        <w:t xml:space="preserve">.</w:t>
-      </w:r>
-      <w:r>
-        <w:rPr>
-          <w:rFonts w:ascii="Arial" w:eastAsia="Arial" w:hAnsi="Arial" w:cs="Arial"/>
-          <w:color w:val="000000"/>
-          <w:sz w:val="16"/>
-          <w:szCs w:val="16"/>
-        </w:rPr>
-        <w:t xml:space="preserve"> </w:t>
-      </w:r>
-      <w:r>
-        <w:rPr>
-          <w:rFonts w:ascii="Arial" w:eastAsia="Arial" w:hAnsi="Arial" w:cs="Arial"/>
-          <w:color w:val="000000"/>
-          <w:sz w:val="16"/>
-          <w:szCs w:val="16"/>
-        </w:rPr>
-        <w:t xml:space="preserve">If required by Applicable Data Protection Laws, </w:t>
-      </w:r>
-      <w:r>
-        <w:rPr>
-          <w:rFonts w:ascii="Arial" w:eastAsia="Arial" w:hAnsi="Arial" w:cs="Arial"/>
-          <w:b/>
-          <w:color w:val="107087"/>
-          <w:sz w:val="16"/>
-          <w:szCs w:val="16"/>
-        </w:rPr>
-        <w:t xml:space="preserve">Provider</w:t>
+        <w:t>DPIAs and DTIAs</w:t>
+      </w:r>
+      <w:r>
+        <w:rPr>
+          <w:rFonts w:ascii="Arial" w:eastAsia="Arial" w:hAnsi="Arial" w:cs="Arial"/>
+          <w:color w:val="000000"/>
+          <w:sz w:val="16"/>
+          <w:szCs w:val="16"/>
+        </w:rPr>
+        <w:t xml:space="preserve">. If required by Applicable Data Protection Laws, </w:t>
+      </w:r>
+      <w:r>
+        <w:rPr>
+          <w:rFonts w:ascii="Arial" w:eastAsia="Arial" w:hAnsi="Arial" w:cs="Arial"/>
+          <w:b/>
+          <w:color w:val="107087"/>
+          <w:sz w:val="16"/>
+          <w:szCs w:val="16"/>
+        </w:rPr>
+        <w:t>Provider</w:t>
       </w:r>
       <w:r>
         <w:rPr>
@@ -8052,7 +8065,7 @@
           <w:sz w:val="16"/>
           <w:szCs w:val="16"/>
         </w:rPr>
-        <w:t xml:space="preserve">Customer</w:t>
+        <w:t>Customer</w:t>
       </w:r>
       <w:r>
         <w:rPr>
@@ -8128,7 +8141,7 @@
           <w:u w:val="single"/>
         </w:rPr>
         <w:lastRenderedPageBreak/>
-        <w:t xml:space="preserve">Deletion by Customer</w:t>
+        <w:t>Deletion by Customer</w:t>
       </w:r>
       <w:r>
         <w:rPr>
@@ -8147,7 +8160,7 @@
           <w:sz w:val="16"/>
           <w:szCs w:val="16"/>
         </w:rPr>
-        <w:t xml:space="preserve">Provider</w:t>
+        <w:t>Provider</w:t>
       </w:r>
       <w:r>
         <w:rPr>
@@ -8166,7 +8179,7 @@
           <w:sz w:val="16"/>
           <w:szCs w:val="16"/>
         </w:rPr>
-        <w:t xml:space="preserve">Customer</w:t>
+        <w:t>Customer</w:t>
       </w:r>
       <w:r>
         <w:rPr>
@@ -8185,7 +8198,7 @@
           <w:sz w:val="16"/>
           <w:szCs w:val="16"/>
         </w:rPr>
-        <w:t xml:space="preserve">Provider</w:t>
+        <w:t>Provider</w:t>
       </w:r>
       <w:r>
         <w:rPr>
@@ -8226,7 +8239,7 @@
           <w:szCs w:val="16"/>
           <w:u w:val="single"/>
         </w:rPr>
-        <w:t xml:space="preserve">Deletion at DPA Expiration</w:t>
+        <w:t>Deletion at DPA Expiration</w:t>
       </w:r>
       <w:r>
         <w:rPr>
@@ -8280,7 +8293,7 @@
           <w:sz w:val="16"/>
           <w:szCs w:val="16"/>
         </w:rPr>
-        <w:t xml:space="preserve">Provider</w:t>
+        <w:t>Provider</w:t>
       </w:r>
       <w:r>
         <w:rPr>
@@ -8299,7 +8312,7 @@
           <w:sz w:val="16"/>
           <w:szCs w:val="16"/>
         </w:rPr>
-        <w:t xml:space="preserve">Customer’s</w:t>
+        <w:t>Customer’s</w:t>
       </w:r>
       <w:r>
         <w:rPr>
@@ -8318,7 +8331,7 @@
           <w:sz w:val="16"/>
           <w:szCs w:val="16"/>
         </w:rPr>
-        <w:t xml:space="preserve">Provider</w:t>
+        <w:t>Provider</w:t>
       </w:r>
       <w:r>
         <w:rPr>
@@ -8337,7 +8350,7 @@
           <w:sz w:val="16"/>
           <w:szCs w:val="16"/>
         </w:rPr>
-        <w:t xml:space="preserve">Provider</w:t>
+        <w:t>Provider</w:t>
       </w:r>
       <w:r>
         <w:rPr>
@@ -8391,7 +8404,7 @@
           <w:sz w:val="16"/>
           <w:szCs w:val="16"/>
         </w:rPr>
-        <w:t xml:space="preserve">Customer</w:t>
+        <w:t>Customer</w:t>
       </w:r>
       <w:r>
         <w:rPr>
@@ -8410,7 +8423,7 @@
           <w:sz w:val="16"/>
           <w:szCs w:val="16"/>
         </w:rPr>
-        <w:t xml:space="preserve">Provider</w:t>
+        <w:t>Provider</w:t>
       </w:r>
       <w:r>
         <w:rPr>
@@ -8429,7 +8442,7 @@
           <w:sz w:val="16"/>
           <w:szCs w:val="16"/>
         </w:rPr>
-        <w:t xml:space="preserve">Provider</w:t>
+        <w:t>Provider</w:t>
       </w:r>
       <w:r>
         <w:rPr>
@@ -8458,7 +8471,7 @@
           <w:sz w:val="16"/>
           <w:szCs w:val="16"/>
         </w:rPr>
-        <w:t xml:space="preserve">Customer</w:t>
+        <w:t>Customer</w:t>
       </w:r>
       <w:r>
         <w:rPr>
@@ -8477,7 +8490,7 @@
           <w:sz w:val="16"/>
           <w:szCs w:val="16"/>
         </w:rPr>
-        <w:t xml:space="preserve">Customer</w:t>
+        <w:t>Customer</w:t>
       </w:r>
       <w:r>
         <w:rPr>
@@ -8520,7 +8533,7 @@
           <w:sz w:val="16"/>
           <w:szCs w:val="16"/>
         </w:rPr>
-        <w:t xml:space="preserve">Limitation of Liability</w:t>
+        <w:t>Limitation of Liability</w:t>
       </w:r>
     </w:p>
     <w:p>
@@ -8552,25 +8565,16 @@
           <w:szCs w:val="16"/>
           <w:u w:val="single"/>
         </w:rPr>
-        <w:t xml:space="preserve">Liability Caps and Damages Waiver</w:t>
-      </w:r>
-      <w:r>
-        <w:rPr>
-          <w:rFonts w:ascii="Arial" w:eastAsia="Arial" w:hAnsi="Arial" w:cs="Arial"/>
-          <w:color w:val="000000"/>
-          <w:sz w:val="16"/>
-          <w:szCs w:val="16"/>
-        </w:rPr>
-        <w:t xml:space="preserve">.</w:t>
-      </w:r>
-      <w:r>
-        <w:rPr>
-          <w:rFonts w:ascii="Arial" w:eastAsia="Arial" w:hAnsi="Arial" w:cs="Arial"/>
-          <w:color w:val="000000"/>
-          <w:sz w:val="16"/>
-          <w:szCs w:val="16"/>
-        </w:rPr>
-        <w:t xml:space="preserve"> </w:t>
+        <w:t>Liability Caps and Damages Waiver</w:t>
+      </w:r>
+      <w:r>
+        <w:rPr>
+          <w:rFonts w:ascii="Arial" w:eastAsia="Arial" w:hAnsi="Arial" w:cs="Arial"/>
+          <w:color w:val="000000"/>
+          <w:sz w:val="16"/>
+          <w:szCs w:val="16"/>
+        </w:rPr>
+        <w:t xml:space="preserve">. </w:t>
       </w:r>
       <w:r>
         <w:rPr>
@@ -8590,17 +8594,17 @@
           <w:sz w:val="16"/>
           <w:szCs w:val="16"/>
         </w:rPr>
-        <w:t xml:space="preserve">Agreement</w:t>
-      </w:r>
-      <w:r>
-        <w:rPr>
-          <w:rFonts w:ascii="Arial" w:eastAsia="Arial" w:hAnsi="Arial" w:cs="Arial"/>
-          <w:b/>
-          <w:color w:val="000000"/>
-          <w:sz w:val="16"/>
-          <w:szCs w:val="16"/>
-        </w:rPr>
-        <w:t xml:space="preserve">.</w:t>
+        <w:t>Agreement</w:t>
+      </w:r>
+      <w:r>
+        <w:rPr>
+          <w:rFonts w:ascii="Arial" w:eastAsia="Arial" w:hAnsi="Arial" w:cs="Arial"/>
+          <w:b/>
+          <w:color w:val="000000"/>
+          <w:sz w:val="16"/>
+          <w:szCs w:val="16"/>
+        </w:rPr>
+        <w:t>.</w:t>
       </w:r>
     </w:p>
     <w:p>
@@ -8632,25 +8636,16 @@
           <w:szCs w:val="16"/>
           <w:u w:val="single"/>
         </w:rPr>
-        <w:t xml:space="preserve">Related-Party Claims</w:t>
-      </w:r>
-      <w:r>
-        <w:rPr>
-          <w:rFonts w:ascii="Arial" w:eastAsia="Arial" w:hAnsi="Arial" w:cs="Arial"/>
-          <w:color w:val="000000"/>
-          <w:sz w:val="16"/>
-          <w:szCs w:val="16"/>
-        </w:rPr>
-        <w:t xml:space="preserve">.</w:t>
-      </w:r>
-      <w:r>
-        <w:rPr>
-          <w:rFonts w:ascii="Arial" w:eastAsia="Arial" w:hAnsi="Arial" w:cs="Arial"/>
-          <w:color w:val="000000"/>
-          <w:sz w:val="16"/>
-          <w:szCs w:val="16"/>
-        </w:rPr>
-        <w:t xml:space="preserve"> </w:t>
+        <w:t>Related-Party Claims</w:t>
+      </w:r>
+      <w:r>
+        <w:rPr>
+          <w:rFonts w:ascii="Arial" w:eastAsia="Arial" w:hAnsi="Arial" w:cs="Arial"/>
+          <w:color w:val="000000"/>
+          <w:sz w:val="16"/>
+          <w:szCs w:val="16"/>
+        </w:rPr>
+        <w:t xml:space="preserve">. </w:t>
       </w:r>
       <w:r>
         <w:rPr>
@@ -8670,7 +8665,7 @@
           <w:sz w:val="16"/>
           <w:szCs w:val="16"/>
         </w:rPr>
-        <w:t xml:space="preserve">Provider</w:t>
+        <w:t>Provider</w:t>
       </w:r>
       <w:r>
         <w:rPr>
@@ -8690,7 +8685,7 @@
           <w:sz w:val="16"/>
           <w:szCs w:val="16"/>
         </w:rPr>
-        <w:t xml:space="preserve">Customer</w:t>
+        <w:t>Customer</w:t>
       </w:r>
       <w:r>
         <w:rPr>
@@ -8710,17 +8705,17 @@
           <w:sz w:val="16"/>
           <w:szCs w:val="16"/>
         </w:rPr>
-        <w:t xml:space="preserve">Agreement</w:t>
-      </w:r>
-      <w:r>
-        <w:rPr>
-          <w:rFonts w:ascii="Arial" w:eastAsia="Arial" w:hAnsi="Arial" w:cs="Arial"/>
-          <w:b/>
-          <w:color w:val="000000"/>
-          <w:sz w:val="16"/>
-          <w:szCs w:val="16"/>
-        </w:rPr>
-        <w:t xml:space="preserve">.</w:t>
+        <w:t>Agreement</w:t>
+      </w:r>
+      <w:r>
+        <w:rPr>
+          <w:rFonts w:ascii="Arial" w:eastAsia="Arial" w:hAnsi="Arial" w:cs="Arial"/>
+          <w:b/>
+          <w:color w:val="000000"/>
+          <w:sz w:val="16"/>
+          <w:szCs w:val="16"/>
+        </w:rPr>
+        <w:t>.</w:t>
       </w:r>
     </w:p>
     <w:p>
@@ -8752,34 +8747,16 @@
           <w:szCs w:val="16"/>
           <w:u w:val="single"/>
         </w:rPr>
-        <w:t xml:space="preserve">Exceptions</w:t>
-      </w:r>
-      <w:r>
-        <w:rPr>
-          <w:rFonts w:ascii="Arial" w:eastAsia="Arial" w:hAnsi="Arial" w:cs="Arial"/>
-          <w:color w:val="000000"/>
-          <w:sz w:val="16"/>
-          <w:szCs w:val="16"/>
-        </w:rPr>
-        <w:t xml:space="preserve">.</w:t>
-      </w:r>
-      <w:r>
-        <w:rPr>
-          <w:rFonts w:ascii="Arial" w:eastAsia="Arial" w:hAnsi="Arial" w:cs="Arial"/>
-          <w:color w:val="000000"/>
-          <w:sz w:val="16"/>
-          <w:szCs w:val="16"/>
-        </w:rPr>
-        <w:t xml:space="preserve"> </w:t>
-      </w:r>
-      <w:r>
-        <w:rPr>
-          <w:rFonts w:ascii="Arial" w:eastAsia="Arial" w:hAnsi="Arial" w:cs="Arial"/>
-          <w:color w:val="000000"/>
-          <w:sz w:val="16"/>
-          <w:szCs w:val="16"/>
-        </w:rPr>
-        <w:t xml:space="preserve">This DPA does not limit any liability to an individual about the individual’s data protection rights under Applicable Data Protection Laws. In addition, this DPA does not limit any liability between the parties for violations of the EEA SCCs or UK Addendum.</w:t>
+        <w:t>Exceptions</w:t>
+      </w:r>
+      <w:r>
+        <w:rPr>
+          <w:rFonts w:ascii="Arial" w:eastAsia="Arial" w:hAnsi="Arial" w:cs="Arial"/>
+          <w:color w:val="000000"/>
+          <w:sz w:val="16"/>
+          <w:szCs w:val="16"/>
+        </w:rPr>
+        <w:t>. This DPA does not limit any liability to an individual about the individual’s data protection rights under Applicable Data Protection Laws. In addition, this DPA does not limit any liability between the parties for violations of the EEA SCCs or UK Addendum.</w:t>
       </w:r>
     </w:p>
     <w:p>
@@ -8813,7 +8790,7 @@
           <w:sz w:val="16"/>
           <w:szCs w:val="16"/>
         </w:rPr>
-        <w:t xml:space="preserve">Conflicts Between Documents</w:t>
+        <w:t>Conflicts Between Documents</w:t>
       </w:r>
     </w:p>
     <w:p>
@@ -8832,17 +8809,35 @@
           <w:sz w:val="16"/>
           <w:szCs w:val="16"/>
         </w:rPr>
-        <w:t xml:space="preserve">This DPA forms part of and supplements the </w:t>
-      </w:r>
-      <w:r>
-        <w:rPr>
-          <w:rFonts w:ascii="Arial" w:eastAsia="Arial" w:hAnsi="Arial" w:cs="Arial"/>
-          <w:b/>
-          <w:color w:val="107087"/>
-          <w:sz w:val="16"/>
-          <w:szCs w:val="16"/>
-        </w:rPr>
-        <w:t xml:space="preserve">Agreement</w:t>
+        <w:t xml:space="preserve">This DPA forms part of and </w:t>
+      </w:r>
+      <w:proofErr w:type="gramStart"/>
+      <w:r>
+        <w:rPr>
+          <w:rFonts w:ascii="Arial" w:eastAsia="Arial" w:hAnsi="Arial" w:cs="Arial"/>
+          <w:sz w:val="16"/>
+          <w:szCs w:val="16"/>
+        </w:rPr>
+        <w:t>supplements</w:t>
+      </w:r>
+      <w:proofErr w:type="gramEnd"/>
+      <w:r>
+        <w:rPr>
+          <w:rFonts w:ascii="Arial" w:eastAsia="Arial" w:hAnsi="Arial" w:cs="Arial"/>
+          <w:sz w:val="16"/>
+          <w:szCs w:val="16"/>
+        </w:rPr>
+        <w:t xml:space="preserve"> the </w:t>
+      </w:r>
+      <w:r>
+        <w:rPr>
+          <w:rFonts w:ascii="Arial" w:eastAsia="Arial" w:hAnsi="Arial" w:cs="Arial"/>
+          <w:b/>
+          <w:color w:val="107087"/>
+          <w:sz w:val="16"/>
+          <w:szCs w:val="16"/>
+        </w:rPr>
+        <w:t>Agreement</w:t>
       </w:r>
       <w:r>
         <w:rPr>
@@ -8860,7 +8855,7 @@
           <w:sz w:val="16"/>
           <w:szCs w:val="16"/>
         </w:rPr>
-        <w:t xml:space="preserve">Agreement</w:t>
+        <w:t>Agreement</w:t>
       </w:r>
       <w:r>
         <w:rPr>
@@ -8878,7 +8873,7 @@
           <w:sz w:val="16"/>
           <w:szCs w:val="16"/>
         </w:rPr>
-        <w:t xml:space="preserve">Agreement</w:t>
+        <w:t>Agreement</w:t>
       </w:r>
       <w:r>
         <w:rPr>
@@ -8920,7 +8915,7 @@
           <w:sz w:val="16"/>
           <w:szCs w:val="16"/>
         </w:rPr>
-        <w:t xml:space="preserve">Term of Agreement</w:t>
+        <w:t>Term of Agreement</w:t>
       </w:r>
     </w:p>
     <w:p>
@@ -8948,7 +8943,7 @@
           <w:sz w:val="16"/>
           <w:szCs w:val="16"/>
         </w:rPr>
-        <w:t xml:space="preserve">Provider</w:t>
+        <w:t>Provider</w:t>
       </w:r>
       <w:r>
         <w:rPr>
@@ -8966,25 +8961,43 @@
           <w:sz w:val="16"/>
           <w:szCs w:val="16"/>
         </w:rPr>
-        <w:t xml:space="preserve">Customer</w:t>
-      </w:r>
-      <w:r>
-        <w:rPr>
-          <w:rFonts w:ascii="Arial" w:eastAsia="Arial" w:hAnsi="Arial" w:cs="Arial"/>
-          <w:sz w:val="16"/>
-          <w:szCs w:val="16"/>
-        </w:rPr>
-        <w:t xml:space="preserve"> agree to a Cover Page for the DPA and sign or electronically accept the </w:t>
-      </w:r>
-      <w:r>
-        <w:rPr>
-          <w:rFonts w:ascii="Arial" w:eastAsia="Arial" w:hAnsi="Arial" w:cs="Arial"/>
-          <w:b/>
-          <w:color w:val="107087"/>
-          <w:sz w:val="16"/>
-          <w:szCs w:val="16"/>
-        </w:rPr>
-        <w:t xml:space="preserve">Agreement</w:t>
+        <w:t>Customer</w:t>
+      </w:r>
+      <w:r>
+        <w:rPr>
+          <w:rFonts w:ascii="Arial" w:eastAsia="Arial" w:hAnsi="Arial" w:cs="Arial"/>
+          <w:sz w:val="16"/>
+          <w:szCs w:val="16"/>
+        </w:rPr>
+        <w:t xml:space="preserve"> </w:t>
+      </w:r>
+      <w:proofErr w:type="gramStart"/>
+      <w:r>
+        <w:rPr>
+          <w:rFonts w:ascii="Arial" w:eastAsia="Arial" w:hAnsi="Arial" w:cs="Arial"/>
+          <w:sz w:val="16"/>
+          <w:szCs w:val="16"/>
+        </w:rPr>
+        <w:t>agree</w:t>
+      </w:r>
+      <w:proofErr w:type="gramEnd"/>
+      <w:r>
+        <w:rPr>
+          <w:rFonts w:ascii="Arial" w:eastAsia="Arial" w:hAnsi="Arial" w:cs="Arial"/>
+          <w:sz w:val="16"/>
+          <w:szCs w:val="16"/>
+        </w:rPr>
+        <w:t xml:space="preserve"> to a Cover Page for the DPA and sign or electronically accept the </w:t>
+      </w:r>
+      <w:r>
+        <w:rPr>
+          <w:rFonts w:ascii="Arial" w:eastAsia="Arial" w:hAnsi="Arial" w:cs="Arial"/>
+          <w:b/>
+          <w:color w:val="107087"/>
+          <w:sz w:val="16"/>
+          <w:szCs w:val="16"/>
+        </w:rPr>
+        <w:t>Agreement</w:t>
       </w:r>
       <w:r>
         <w:rPr>
@@ -9002,7 +9015,7 @@
           <w:sz w:val="16"/>
           <w:szCs w:val="16"/>
         </w:rPr>
-        <w:t xml:space="preserve">Agreement</w:t>
+        <w:t>Agreement</w:t>
       </w:r>
       <w:r>
         <w:rPr>
@@ -9020,7 +9033,7 @@
           <w:sz w:val="16"/>
           <w:szCs w:val="16"/>
         </w:rPr>
-        <w:t xml:space="preserve">Provider</w:t>
+        <w:t>Provider</w:t>
       </w:r>
       <w:r>
         <w:rPr>
@@ -9038,7 +9051,7 @@
           <w:sz w:val="16"/>
           <w:szCs w:val="16"/>
         </w:rPr>
-        <w:t xml:space="preserve">Customer</w:t>
+        <w:t>Customer</w:t>
       </w:r>
       <w:r>
         <w:rPr>
@@ -9056,7 +9069,7 @@
           <w:sz w:val="16"/>
           <w:szCs w:val="16"/>
         </w:rPr>
-        <w:t xml:space="preserve">Customer</w:t>
+        <w:t>Customer</w:t>
       </w:r>
       <w:r>
         <w:rPr>
@@ -9074,7 +9087,7 @@
           <w:sz w:val="16"/>
           <w:szCs w:val="16"/>
         </w:rPr>
-        <w:t xml:space="preserve">Provider</w:t>
+        <w:t>Provider</w:t>
       </w:r>
       <w:r>
         <w:rPr>
@@ -9092,7 +9105,7 @@
           <w:sz w:val="16"/>
           <w:szCs w:val="16"/>
         </w:rPr>
-        <w:t xml:space="preserve">Provider</w:t>
+        <w:t>Provider</w:t>
       </w:r>
       <w:r>
         <w:rPr>
@@ -9134,7 +9147,7 @@
           <w:sz w:val="16"/>
           <w:szCs w:val="16"/>
         </w:rPr>
-        <w:t xml:space="preserve">Definitions.</w:t>
+        <w:t>Definitions.</w:t>
       </w:r>
     </w:p>
     <w:p>
@@ -9165,26 +9178,26 @@
           <w:sz w:val="16"/>
           <w:szCs w:val="16"/>
         </w:rPr>
-        <w:t xml:space="preserve">“</w:t>
-      </w:r>
-      <w:r>
-        <w:rPr>
-          <w:rFonts w:ascii="Arial" w:eastAsia="Arial" w:hAnsi="Arial" w:cs="Arial"/>
-          <w:b/>
-          <w:color w:val="000000"/>
-          <w:sz w:val="16"/>
-          <w:szCs w:val="16"/>
-        </w:rPr>
-        <w:t xml:space="preserve">Applicable Laws</w:t>
-      </w:r>
-      <w:r>
-        <w:rPr>
-          <w:rFonts w:ascii="Arial" w:eastAsia="Arial" w:hAnsi="Arial" w:cs="Arial"/>
-          <w:color w:val="000000"/>
-          <w:sz w:val="16"/>
-          <w:szCs w:val="16"/>
-        </w:rPr>
-        <w:t xml:space="preserve">” means the laws, rules, regulations, court orders, and other binding requirements of a relevant government authority that apply to or govern a party.</w:t>
+        <w:t>“</w:t>
+      </w:r>
+      <w:r>
+        <w:rPr>
+          <w:rFonts w:ascii="Arial" w:eastAsia="Arial" w:hAnsi="Arial" w:cs="Arial"/>
+          <w:b/>
+          <w:color w:val="000000"/>
+          <w:sz w:val="16"/>
+          <w:szCs w:val="16"/>
+        </w:rPr>
+        <w:t>Applicable Laws</w:t>
+      </w:r>
+      <w:r>
+        <w:rPr>
+          <w:rFonts w:ascii="Arial" w:eastAsia="Arial" w:hAnsi="Arial" w:cs="Arial"/>
+          <w:color w:val="000000"/>
+          <w:sz w:val="16"/>
+          <w:szCs w:val="16"/>
+        </w:rPr>
+        <w:t>” means the laws, rules, regulations, court orders, and other binding requirements of a relevant government authority that apply to or govern a party.</w:t>
       </w:r>
     </w:p>
     <w:p>
@@ -9215,26 +9228,26 @@
           <w:sz w:val="16"/>
           <w:szCs w:val="16"/>
         </w:rPr>
-        <w:t xml:space="preserve">“</w:t>
-      </w:r>
-      <w:r>
-        <w:rPr>
-          <w:rFonts w:ascii="Arial" w:eastAsia="Arial" w:hAnsi="Arial" w:cs="Arial"/>
-          <w:b/>
-          <w:color w:val="000000"/>
-          <w:sz w:val="16"/>
-          <w:szCs w:val="16"/>
-        </w:rPr>
-        <w:t xml:space="preserve">Applicable Data Protection Laws</w:t>
-      </w:r>
-      <w:r>
-        <w:rPr>
-          <w:rFonts w:ascii="Arial" w:eastAsia="Arial" w:hAnsi="Arial" w:cs="Arial"/>
-          <w:color w:val="000000"/>
-          <w:sz w:val="16"/>
-          <w:szCs w:val="16"/>
-        </w:rPr>
-        <w:t xml:space="preserve">” means the Applicable Laws that govern how the Service may process or use an individual’s personal information, personal data, personally identifiable information, or other similar term.</w:t>
+        <w:t>“</w:t>
+      </w:r>
+      <w:r>
+        <w:rPr>
+          <w:rFonts w:ascii="Arial" w:eastAsia="Arial" w:hAnsi="Arial" w:cs="Arial"/>
+          <w:b/>
+          <w:color w:val="000000"/>
+          <w:sz w:val="16"/>
+          <w:szCs w:val="16"/>
+        </w:rPr>
+        <w:t>Applicable Data Protection Laws</w:t>
+      </w:r>
+      <w:r>
+        <w:rPr>
+          <w:rFonts w:ascii="Arial" w:eastAsia="Arial" w:hAnsi="Arial" w:cs="Arial"/>
+          <w:color w:val="000000"/>
+          <w:sz w:val="16"/>
+          <w:szCs w:val="16"/>
+        </w:rPr>
+        <w:t>” means the Applicable Laws that govern how the Service may process or use an individual’s personal information, personal data, personally identifiable information, or other similar term.</w:t>
       </w:r>
     </w:p>
     <w:p>
@@ -9265,26 +9278,26 @@
           <w:sz w:val="16"/>
           <w:szCs w:val="16"/>
         </w:rPr>
-        <w:t xml:space="preserve">“</w:t>
-      </w:r>
-      <w:r>
-        <w:rPr>
-          <w:rFonts w:ascii="Arial" w:eastAsia="Arial" w:hAnsi="Arial" w:cs="Arial"/>
-          <w:b/>
-          <w:color w:val="000000"/>
-          <w:sz w:val="16"/>
-          <w:szCs w:val="16"/>
-        </w:rPr>
-        <w:t xml:space="preserve">Controller</w:t>
-      </w:r>
-      <w:r>
-        <w:rPr>
-          <w:rFonts w:ascii="Arial" w:eastAsia="Arial" w:hAnsi="Arial" w:cs="Arial"/>
-          <w:color w:val="000000"/>
-          <w:sz w:val="16"/>
-          <w:szCs w:val="16"/>
-        </w:rPr>
-        <w:t xml:space="preserve">” will have the meaning(s) given in the Applicable Data Protection Laws for the company that determines the purpose and extent of Processing Personal Data.</w:t>
+        <w:t>“</w:t>
+      </w:r>
+      <w:r>
+        <w:rPr>
+          <w:rFonts w:ascii="Arial" w:eastAsia="Arial" w:hAnsi="Arial" w:cs="Arial"/>
+          <w:b/>
+          <w:color w:val="000000"/>
+          <w:sz w:val="16"/>
+          <w:szCs w:val="16"/>
+        </w:rPr>
+        <w:t>Controller</w:t>
+      </w:r>
+      <w:r>
+        <w:rPr>
+          <w:rFonts w:ascii="Arial" w:eastAsia="Arial" w:hAnsi="Arial" w:cs="Arial"/>
+          <w:color w:val="000000"/>
+          <w:sz w:val="16"/>
+          <w:szCs w:val="16"/>
+        </w:rPr>
+        <w:t>” will have the meaning(s) given in the Applicable Data Protection Laws for the company that determines the purpose and extent of Processing Personal Data.</w:t>
       </w:r>
     </w:p>
     <w:p>
@@ -9315,17 +9328,17 @@
           <w:sz w:val="16"/>
           <w:szCs w:val="16"/>
         </w:rPr>
-        <w:t xml:space="preserve">“</w:t>
-      </w:r>
-      <w:r>
-        <w:rPr>
-          <w:rFonts w:ascii="Arial" w:eastAsia="Arial" w:hAnsi="Arial" w:cs="Arial"/>
-          <w:b/>
-          <w:color w:val="000000"/>
-          <w:sz w:val="16"/>
-          <w:szCs w:val="16"/>
-        </w:rPr>
-        <w:t xml:space="preserve">Cover Page</w:t>
+        <w:t>“</w:t>
+      </w:r>
+      <w:r>
+        <w:rPr>
+          <w:rFonts w:ascii="Arial" w:eastAsia="Arial" w:hAnsi="Arial" w:cs="Arial"/>
+          <w:b/>
+          <w:color w:val="000000"/>
+          <w:sz w:val="16"/>
+          <w:szCs w:val="16"/>
+        </w:rPr>
+        <w:t>Cover Page</w:t>
       </w:r>
       <w:r>
         <w:rPr>
@@ -9344,7 +9357,7 @@
           <w:sz w:val="16"/>
           <w:szCs w:val="16"/>
         </w:rPr>
-        <w:t xml:space="preserve">Provider</w:t>
+        <w:t>Provider</w:t>
       </w:r>
       <w:r>
         <w:rPr>
@@ -9363,7 +9376,7 @@
           <w:sz w:val="16"/>
           <w:szCs w:val="16"/>
         </w:rPr>
-        <w:t xml:space="preserve">Customer</w:t>
+        <w:t>Customer</w:t>
       </w:r>
       <w:r>
         <w:rPr>
@@ -9403,17 +9416,17 @@
           <w:sz w:val="16"/>
           <w:szCs w:val="16"/>
         </w:rPr>
-        <w:t xml:space="preserve">“</w:t>
-      </w:r>
-      <w:r>
-        <w:rPr>
-          <w:rFonts w:ascii="Arial" w:eastAsia="Arial" w:hAnsi="Arial" w:cs="Arial"/>
-          <w:b/>
-          <w:color w:val="000000"/>
-          <w:sz w:val="16"/>
-          <w:szCs w:val="16"/>
-        </w:rPr>
-        <w:t xml:space="preserve">Customer Personal Data</w:t>
+        <w:t>“</w:t>
+      </w:r>
+      <w:r>
+        <w:rPr>
+          <w:rFonts w:ascii="Arial" w:eastAsia="Arial" w:hAnsi="Arial" w:cs="Arial"/>
+          <w:b/>
+          <w:color w:val="000000"/>
+          <w:sz w:val="16"/>
+          <w:szCs w:val="16"/>
+        </w:rPr>
+        <w:t>Customer Personal Data</w:t>
       </w:r>
       <w:r>
         <w:rPr>
@@ -9432,7 +9445,7 @@
           <w:sz w:val="16"/>
           <w:szCs w:val="16"/>
         </w:rPr>
-        <w:t xml:space="preserve">Customer</w:t>
+        <w:t>Customer</w:t>
       </w:r>
       <w:r>
         <w:rPr>
@@ -9451,7 +9464,7 @@
           <w:sz w:val="16"/>
           <w:szCs w:val="16"/>
         </w:rPr>
-        <w:t xml:space="preserve">Provider</w:t>
+        <w:t>Provider</w:t>
       </w:r>
       <w:r>
         <w:rPr>
@@ -9491,17 +9504,17 @@
           <w:sz w:val="16"/>
           <w:szCs w:val="16"/>
         </w:rPr>
-        <w:t xml:space="preserve">“</w:t>
-      </w:r>
-      <w:r>
-        <w:rPr>
-          <w:rFonts w:ascii="Arial" w:eastAsia="Arial" w:hAnsi="Arial" w:cs="Arial"/>
-          <w:b/>
-          <w:color w:val="000000"/>
-          <w:sz w:val="16"/>
-          <w:szCs w:val="16"/>
-        </w:rPr>
-        <w:t xml:space="preserve">DPA</w:t>
+        <w:t>“</w:t>
+      </w:r>
+      <w:r>
+        <w:rPr>
+          <w:rFonts w:ascii="Arial" w:eastAsia="Arial" w:hAnsi="Arial" w:cs="Arial"/>
+          <w:b/>
+          <w:color w:val="000000"/>
+          <w:sz w:val="16"/>
+          <w:szCs w:val="16"/>
+        </w:rPr>
+        <w:t>DPA</w:t>
       </w:r>
       <w:r>
         <w:rPr>
@@ -9520,7 +9533,7 @@
           <w:sz w:val="16"/>
           <w:szCs w:val="16"/>
         </w:rPr>
-        <w:t xml:space="preserve">Provider</w:t>
+        <w:t>Provider</w:t>
       </w:r>
       <w:r>
         <w:rPr>
@@ -9539,16 +9552,16 @@
           <w:sz w:val="16"/>
           <w:szCs w:val="16"/>
         </w:rPr>
-        <w:t xml:space="preserve">Customer</w:t>
-      </w:r>
-      <w:r>
-        <w:rPr>
-          <w:rFonts w:ascii="Arial" w:eastAsia="Arial" w:hAnsi="Arial" w:cs="Arial"/>
-          <w:color w:val="000000"/>
-          <w:sz w:val="16"/>
-          <w:szCs w:val="16"/>
-        </w:rPr>
-        <w:t xml:space="preserve">, and the policies and documents referenced in or attached to the Cover Page.</w:t>
+        <w:t>Customer</w:t>
+      </w:r>
+      <w:r>
+        <w:rPr>
+          <w:rFonts w:ascii="Arial" w:eastAsia="Arial" w:hAnsi="Arial" w:cs="Arial"/>
+          <w:color w:val="000000"/>
+          <w:sz w:val="16"/>
+          <w:szCs w:val="16"/>
+        </w:rPr>
+        <w:t>, and the policies and documents referenced in or attached to the Cover Page.</w:t>
       </w:r>
     </w:p>
     <w:p>
@@ -9581,26 +9594,26 @@
           <w:sz w:val="16"/>
           <w:szCs w:val="16"/>
         </w:rPr>
-        <w:t xml:space="preserve">“</w:t>
-      </w:r>
-      <w:r>
-        <w:rPr>
-          <w:rFonts w:ascii="Arial" w:eastAsia="Arial" w:hAnsi="Arial" w:cs="Arial"/>
-          <w:b/>
-          <w:color w:val="000000"/>
-          <w:sz w:val="16"/>
-          <w:szCs w:val="16"/>
-        </w:rPr>
-        <w:t xml:space="preserve">EEA SCCs</w:t>
-      </w:r>
-      <w:r>
-        <w:rPr>
-          <w:rFonts w:ascii="Arial" w:eastAsia="Arial" w:hAnsi="Arial" w:cs="Arial"/>
-          <w:color w:val="000000"/>
-          <w:sz w:val="16"/>
-          <w:szCs w:val="16"/>
-        </w:rPr>
-        <w:t xml:space="preserve">” means the standard contractual clauses annexed to the European Commission's Implementing Decision 2021/914 of 4 June 2021 on standard contractual clauses for the transfer of personal data to third countries pursuant to Regulation (EU) 2016/679 of the European Parliament and of the European Council.</w:t>
+        <w:t>“</w:t>
+      </w:r>
+      <w:r>
+        <w:rPr>
+          <w:rFonts w:ascii="Arial" w:eastAsia="Arial" w:hAnsi="Arial" w:cs="Arial"/>
+          <w:b/>
+          <w:color w:val="000000"/>
+          <w:sz w:val="16"/>
+          <w:szCs w:val="16"/>
+        </w:rPr>
+        <w:t>EEA SCCs</w:t>
+      </w:r>
+      <w:r>
+        <w:rPr>
+          <w:rFonts w:ascii="Arial" w:eastAsia="Arial" w:hAnsi="Arial" w:cs="Arial"/>
+          <w:color w:val="000000"/>
+          <w:sz w:val="16"/>
+          <w:szCs w:val="16"/>
+        </w:rPr>
+        <w:t>” means the standard contractual clauses annexed to the European Commission's Implementing Decision 2021/914 of 4 June 2021 on standard contractual clauses for the transfer of personal data to third countries pursuant to Regulation (EU) 2016/679 of the European Parliament and of the European Council.</w:t>
       </w:r>
     </w:p>
     <w:p>
@@ -9631,45 +9644,45 @@
           <w:sz w:val="16"/>
           <w:szCs w:val="16"/>
         </w:rPr>
-        <w:t xml:space="preserve">“</w:t>
-      </w:r>
-      <w:r>
-        <w:rPr>
-          <w:rFonts w:ascii="Arial" w:eastAsia="Arial" w:hAnsi="Arial" w:cs="Arial"/>
-          <w:b/>
-          <w:color w:val="000000"/>
-          <w:sz w:val="16"/>
-          <w:szCs w:val="16"/>
-        </w:rPr>
-        <w:t xml:space="preserve">European Economic Area</w:t>
-      </w:r>
-      <w:r>
-        <w:rPr>
-          <w:rFonts w:ascii="Arial" w:eastAsia="Arial" w:hAnsi="Arial" w:cs="Arial"/>
-          <w:color w:val="000000"/>
-          <w:sz w:val="16"/>
-          <w:szCs w:val="16"/>
-        </w:rPr>
-        <w:t xml:space="preserve">” or “</w:t>
-      </w:r>
-      <w:r>
-        <w:rPr>
-          <w:rFonts w:ascii="Arial" w:eastAsia="Arial" w:hAnsi="Arial" w:cs="Arial"/>
-          <w:b/>
-          <w:color w:val="000000"/>
-          <w:sz w:val="16"/>
-          <w:szCs w:val="16"/>
-        </w:rPr>
-        <w:t xml:space="preserve">EEA</w:t>
-      </w:r>
-      <w:r>
-        <w:rPr>
-          <w:rFonts w:ascii="Arial" w:eastAsia="Arial" w:hAnsi="Arial" w:cs="Arial"/>
-          <w:color w:val="000000"/>
-          <w:sz w:val="16"/>
-          <w:szCs w:val="16"/>
-        </w:rPr>
-        <w:t xml:space="preserve">” means the member states of the European Union, Norway, Iceland, and Liechtenstein.</w:t>
+        <w:t>“</w:t>
+      </w:r>
+      <w:r>
+        <w:rPr>
+          <w:rFonts w:ascii="Arial" w:eastAsia="Arial" w:hAnsi="Arial" w:cs="Arial"/>
+          <w:b/>
+          <w:color w:val="000000"/>
+          <w:sz w:val="16"/>
+          <w:szCs w:val="16"/>
+        </w:rPr>
+        <w:t>European Economic Area</w:t>
+      </w:r>
+      <w:r>
+        <w:rPr>
+          <w:rFonts w:ascii="Arial" w:eastAsia="Arial" w:hAnsi="Arial" w:cs="Arial"/>
+          <w:color w:val="000000"/>
+          <w:sz w:val="16"/>
+          <w:szCs w:val="16"/>
+        </w:rPr>
+        <w:t>” or “</w:t>
+      </w:r>
+      <w:r>
+        <w:rPr>
+          <w:rFonts w:ascii="Arial" w:eastAsia="Arial" w:hAnsi="Arial" w:cs="Arial"/>
+          <w:b/>
+          <w:color w:val="000000"/>
+          <w:sz w:val="16"/>
+          <w:szCs w:val="16"/>
+        </w:rPr>
+        <w:t>EEA</w:t>
+      </w:r>
+      <w:r>
+        <w:rPr>
+          <w:rFonts w:ascii="Arial" w:eastAsia="Arial" w:hAnsi="Arial" w:cs="Arial"/>
+          <w:color w:val="000000"/>
+          <w:sz w:val="16"/>
+          <w:szCs w:val="16"/>
+        </w:rPr>
+        <w:t>” means the member states of the European Union, Norway, Iceland, and Liechtenstein.</w:t>
       </w:r>
     </w:p>
     <w:p>
@@ -9700,26 +9713,26 @@
           <w:sz w:val="16"/>
           <w:szCs w:val="16"/>
         </w:rPr>
-        <w:t xml:space="preserve">“</w:t>
-      </w:r>
-      <w:r>
-        <w:rPr>
-          <w:rFonts w:ascii="Arial" w:eastAsia="Arial" w:hAnsi="Arial" w:cs="Arial"/>
-          <w:b/>
-          <w:color w:val="000000"/>
-          <w:sz w:val="16"/>
-          <w:szCs w:val="16"/>
-        </w:rPr>
-        <w:t xml:space="preserve">GDPR</w:t>
-      </w:r>
-      <w:r>
-        <w:rPr>
-          <w:rFonts w:ascii="Arial" w:eastAsia="Arial" w:hAnsi="Arial" w:cs="Arial"/>
-          <w:color w:val="000000"/>
-          <w:sz w:val="16"/>
-          <w:szCs w:val="16"/>
-        </w:rPr>
-        <w:t xml:space="preserve">” means European Union Regulation 2016/679 as implemented by local law in the relevant EEA member nation.</w:t>
+        <w:t>“</w:t>
+      </w:r>
+      <w:r>
+        <w:rPr>
+          <w:rFonts w:ascii="Arial" w:eastAsia="Arial" w:hAnsi="Arial" w:cs="Arial"/>
+          <w:b/>
+          <w:color w:val="000000"/>
+          <w:sz w:val="16"/>
+          <w:szCs w:val="16"/>
+        </w:rPr>
+        <w:t>GDPR</w:t>
+      </w:r>
+      <w:r>
+        <w:rPr>
+          <w:rFonts w:ascii="Arial" w:eastAsia="Arial" w:hAnsi="Arial" w:cs="Arial"/>
+          <w:color w:val="000000"/>
+          <w:sz w:val="16"/>
+          <w:szCs w:val="16"/>
+        </w:rPr>
+        <w:t>” means European Union Regulation 2016/679 as implemented by local law in the relevant EEA member nation.</w:t>
       </w:r>
     </w:p>
     <w:p>
@@ -9750,26 +9763,26 @@
           <w:sz w:val="16"/>
           <w:szCs w:val="16"/>
         </w:rPr>
-        <w:t xml:space="preserve">“</w:t>
-      </w:r>
-      <w:r>
-        <w:rPr>
-          <w:rFonts w:ascii="Arial" w:eastAsia="Arial" w:hAnsi="Arial" w:cs="Arial"/>
-          <w:b/>
-          <w:color w:val="000000"/>
-          <w:sz w:val="16"/>
-          <w:szCs w:val="16"/>
-        </w:rPr>
-        <w:t xml:space="preserve">Personal Data</w:t>
-      </w:r>
-      <w:r>
-        <w:rPr>
-          <w:rFonts w:ascii="Arial" w:eastAsia="Arial" w:hAnsi="Arial" w:cs="Arial"/>
-          <w:color w:val="000000"/>
-          <w:sz w:val="16"/>
-          <w:szCs w:val="16"/>
-        </w:rPr>
-        <w:t xml:space="preserve">” will have the meaning(s) given in the Applicable Data Protection Laws for personal information, personal data, or other similar term.</w:t>
+        <w:t>“</w:t>
+      </w:r>
+      <w:r>
+        <w:rPr>
+          <w:rFonts w:ascii="Arial" w:eastAsia="Arial" w:hAnsi="Arial" w:cs="Arial"/>
+          <w:b/>
+          <w:color w:val="000000"/>
+          <w:sz w:val="16"/>
+          <w:szCs w:val="16"/>
+        </w:rPr>
+        <w:t>Personal Data</w:t>
+      </w:r>
+      <w:r>
+        <w:rPr>
+          <w:rFonts w:ascii="Arial" w:eastAsia="Arial" w:hAnsi="Arial" w:cs="Arial"/>
+          <w:color w:val="000000"/>
+          <w:sz w:val="16"/>
+          <w:szCs w:val="16"/>
+        </w:rPr>
+        <w:t>” will have the meaning(s) given in the Applicable Data Protection Laws for personal information, personal data, or other similar term.</w:t>
       </w:r>
     </w:p>
     <w:p>
@@ -9800,45 +9813,45 @@
           <w:sz w:val="16"/>
           <w:szCs w:val="16"/>
         </w:rPr>
-        <w:t xml:space="preserve">“</w:t>
-      </w:r>
-      <w:r>
-        <w:rPr>
-          <w:rFonts w:ascii="Arial" w:eastAsia="Arial" w:hAnsi="Arial" w:cs="Arial"/>
-          <w:b/>
-          <w:color w:val="000000"/>
-          <w:sz w:val="16"/>
-          <w:szCs w:val="16"/>
-        </w:rPr>
-        <w:t xml:space="preserve">Processing</w:t>
-      </w:r>
-      <w:r>
-        <w:rPr>
-          <w:rFonts w:ascii="Arial" w:eastAsia="Arial" w:hAnsi="Arial" w:cs="Arial"/>
-          <w:color w:val="000000"/>
-          <w:sz w:val="16"/>
-          <w:szCs w:val="16"/>
-        </w:rPr>
-        <w:t xml:space="preserve">” or “</w:t>
-      </w:r>
-      <w:r>
-        <w:rPr>
-          <w:rFonts w:ascii="Arial" w:eastAsia="Arial" w:hAnsi="Arial" w:cs="Arial"/>
-          <w:b/>
-          <w:color w:val="000000"/>
-          <w:sz w:val="16"/>
-          <w:szCs w:val="16"/>
-        </w:rPr>
-        <w:t xml:space="preserve">Process</w:t>
-      </w:r>
-      <w:r>
-        <w:rPr>
-          <w:rFonts w:ascii="Arial" w:eastAsia="Arial" w:hAnsi="Arial" w:cs="Arial"/>
-          <w:color w:val="000000"/>
-          <w:sz w:val="16"/>
-          <w:szCs w:val="16"/>
-        </w:rPr>
-        <w:t xml:space="preserve">” will have the meaning(s) given in the Applicable Data Protection Laws for any use of, or performance of a computer operation on, Personal Data, including by automatic methods.</w:t>
+        <w:t>“</w:t>
+      </w:r>
+      <w:r>
+        <w:rPr>
+          <w:rFonts w:ascii="Arial" w:eastAsia="Arial" w:hAnsi="Arial" w:cs="Arial"/>
+          <w:b/>
+          <w:color w:val="000000"/>
+          <w:sz w:val="16"/>
+          <w:szCs w:val="16"/>
+        </w:rPr>
+        <w:t>Processing</w:t>
+      </w:r>
+      <w:r>
+        <w:rPr>
+          <w:rFonts w:ascii="Arial" w:eastAsia="Arial" w:hAnsi="Arial" w:cs="Arial"/>
+          <w:color w:val="000000"/>
+          <w:sz w:val="16"/>
+          <w:szCs w:val="16"/>
+        </w:rPr>
+        <w:t>” or “</w:t>
+      </w:r>
+      <w:r>
+        <w:rPr>
+          <w:rFonts w:ascii="Arial" w:eastAsia="Arial" w:hAnsi="Arial" w:cs="Arial"/>
+          <w:b/>
+          <w:color w:val="000000"/>
+          <w:sz w:val="16"/>
+          <w:szCs w:val="16"/>
+        </w:rPr>
+        <w:t>Process</w:t>
+      </w:r>
+      <w:r>
+        <w:rPr>
+          <w:rFonts w:ascii="Arial" w:eastAsia="Arial" w:hAnsi="Arial" w:cs="Arial"/>
+          <w:color w:val="000000"/>
+          <w:sz w:val="16"/>
+          <w:szCs w:val="16"/>
+        </w:rPr>
+        <w:t>” will have the meaning(s) given in the Applicable Data Protection Laws for any use of, or performance of a computer operation on, Personal Data, including by automatic methods.</w:t>
       </w:r>
     </w:p>
     <w:p>
@@ -9869,26 +9882,26 @@
           <w:sz w:val="16"/>
           <w:szCs w:val="16"/>
         </w:rPr>
-        <w:t xml:space="preserve">“</w:t>
-      </w:r>
-      <w:r>
-        <w:rPr>
-          <w:rFonts w:ascii="Arial" w:eastAsia="Arial" w:hAnsi="Arial" w:cs="Arial"/>
-          <w:b/>
-          <w:color w:val="000000"/>
-          <w:sz w:val="16"/>
-          <w:szCs w:val="16"/>
-        </w:rPr>
-        <w:t xml:space="preserve">Processor</w:t>
-      </w:r>
-      <w:r>
-        <w:rPr>
-          <w:rFonts w:ascii="Arial" w:eastAsia="Arial" w:hAnsi="Arial" w:cs="Arial"/>
-          <w:color w:val="000000"/>
-          <w:sz w:val="16"/>
-          <w:szCs w:val="16"/>
-        </w:rPr>
-        <w:t xml:space="preserve">” will have the meaning(s) given in the Applicable Data Protection Laws for the company that Processes Personal Data on behalf of the Controller.</w:t>
+        <w:t>“</w:t>
+      </w:r>
+      <w:r>
+        <w:rPr>
+          <w:rFonts w:ascii="Arial" w:eastAsia="Arial" w:hAnsi="Arial" w:cs="Arial"/>
+          <w:b/>
+          <w:color w:val="000000"/>
+          <w:sz w:val="16"/>
+          <w:szCs w:val="16"/>
+        </w:rPr>
+        <w:t>Processor</w:t>
+      </w:r>
+      <w:r>
+        <w:rPr>
+          <w:rFonts w:ascii="Arial" w:eastAsia="Arial" w:hAnsi="Arial" w:cs="Arial"/>
+          <w:color w:val="000000"/>
+          <w:sz w:val="16"/>
+          <w:szCs w:val="16"/>
+        </w:rPr>
+        <w:t>” will have the meaning(s) given in the Applicable Data Protection Laws for the company that Processes Personal Data on behalf of the Controller.</w:t>
       </w:r>
     </w:p>
     <w:p>
@@ -9921,17 +9934,17 @@
           <w:sz w:val="16"/>
           <w:szCs w:val="16"/>
         </w:rPr>
-        <w:t xml:space="preserve">“</w:t>
-      </w:r>
-      <w:r>
-        <w:rPr>
-          <w:rFonts w:ascii="Arial" w:eastAsia="Arial" w:hAnsi="Arial" w:cs="Arial"/>
-          <w:b/>
-          <w:color w:val="000000"/>
-          <w:sz w:val="16"/>
-          <w:szCs w:val="16"/>
-        </w:rPr>
-        <w:t xml:space="preserve">Report</w:t>
+        <w:t>“</w:t>
+      </w:r>
+      <w:r>
+        <w:rPr>
+          <w:rFonts w:ascii="Arial" w:eastAsia="Arial" w:hAnsi="Arial" w:cs="Arial"/>
+          <w:b/>
+          <w:color w:val="000000"/>
+          <w:sz w:val="16"/>
+          <w:szCs w:val="16"/>
+        </w:rPr>
+        <w:t>Report</w:t>
       </w:r>
       <w:r>
         <w:rPr>
@@ -9950,7 +9963,7 @@
           <w:sz w:val="16"/>
           <w:szCs w:val="16"/>
         </w:rPr>
-        <w:t xml:space="preserve">Provider</w:t>
+        <w:t>Provider</w:t>
       </w:r>
       <w:r>
         <w:rPr>
@@ -9990,17 +10003,17 @@
           <w:sz w:val="16"/>
           <w:szCs w:val="16"/>
         </w:rPr>
-        <w:t xml:space="preserve">“</w:t>
-      </w:r>
-      <w:r>
-        <w:rPr>
-          <w:rFonts w:ascii="Arial" w:eastAsia="Arial" w:hAnsi="Arial" w:cs="Arial"/>
-          <w:b/>
-          <w:color w:val="000000"/>
-          <w:sz w:val="16"/>
-          <w:szCs w:val="16"/>
-        </w:rPr>
-        <w:t xml:space="preserve">Restricted Transfer</w:t>
+        <w:t>“</w:t>
+      </w:r>
+      <w:r>
+        <w:rPr>
+          <w:rFonts w:ascii="Arial" w:eastAsia="Arial" w:hAnsi="Arial" w:cs="Arial"/>
+          <w:b/>
+          <w:color w:val="000000"/>
+          <w:sz w:val="16"/>
+          <w:szCs w:val="16"/>
+        </w:rPr>
+        <w:t>Restricted Transfer</w:t>
       </w:r>
       <w:r>
         <w:rPr>
@@ -10019,7 +10032,7 @@
           <w:szCs w:val="16"/>
         </w:rPr>
         <w:lastRenderedPageBreak/>
-        <w:t xml:space="preserve">data from the United Kingdom to any other country which is not subject to adequacy regulations adopted pursuant to Section 17A of the United Kingdom Data Protection Act 2018.</w:t>
+        <w:t>data from the United Kingdom to any other country which is not subject to adequacy regulations adopted pursuant to Section 17A of the United Kingdom Data Protection Act 2018.</w:t>
       </w:r>
     </w:p>
     <w:p>
@@ -10052,17 +10065,17 @@
           <w:sz w:val="16"/>
           <w:szCs w:val="16"/>
         </w:rPr>
-        <w:t xml:space="preserve">“</w:t>
-      </w:r>
-      <w:r>
-        <w:rPr>
-          <w:rFonts w:ascii="Arial" w:eastAsia="Arial" w:hAnsi="Arial" w:cs="Arial"/>
-          <w:b/>
-          <w:color w:val="000000"/>
-          <w:sz w:val="16"/>
-          <w:szCs w:val="16"/>
-        </w:rPr>
-        <w:t xml:space="preserve">Security Incident</w:t>
+        <w:t>“</w:t>
+      </w:r>
+      <w:r>
+        <w:rPr>
+          <w:rFonts w:ascii="Arial" w:eastAsia="Arial" w:hAnsi="Arial" w:cs="Arial"/>
+          <w:b/>
+          <w:color w:val="000000"/>
+          <w:sz w:val="16"/>
+          <w:szCs w:val="16"/>
+        </w:rPr>
+        <w:t>Security Incident</w:t>
       </w:r>
       <w:r>
         <w:rPr>
@@ -10102,17 +10115,17 @@
           <w:sz w:val="16"/>
           <w:szCs w:val="16"/>
         </w:rPr>
-        <w:t xml:space="preserve">“</w:t>
-      </w:r>
-      <w:r>
-        <w:rPr>
-          <w:rFonts w:ascii="Arial" w:eastAsia="Arial" w:hAnsi="Arial" w:cs="Arial"/>
-          <w:b/>
-          <w:color w:val="000000"/>
-          <w:sz w:val="16"/>
-          <w:szCs w:val="16"/>
-        </w:rPr>
-        <w:t xml:space="preserve">Service</w:t>
+        <w:t>“</w:t>
+      </w:r>
+      <w:r>
+        <w:rPr>
+          <w:rFonts w:ascii="Arial" w:eastAsia="Arial" w:hAnsi="Arial" w:cs="Arial"/>
+          <w:b/>
+          <w:color w:val="000000"/>
+          <w:sz w:val="16"/>
+          <w:szCs w:val="16"/>
+        </w:rPr>
+        <w:t>Service</w:t>
       </w:r>
       <w:r>
         <w:rPr>
@@ -10131,16 +10144,16 @@
           <w:sz w:val="16"/>
           <w:szCs w:val="16"/>
         </w:rPr>
-        <w:t xml:space="preserve">Agreement</w:t>
-      </w:r>
-      <w:r>
-        <w:rPr>
-          <w:rFonts w:ascii="Arial" w:eastAsia="Arial" w:hAnsi="Arial" w:cs="Arial"/>
-          <w:color w:val="000000"/>
-          <w:sz w:val="16"/>
-          <w:szCs w:val="16"/>
-        </w:rPr>
-        <w:t xml:space="preserve">.</w:t>
+        <w:t>Agreement</w:t>
+      </w:r>
+      <w:r>
+        <w:rPr>
+          <w:rFonts w:ascii="Arial" w:eastAsia="Arial" w:hAnsi="Arial" w:cs="Arial"/>
+          <w:color w:val="000000"/>
+          <w:sz w:val="16"/>
+          <w:szCs w:val="16"/>
+        </w:rPr>
+        <w:t>.</w:t>
       </w:r>
     </w:p>
     <w:p>
@@ -10171,17 +10184,17 @@
           <w:sz w:val="16"/>
           <w:szCs w:val="16"/>
         </w:rPr>
-        <w:t xml:space="preserve">"</w:t>
-      </w:r>
-      <w:r>
-        <w:rPr>
-          <w:rFonts w:ascii="Arial" w:eastAsia="Arial" w:hAnsi="Arial" w:cs="Arial"/>
-          <w:b/>
-          <w:color w:val="000000"/>
-          <w:sz w:val="16"/>
-          <w:szCs w:val="16"/>
-        </w:rPr>
-        <w:t xml:space="preserve">Special Category Data</w:t>
+        <w:t>"</w:t>
+      </w:r>
+      <w:r>
+        <w:rPr>
+          <w:rFonts w:ascii="Arial" w:eastAsia="Arial" w:hAnsi="Arial" w:cs="Arial"/>
+          <w:b/>
+          <w:color w:val="000000"/>
+          <w:sz w:val="16"/>
+          <w:szCs w:val="16"/>
+        </w:rPr>
+        <w:t>Special Category Data</w:t>
       </w:r>
       <w:r>
         <w:rPr>
@@ -10221,26 +10234,26 @@
           <w:sz w:val="16"/>
           <w:szCs w:val="16"/>
         </w:rPr>
-        <w:t xml:space="preserve">“</w:t>
-      </w:r>
-      <w:r>
-        <w:rPr>
-          <w:rFonts w:ascii="Arial" w:eastAsia="Arial" w:hAnsi="Arial" w:cs="Arial"/>
-          <w:b/>
-          <w:color w:val="000000"/>
-          <w:sz w:val="16"/>
-          <w:szCs w:val="16"/>
-        </w:rPr>
-        <w:t xml:space="preserve">Subprocessor</w:t>
-      </w:r>
-      <w:r>
-        <w:rPr>
-          <w:rFonts w:ascii="Arial" w:eastAsia="Arial" w:hAnsi="Arial" w:cs="Arial"/>
-          <w:color w:val="000000"/>
-          <w:sz w:val="16"/>
-          <w:szCs w:val="16"/>
-        </w:rPr>
-        <w:t xml:space="preserve">” will have the meaning(s) given in the Applicable Data Protection Laws for a company that, with the approval and acceptance of Controller, assists the Processor in Processing Personal Data on behalf of the Controller.</w:t>
+        <w:t>“</w:t>
+      </w:r>
+      <w:r>
+        <w:rPr>
+          <w:rFonts w:ascii="Arial" w:eastAsia="Arial" w:hAnsi="Arial" w:cs="Arial"/>
+          <w:b/>
+          <w:color w:val="000000"/>
+          <w:sz w:val="16"/>
+          <w:szCs w:val="16"/>
+        </w:rPr>
+        <w:t>Subprocessor</w:t>
+      </w:r>
+      <w:r>
+        <w:rPr>
+          <w:rFonts w:ascii="Arial" w:eastAsia="Arial" w:hAnsi="Arial" w:cs="Arial"/>
+          <w:color w:val="000000"/>
+          <w:sz w:val="16"/>
+          <w:szCs w:val="16"/>
+        </w:rPr>
+        <w:t>” will have the meaning(s) given in the Applicable Data Protection Laws for a company that, with the approval and acceptance of Controller, assists the Processor in Processing Personal Data on behalf of the Controller.</w:t>
       </w:r>
     </w:p>
     <w:p>
@@ -10271,26 +10284,26 @@
           <w:sz w:val="16"/>
           <w:szCs w:val="16"/>
         </w:rPr>
-        <w:t xml:space="preserve">“</w:t>
-      </w:r>
-      <w:r>
-        <w:rPr>
-          <w:rFonts w:ascii="Arial" w:eastAsia="Arial" w:hAnsi="Arial" w:cs="Arial"/>
-          <w:b/>
-          <w:color w:val="000000"/>
-          <w:sz w:val="16"/>
-          <w:szCs w:val="16"/>
-        </w:rPr>
-        <w:t xml:space="preserve">UK GDPR</w:t>
-      </w:r>
-      <w:r>
-        <w:rPr>
-          <w:rFonts w:ascii="Arial" w:eastAsia="Arial" w:hAnsi="Arial" w:cs="Arial"/>
-          <w:color w:val="000000"/>
-          <w:sz w:val="16"/>
-          <w:szCs w:val="16"/>
-        </w:rPr>
-        <w:t xml:space="preserve">” means European Union Regulation 2016/679 as implemented by section 3 of the United Kingdom’s European Union (Withdrawal) Act of 2018 in the United Kingdom.</w:t>
+        <w:t>“</w:t>
+      </w:r>
+      <w:r>
+        <w:rPr>
+          <w:rFonts w:ascii="Arial" w:eastAsia="Arial" w:hAnsi="Arial" w:cs="Arial"/>
+          <w:b/>
+          <w:color w:val="000000"/>
+          <w:sz w:val="16"/>
+          <w:szCs w:val="16"/>
+        </w:rPr>
+        <w:t>UK GDPR</w:t>
+      </w:r>
+      <w:r>
+        <w:rPr>
+          <w:rFonts w:ascii="Arial" w:eastAsia="Arial" w:hAnsi="Arial" w:cs="Arial"/>
+          <w:color w:val="000000"/>
+          <w:sz w:val="16"/>
+          <w:szCs w:val="16"/>
+        </w:rPr>
+        <w:t>” means European Union Regulation 2016/679 as implemented by section 3 of the United Kingdom’s European Union (Withdrawal) Act of 2018 in the United Kingdom.</w:t>
       </w:r>
     </w:p>
     <w:p>
@@ -10321,26 +10334,46 @@
           <w:sz w:val="16"/>
           <w:szCs w:val="16"/>
         </w:rPr>
-        <w:t xml:space="preserve">“</w:t>
-      </w:r>
-      <w:r>
-        <w:rPr>
-          <w:rFonts w:ascii="Arial" w:eastAsia="Arial" w:hAnsi="Arial" w:cs="Arial"/>
-          <w:b/>
-          <w:color w:val="000000"/>
-          <w:sz w:val="16"/>
-          <w:szCs w:val="16"/>
-        </w:rPr>
-        <w:t xml:space="preserve">UK Addendum</w:t>
-      </w:r>
-      <w:r>
-        <w:rPr>
-          <w:rFonts w:ascii="Arial" w:eastAsia="Arial" w:hAnsi="Arial" w:cs="Arial"/>
-          <w:color w:val="000000"/>
-          <w:sz w:val="16"/>
-          <w:szCs w:val="16"/>
-        </w:rPr>
-        <w:t xml:space="preserve">” means the international data transfer addendum to the EEA SCCs issued by the Information Commissioner for Parties making Restricted Transfers under S119A(1) Data Protection Act 2018.</w:t>
+        <w:t>“</w:t>
+      </w:r>
+      <w:r>
+        <w:rPr>
+          <w:rFonts w:ascii="Arial" w:eastAsia="Arial" w:hAnsi="Arial" w:cs="Arial"/>
+          <w:b/>
+          <w:color w:val="000000"/>
+          <w:sz w:val="16"/>
+          <w:szCs w:val="16"/>
+        </w:rPr>
+        <w:t>UK Addendum</w:t>
+      </w:r>
+      <w:r>
+        <w:rPr>
+          <w:rFonts w:ascii="Arial" w:eastAsia="Arial" w:hAnsi="Arial" w:cs="Arial"/>
+          <w:color w:val="000000"/>
+          <w:sz w:val="16"/>
+          <w:szCs w:val="16"/>
+        </w:rPr>
+        <w:t>” means the international data transfer addendum to the EEA SCCs issued by the Information Commissioner for Parties making Restricted Transfers under S119</w:t>
+      </w:r>
+      <w:proofErr w:type="gramStart"/>
+      <w:r>
+        <w:rPr>
+          <w:rFonts w:ascii="Arial" w:eastAsia="Arial" w:hAnsi="Arial" w:cs="Arial"/>
+          <w:color w:val="000000"/>
+          <w:sz w:val="16"/>
+          <w:szCs w:val="16"/>
+        </w:rPr>
+        <w:t>A(</w:t>
+      </w:r>
+      <w:proofErr w:type="gramEnd"/>
+      <w:r>
+        <w:rPr>
+          <w:rFonts w:ascii="Arial" w:eastAsia="Arial" w:hAnsi="Arial" w:cs="Arial"/>
+          <w:color w:val="000000"/>
+          <w:sz w:val="16"/>
+          <w:szCs w:val="16"/>
+        </w:rPr>
+        <w:t>1) Data Protection Act 2018.</w:t>
       </w:r>
     </w:p>
     <w:p>
@@ -10435,7 +10468,7 @@
         <w:sz w:val="13"/>
         <w:szCs w:val="13"/>
       </w:rPr>
-      <w:t xml:space="preserve">Common Paper Data Processing Agreement (</w:t>
+      <w:t>Common Paper Data Processing Agreement (</w:t>
     </w:r>
     <w:hyperlink r:id="rId1">
       <w:r>
@@ -10446,7 +10479,7 @@
           <w:szCs w:val="13"/>
           <w:u w:val="single"/>
         </w:rPr>
-        <w:t xml:space="preserve">Version 1.1</w:t>
+        <w:t>Version 1.1</w:t>
       </w:r>
     </w:hyperlink>
     <w:r>
@@ -10467,7 +10500,7 @@
           <w:szCs w:val="13"/>
           <w:u w:val="single"/>
         </w:rPr>
-        <w:t xml:space="preserve">CC BY 4.0</w:t>
+        <w:t>CC BY 4.0</w:t>
       </w:r>
     </w:hyperlink>
     <w:r>
@@ -10477,7 +10510,7 @@
         <w:sz w:val="13"/>
         <w:szCs w:val="13"/>
       </w:rPr>
-      <w:t xml:space="preserve">.</w:t>
+      <w:t>.</w:t>
     </w:r>
   </w:p>
 </w:ftr>
@@ -10633,7 +10666,7 @@
         <w:sz w:val="18"/>
         <w:szCs w:val="18"/>
       </w:rPr>
-      <w:t xml:space="preserve">COVER PAGE</w:t>
+      <w:t>COVER PAGE</w:t>
     </w:r>
   </w:p>
 </w:hdr>
@@ -10747,7 +10780,7 @@
         <w:sz w:val="18"/>
         <w:szCs w:val="18"/>
       </w:rPr>
-      <w:t xml:space="preserve">STANDARD TERMS</w:t>
+      <w:t>STANDARD TERMS</w:t>
     </w:r>
   </w:p>
 </w:hdr>
@@ -11932,14 +11965,16 @@
       <w:tblStyleColBandSize w:val="1"/>
     </w:tblPr>
   </w:style>
-  <w:style w:type="table" w:customStyle="1" w:styleId="a">
+  <w:style w:type="table" w:customStyle="1" w:styleId="12">
+    <w:name w:val="12"/>
     <w:basedOn w:val="TableNormal"/>
     <w:tblPr>
       <w:tblStyleRowBandSize w:val="1"/>
       <w:tblStyleColBandSize w:val="1"/>
     </w:tblPr>
   </w:style>
-  <w:style w:type="table" w:customStyle="1" w:styleId="a0">
+  <w:style w:type="table" w:customStyle="1" w:styleId="11">
+    <w:name w:val="11"/>
     <w:basedOn w:val="TableNormal"/>
     <w:tblPr>
       <w:tblStyleRowBandSize w:val="1"/>
@@ -12011,14 +12046,16 @@
       <w:szCs w:val="20"/>
     </w:rPr>
   </w:style>
-  <w:style w:type="table" w:customStyle="1" w:styleId="a1">
+  <w:style w:type="table" w:customStyle="1" w:styleId="10">
+    <w:name w:val="10"/>
     <w:basedOn w:val="TableNormal"/>
     <w:tblPr>
       <w:tblStyleRowBandSize w:val="1"/>
       <w:tblStyleColBandSize w:val="1"/>
     </w:tblPr>
   </w:style>
-  <w:style w:type="table" w:customStyle="1" w:styleId="a2">
+  <w:style w:type="table" w:customStyle="1" w:styleId="9">
+    <w:name w:val="9"/>
     <w:basedOn w:val="TableNormal"/>
     <w:tblPr>
       <w:tblStyleRowBandSize w:val="1"/>
@@ -12109,14 +12146,16 @@
     <w:uiPriority w:val="99"/>
     <w:rsid w:val="00FF757B"/>
   </w:style>
-  <w:style w:type="table" w:customStyle="1" w:styleId="a3">
+  <w:style w:type="table" w:customStyle="1" w:styleId="8">
+    <w:name w:val="8"/>
     <w:basedOn w:val="TableNormal"/>
     <w:tblPr>
       <w:tblStyleRowBandSize w:val="1"/>
       <w:tblStyleColBandSize w:val="1"/>
     </w:tblPr>
   </w:style>
-  <w:style w:type="table" w:customStyle="1" w:styleId="a4">
+  <w:style w:type="table" w:customStyle="1" w:styleId="7">
+    <w:name w:val="7"/>
     <w:basedOn w:val="TableNormal"/>
     <w:tblPr>
       <w:tblStyleRowBandSize w:val="1"/>
@@ -12127,14 +12166,16 @@
       </w:tblCellMar>
     </w:tblPr>
   </w:style>
-  <w:style w:type="table" w:customStyle="1" w:styleId="a5">
+  <w:style w:type="table" w:customStyle="1" w:styleId="6">
+    <w:name w:val="6"/>
     <w:basedOn w:val="TableNormal"/>
     <w:tblPr>
       <w:tblStyleRowBandSize w:val="1"/>
       <w:tblStyleColBandSize w:val="1"/>
     </w:tblPr>
   </w:style>
-  <w:style w:type="table" w:customStyle="1" w:styleId="a6">
+  <w:style w:type="table" w:customStyle="1" w:styleId="5">
+    <w:name w:val="5"/>
     <w:basedOn w:val="TableNormal"/>
     <w:tblPr>
       <w:tblStyleRowBandSize w:val="1"/>
